--- a/04/ВСЕ Задачи №4[кес 2.11].docx
+++ b/04/ВСЕ Задачи №4[кес 2.11].docx
@@ -30,7 +30,7 @@
         </w:rPr>
         <w:fldChar w:fldCharType="separate"/>
       </w:r>
-      <w:hyperlink w:anchor="_Toc214269624" w:history="1">
+      <w:hyperlink w:anchor="_Toc214365353" w:history="1">
         <w:r>
           <w:rPr>
             <w:rStyle w:val="a3"/>
@@ -79,7 +79,7 @@
             <w:noProof/>
             <w:webHidden/>
           </w:rPr>
-          <w:instrText xml:space="preserve"> PAGEREF _Toc214269624 \h </w:instrText>
+          <w:instrText xml:space="preserve"> PAGEREF _Toc214365353 \h </w:instrText>
         </w:r>
         <w:r>
           <w:rPr>
@@ -120,7 +120,7 @@
           <w:lang w:eastAsia="ru-RU"/>
         </w:rPr>
       </w:pPr>
-      <w:hyperlink w:anchor="_Toc214269625" w:history="1">
+      <w:hyperlink w:anchor="_Toc214365354" w:history="1">
         <w:r>
           <w:rPr>
             <w:rStyle w:val="a3"/>
@@ -169,7 +169,7 @@
             <w:noProof/>
             <w:webHidden/>
           </w:rPr>
-          <w:instrText xml:space="preserve"> PAGEREF _Toc214269625 \h </w:instrText>
+          <w:instrText xml:space="preserve"> PAGEREF _Toc214365354 \h </w:instrText>
         </w:r>
         <w:r>
           <w:rPr>
@@ -210,7 +210,7 @@
           <w:lang w:eastAsia="ru-RU"/>
         </w:rPr>
       </w:pPr>
-      <w:hyperlink w:anchor="_Toc214269626" w:history="1">
+      <w:hyperlink w:anchor="_Toc214365355" w:history="1">
         <w:r>
           <w:rPr>
             <w:rStyle w:val="a3"/>
@@ -259,7 +259,7 @@
             <w:noProof/>
             <w:webHidden/>
           </w:rPr>
-          <w:instrText xml:space="preserve"> PAGEREF _Toc214269626 \h </w:instrText>
+          <w:instrText xml:space="preserve"> PAGEREF _Toc214365355 \h </w:instrText>
         </w:r>
         <w:r>
           <w:rPr>
@@ -300,7 +300,7 @@
           <w:lang w:eastAsia="ru-RU"/>
         </w:rPr>
       </w:pPr>
-      <w:hyperlink w:anchor="_Toc214269627" w:history="1">
+      <w:hyperlink w:anchor="_Toc214365356" w:history="1">
         <w:r>
           <w:rPr>
             <w:rStyle w:val="a3"/>
@@ -349,7 +349,7 @@
             <w:noProof/>
             <w:webHidden/>
           </w:rPr>
-          <w:instrText xml:space="preserve"> PAGEREF _Toc214269627 \h </w:instrText>
+          <w:instrText xml:space="preserve"> PAGEREF _Toc214365356 \h </w:instrText>
         </w:r>
         <w:r>
           <w:rPr>
@@ -390,7 +390,7 @@
           <w:lang w:eastAsia="ru-RU"/>
         </w:rPr>
       </w:pPr>
-      <w:hyperlink w:anchor="_Toc214269628" w:history="1">
+      <w:hyperlink w:anchor="_Toc214365357" w:history="1">
         <w:r>
           <w:rPr>
             <w:rStyle w:val="a3"/>
@@ -439,7 +439,7 @@
             <w:noProof/>
             <w:webHidden/>
           </w:rPr>
-          <w:instrText xml:space="preserve"> PAGEREF _Toc214269628 \h </w:instrText>
+          <w:instrText xml:space="preserve"> PAGEREF _Toc214365357 \h </w:instrText>
         </w:r>
         <w:r>
           <w:rPr>
@@ -480,7 +480,7 @@
           <w:lang w:eastAsia="ru-RU"/>
         </w:rPr>
       </w:pPr>
-      <w:hyperlink w:anchor="_Toc214269629" w:history="1">
+      <w:hyperlink w:anchor="_Toc214365358" w:history="1">
         <w:r>
           <w:rPr>
             <w:rStyle w:val="a3"/>
@@ -529,7 +529,7 @@
             <w:noProof/>
             <w:webHidden/>
           </w:rPr>
-          <w:instrText xml:space="preserve"> PAGEREF _Toc214269629 \h </w:instrText>
+          <w:instrText xml:space="preserve"> PAGEREF _Toc214365358 \h </w:instrText>
         </w:r>
         <w:r>
           <w:rPr>
@@ -570,7 +570,7 @@
           <w:lang w:eastAsia="ru-RU"/>
         </w:rPr>
       </w:pPr>
-      <w:hyperlink w:anchor="_Toc214269630" w:history="1">
+      <w:hyperlink w:anchor="_Toc214365359" w:history="1">
         <w:r>
           <w:rPr>
             <w:rStyle w:val="a3"/>
@@ -619,7 +619,7 @@
             <w:noProof/>
             <w:webHidden/>
           </w:rPr>
-          <w:instrText xml:space="preserve"> PAGEREF _Toc214269630 \h </w:instrText>
+          <w:instrText xml:space="preserve"> PAGEREF _Toc214365359 \h </w:instrText>
         </w:r>
         <w:r>
           <w:rPr>
@@ -660,7 +660,7 @@
           <w:lang w:eastAsia="ru-RU"/>
         </w:rPr>
       </w:pPr>
-      <w:hyperlink w:anchor="_Toc214269631" w:history="1">
+      <w:hyperlink w:anchor="_Toc214365360" w:history="1">
         <w:r>
           <w:rPr>
             <w:rStyle w:val="a3"/>
@@ -709,7 +709,7 @@
             <w:noProof/>
             <w:webHidden/>
           </w:rPr>
-          <w:instrText xml:space="preserve"> PAGEREF _Toc214269631 \h </w:instrText>
+          <w:instrText xml:space="preserve"> PAGEREF _Toc214365360 \h </w:instrText>
         </w:r>
         <w:r>
           <w:rPr>
@@ -750,7 +750,7 @@
           <w:lang w:eastAsia="ru-RU"/>
         </w:rPr>
       </w:pPr>
-      <w:hyperlink w:anchor="_Toc214269632" w:history="1">
+      <w:hyperlink w:anchor="_Toc214365361" w:history="1">
         <w:r>
           <w:rPr>
             <w:rStyle w:val="a3"/>
@@ -799,7 +799,7 @@
             <w:noProof/>
             <w:webHidden/>
           </w:rPr>
-          <w:instrText xml:space="preserve"> PAGEREF _Toc214269632 \h </w:instrText>
+          <w:instrText xml:space="preserve"> PAGEREF _Toc214365361 \h </w:instrText>
         </w:r>
         <w:r>
           <w:rPr>
@@ -840,7 +840,7 @@
           <w:lang w:eastAsia="ru-RU"/>
         </w:rPr>
       </w:pPr>
-      <w:hyperlink w:anchor="_Toc214269633" w:history="1">
+      <w:hyperlink w:anchor="_Toc214365362" w:history="1">
         <w:r>
           <w:rPr>
             <w:rStyle w:val="a3"/>
@@ -889,7 +889,7 @@
             <w:noProof/>
             <w:webHidden/>
           </w:rPr>
-          <w:instrText xml:space="preserve"> PAGEREF _Toc214269633 \h </w:instrText>
+          <w:instrText xml:space="preserve"> PAGEREF _Toc214365362 \h </w:instrText>
         </w:r>
         <w:r>
           <w:rPr>
@@ -930,7 +930,7 @@
           <w:lang w:eastAsia="ru-RU"/>
         </w:rPr>
       </w:pPr>
-      <w:hyperlink w:anchor="_Toc214269634" w:history="1">
+      <w:hyperlink w:anchor="_Toc214365363" w:history="1">
         <w:r>
           <w:rPr>
             <w:rStyle w:val="a3"/>
@@ -979,7 +979,7 @@
             <w:noProof/>
             <w:webHidden/>
           </w:rPr>
-          <w:instrText xml:space="preserve"> PAGEREF _Toc214269634 \h </w:instrText>
+          <w:instrText xml:space="preserve"> PAGEREF _Toc214365363 \h </w:instrText>
         </w:r>
         <w:r>
           <w:rPr>
@@ -1011,6 +1011,1455 @@
       </w:hyperlink>
     </w:p>
     <w:p>
+      <w:pPr>
+        <w:pStyle w:val="11"/>
+        <w:rPr>
+          <w:rFonts w:asciiTheme="minorHAnsi" w:eastAsiaTheme="minorEastAsia" w:hAnsiTheme="minorHAnsi"/>
+          <w:noProof/>
+          <w:sz w:val="22"/>
+          <w:lang w:eastAsia="ru-RU"/>
+        </w:rPr>
+      </w:pPr>
+      <w:hyperlink w:anchor="_Toc214365364" w:history="1">
+        <w:r>
+          <w:rPr>
+            <w:rStyle w:val="a3"/>
+            <w:noProof/>
+            <w14:scene3d>
+              <w14:camera w14:prst="orthographicFront"/>
+              <w14:lightRig w14:rig="threePt" w14:dir="t">
+                <w14:rot w14:lat="0" w14:lon="0" w14:rev="0"/>
+              </w14:lightRig>
+            </w14:scene3d>
+          </w:rPr>
+          <w:t>12.</w:t>
+        </w:r>
+        <w:r>
+          <w:rPr>
+            <w:rFonts w:asciiTheme="minorHAnsi" w:eastAsiaTheme="minorEastAsia" w:hAnsiTheme="minorHAnsi"/>
+            <w:noProof/>
+            <w:sz w:val="22"/>
+            <w:lang w:eastAsia="ru-RU"/>
+          </w:rPr>
+          <w:tab/>
+        </w:r>
+        <w:r>
+          <w:rPr>
+            <w:rStyle w:val="a3"/>
+            <w:noProof/>
+          </w:rPr>
+          <w:t>Номер: 340308</w:t>
+        </w:r>
+        <w:r>
+          <w:rPr>
+            <w:noProof/>
+            <w:webHidden/>
+          </w:rPr>
+          <w:tab/>
+        </w:r>
+        <w:r>
+          <w:rPr>
+            <w:noProof/>
+            <w:webHidden/>
+          </w:rPr>
+          <w:fldChar w:fldCharType="begin"/>
+        </w:r>
+        <w:r>
+          <w:rPr>
+            <w:noProof/>
+            <w:webHidden/>
+          </w:rPr>
+          <w:instrText xml:space="preserve"> PAGEREF _Toc214365364 \h </w:instrText>
+        </w:r>
+        <w:r>
+          <w:rPr>
+            <w:noProof/>
+            <w:webHidden/>
+          </w:rPr>
+        </w:r>
+        <w:r>
+          <w:rPr>
+            <w:noProof/>
+            <w:webHidden/>
+          </w:rPr>
+          <w:fldChar w:fldCharType="separate"/>
+        </w:r>
+        <w:r>
+          <w:rPr>
+            <w:noProof/>
+            <w:webHidden/>
+          </w:rPr>
+          <w:t>7</w:t>
+        </w:r>
+        <w:r>
+          <w:rPr>
+            <w:noProof/>
+            <w:webHidden/>
+          </w:rPr>
+          <w:fldChar w:fldCharType="end"/>
+        </w:r>
+      </w:hyperlink>
+    </w:p>
+    <w:p>
+      <w:pPr>
+        <w:pStyle w:val="11"/>
+        <w:rPr>
+          <w:rFonts w:asciiTheme="minorHAnsi" w:eastAsiaTheme="minorEastAsia" w:hAnsiTheme="minorHAnsi"/>
+          <w:noProof/>
+          <w:sz w:val="22"/>
+          <w:lang w:eastAsia="ru-RU"/>
+        </w:rPr>
+      </w:pPr>
+      <w:hyperlink w:anchor="_Toc214365365" w:history="1">
+        <w:r>
+          <w:rPr>
+            <w:rStyle w:val="a3"/>
+            <w:noProof/>
+            <w14:scene3d>
+              <w14:camera w14:prst="orthographicFront"/>
+              <w14:lightRig w14:rig="threePt" w14:dir="t">
+                <w14:rot w14:lat="0" w14:lon="0" w14:rev="0"/>
+              </w14:lightRig>
+            </w14:scene3d>
+          </w:rPr>
+          <w:t>13.</w:t>
+        </w:r>
+        <w:r>
+          <w:rPr>
+            <w:rFonts w:asciiTheme="minorHAnsi" w:eastAsiaTheme="minorEastAsia" w:hAnsiTheme="minorHAnsi"/>
+            <w:noProof/>
+            <w:sz w:val="22"/>
+            <w:lang w:eastAsia="ru-RU"/>
+          </w:rPr>
+          <w:tab/>
+        </w:r>
+        <w:r>
+          <w:rPr>
+            <w:rStyle w:val="a3"/>
+            <w:noProof/>
+          </w:rPr>
+          <w:t>Номер: 4EBE73</w:t>
+        </w:r>
+        <w:r>
+          <w:rPr>
+            <w:noProof/>
+            <w:webHidden/>
+          </w:rPr>
+          <w:tab/>
+        </w:r>
+        <w:r>
+          <w:rPr>
+            <w:noProof/>
+            <w:webHidden/>
+          </w:rPr>
+          <w:fldChar w:fldCharType="begin"/>
+        </w:r>
+        <w:r>
+          <w:rPr>
+            <w:noProof/>
+            <w:webHidden/>
+          </w:rPr>
+          <w:instrText xml:space="preserve"> PAGEREF _Toc214365365 \h </w:instrText>
+        </w:r>
+        <w:r>
+          <w:rPr>
+            <w:noProof/>
+            <w:webHidden/>
+          </w:rPr>
+        </w:r>
+        <w:r>
+          <w:rPr>
+            <w:noProof/>
+            <w:webHidden/>
+          </w:rPr>
+          <w:fldChar w:fldCharType="separate"/>
+        </w:r>
+        <w:r>
+          <w:rPr>
+            <w:noProof/>
+            <w:webHidden/>
+          </w:rPr>
+          <w:t>8</w:t>
+        </w:r>
+        <w:r>
+          <w:rPr>
+            <w:noProof/>
+            <w:webHidden/>
+          </w:rPr>
+          <w:fldChar w:fldCharType="end"/>
+        </w:r>
+      </w:hyperlink>
+    </w:p>
+    <w:p>
+      <w:pPr>
+        <w:pStyle w:val="11"/>
+        <w:rPr>
+          <w:rFonts w:asciiTheme="minorHAnsi" w:eastAsiaTheme="minorEastAsia" w:hAnsiTheme="minorHAnsi"/>
+          <w:noProof/>
+          <w:sz w:val="22"/>
+          <w:lang w:eastAsia="ru-RU"/>
+        </w:rPr>
+      </w:pPr>
+      <w:hyperlink w:anchor="_Toc214365366" w:history="1">
+        <w:r>
+          <w:rPr>
+            <w:rStyle w:val="a3"/>
+            <w:noProof/>
+            <w14:scene3d>
+              <w14:camera w14:prst="orthographicFront"/>
+              <w14:lightRig w14:rig="threePt" w14:dir="t">
+                <w14:rot w14:lat="0" w14:lon="0" w14:rev="0"/>
+              </w14:lightRig>
+            </w14:scene3d>
+          </w:rPr>
+          <w:t>14.</w:t>
+        </w:r>
+        <w:r>
+          <w:rPr>
+            <w:rFonts w:asciiTheme="minorHAnsi" w:eastAsiaTheme="minorEastAsia" w:hAnsiTheme="minorHAnsi"/>
+            <w:noProof/>
+            <w:sz w:val="22"/>
+            <w:lang w:eastAsia="ru-RU"/>
+          </w:rPr>
+          <w:tab/>
+        </w:r>
+        <w:r>
+          <w:rPr>
+            <w:rStyle w:val="a3"/>
+            <w:noProof/>
+          </w:rPr>
+          <w:t>Номер: F25E71</w:t>
+        </w:r>
+        <w:r>
+          <w:rPr>
+            <w:noProof/>
+            <w:webHidden/>
+          </w:rPr>
+          <w:tab/>
+        </w:r>
+        <w:r>
+          <w:rPr>
+            <w:noProof/>
+            <w:webHidden/>
+          </w:rPr>
+          <w:fldChar w:fldCharType="begin"/>
+        </w:r>
+        <w:r>
+          <w:rPr>
+            <w:noProof/>
+            <w:webHidden/>
+          </w:rPr>
+          <w:instrText xml:space="preserve"> PAGEREF _Toc214365366 \h </w:instrText>
+        </w:r>
+        <w:r>
+          <w:rPr>
+            <w:noProof/>
+            <w:webHidden/>
+          </w:rPr>
+        </w:r>
+        <w:r>
+          <w:rPr>
+            <w:noProof/>
+            <w:webHidden/>
+          </w:rPr>
+          <w:fldChar w:fldCharType="separate"/>
+        </w:r>
+        <w:r>
+          <w:rPr>
+            <w:noProof/>
+            <w:webHidden/>
+          </w:rPr>
+          <w:t>8</w:t>
+        </w:r>
+        <w:r>
+          <w:rPr>
+            <w:noProof/>
+            <w:webHidden/>
+          </w:rPr>
+          <w:fldChar w:fldCharType="end"/>
+        </w:r>
+      </w:hyperlink>
+    </w:p>
+    <w:p>
+      <w:pPr>
+        <w:pStyle w:val="11"/>
+        <w:rPr>
+          <w:rFonts w:asciiTheme="minorHAnsi" w:eastAsiaTheme="minorEastAsia" w:hAnsiTheme="minorHAnsi"/>
+          <w:noProof/>
+          <w:sz w:val="22"/>
+          <w:lang w:eastAsia="ru-RU"/>
+        </w:rPr>
+      </w:pPr>
+      <w:hyperlink w:anchor="_Toc214365367" w:history="1">
+        <w:r>
+          <w:rPr>
+            <w:rStyle w:val="a3"/>
+            <w:noProof/>
+            <w14:scene3d>
+              <w14:camera w14:prst="orthographicFront"/>
+              <w14:lightRig w14:rig="threePt" w14:dir="t">
+                <w14:rot w14:lat="0" w14:lon="0" w14:rev="0"/>
+              </w14:lightRig>
+            </w14:scene3d>
+          </w:rPr>
+          <w:t>15.</w:t>
+        </w:r>
+        <w:r>
+          <w:rPr>
+            <w:rFonts w:asciiTheme="minorHAnsi" w:eastAsiaTheme="minorEastAsia" w:hAnsiTheme="minorHAnsi"/>
+            <w:noProof/>
+            <w:sz w:val="22"/>
+            <w:lang w:eastAsia="ru-RU"/>
+          </w:rPr>
+          <w:tab/>
+        </w:r>
+        <w:r>
+          <w:rPr>
+            <w:rStyle w:val="a3"/>
+            <w:noProof/>
+          </w:rPr>
+          <w:t>Номер: </w:t>
+        </w:r>
+        <w:r>
+          <w:rPr>
+            <w:rStyle w:val="a3"/>
+            <w:b/>
+            <w:bCs/>
+            <w:noProof/>
+          </w:rPr>
+          <w:t>761075</w:t>
+        </w:r>
+        <w:r>
+          <w:rPr>
+            <w:noProof/>
+            <w:webHidden/>
+          </w:rPr>
+          <w:tab/>
+        </w:r>
+        <w:r>
+          <w:rPr>
+            <w:noProof/>
+            <w:webHidden/>
+          </w:rPr>
+          <w:fldChar w:fldCharType="begin"/>
+        </w:r>
+        <w:r>
+          <w:rPr>
+            <w:noProof/>
+            <w:webHidden/>
+          </w:rPr>
+          <w:instrText xml:space="preserve"> PAGEREF _Toc214365367 \h </w:instrText>
+        </w:r>
+        <w:r>
+          <w:rPr>
+            <w:noProof/>
+            <w:webHidden/>
+          </w:rPr>
+        </w:r>
+        <w:r>
+          <w:rPr>
+            <w:noProof/>
+            <w:webHidden/>
+          </w:rPr>
+          <w:fldChar w:fldCharType="separate"/>
+        </w:r>
+        <w:r>
+          <w:rPr>
+            <w:noProof/>
+            <w:webHidden/>
+          </w:rPr>
+          <w:t>9</w:t>
+        </w:r>
+        <w:r>
+          <w:rPr>
+            <w:noProof/>
+            <w:webHidden/>
+          </w:rPr>
+          <w:fldChar w:fldCharType="end"/>
+        </w:r>
+      </w:hyperlink>
+    </w:p>
+    <w:p>
+      <w:pPr>
+        <w:pStyle w:val="11"/>
+        <w:rPr>
+          <w:rFonts w:asciiTheme="minorHAnsi" w:eastAsiaTheme="minorEastAsia" w:hAnsiTheme="minorHAnsi"/>
+          <w:noProof/>
+          <w:sz w:val="22"/>
+          <w:lang w:eastAsia="ru-RU"/>
+        </w:rPr>
+      </w:pPr>
+      <w:hyperlink w:anchor="_Toc214365368" w:history="1">
+        <w:r>
+          <w:rPr>
+            <w:rStyle w:val="a3"/>
+            <w:noProof/>
+            <w14:scene3d>
+              <w14:camera w14:prst="orthographicFront"/>
+              <w14:lightRig w14:rig="threePt" w14:dir="t">
+                <w14:rot w14:lat="0" w14:lon="0" w14:rev="0"/>
+              </w14:lightRig>
+            </w14:scene3d>
+          </w:rPr>
+          <w:t>16.</w:t>
+        </w:r>
+        <w:r>
+          <w:rPr>
+            <w:rFonts w:asciiTheme="minorHAnsi" w:eastAsiaTheme="minorEastAsia" w:hAnsiTheme="minorHAnsi"/>
+            <w:noProof/>
+            <w:sz w:val="22"/>
+            <w:lang w:eastAsia="ru-RU"/>
+          </w:rPr>
+          <w:tab/>
+        </w:r>
+        <w:r>
+          <w:rPr>
+            <w:rStyle w:val="a3"/>
+            <w:noProof/>
+          </w:rPr>
+          <w:t>Номер: B4AE72</w:t>
+        </w:r>
+        <w:r>
+          <w:rPr>
+            <w:noProof/>
+            <w:webHidden/>
+          </w:rPr>
+          <w:tab/>
+        </w:r>
+        <w:r>
+          <w:rPr>
+            <w:noProof/>
+            <w:webHidden/>
+          </w:rPr>
+          <w:fldChar w:fldCharType="begin"/>
+        </w:r>
+        <w:r>
+          <w:rPr>
+            <w:noProof/>
+            <w:webHidden/>
+          </w:rPr>
+          <w:instrText xml:space="preserve"> PAGEREF _Toc214365368 \h </w:instrText>
+        </w:r>
+        <w:r>
+          <w:rPr>
+            <w:noProof/>
+            <w:webHidden/>
+          </w:rPr>
+        </w:r>
+        <w:r>
+          <w:rPr>
+            <w:noProof/>
+            <w:webHidden/>
+          </w:rPr>
+          <w:fldChar w:fldCharType="separate"/>
+        </w:r>
+        <w:r>
+          <w:rPr>
+            <w:noProof/>
+            <w:webHidden/>
+          </w:rPr>
+          <w:t>9</w:t>
+        </w:r>
+        <w:r>
+          <w:rPr>
+            <w:noProof/>
+            <w:webHidden/>
+          </w:rPr>
+          <w:fldChar w:fldCharType="end"/>
+        </w:r>
+      </w:hyperlink>
+    </w:p>
+    <w:p>
+      <w:pPr>
+        <w:pStyle w:val="11"/>
+        <w:rPr>
+          <w:rFonts w:asciiTheme="minorHAnsi" w:eastAsiaTheme="minorEastAsia" w:hAnsiTheme="minorHAnsi"/>
+          <w:noProof/>
+          <w:sz w:val="22"/>
+          <w:lang w:eastAsia="ru-RU"/>
+        </w:rPr>
+      </w:pPr>
+      <w:hyperlink w:anchor="_Toc214365369" w:history="1">
+        <w:r>
+          <w:rPr>
+            <w:rStyle w:val="a3"/>
+            <w:noProof/>
+            <w14:scene3d>
+              <w14:camera w14:prst="orthographicFront"/>
+              <w14:lightRig w14:rig="threePt" w14:dir="t">
+                <w14:rot w14:lat="0" w14:lon="0" w14:rev="0"/>
+              </w14:lightRig>
+            </w14:scene3d>
+          </w:rPr>
+          <w:t>17.</w:t>
+        </w:r>
+        <w:r>
+          <w:rPr>
+            <w:rFonts w:asciiTheme="minorHAnsi" w:eastAsiaTheme="minorEastAsia" w:hAnsiTheme="minorHAnsi"/>
+            <w:noProof/>
+            <w:sz w:val="22"/>
+            <w:lang w:eastAsia="ru-RU"/>
+          </w:rPr>
+          <w:tab/>
+        </w:r>
+        <w:r>
+          <w:rPr>
+            <w:rStyle w:val="a3"/>
+            <w:noProof/>
+          </w:rPr>
+          <w:t>Номер: 78F3B9</w:t>
+        </w:r>
+        <w:r>
+          <w:rPr>
+            <w:noProof/>
+            <w:webHidden/>
+          </w:rPr>
+          <w:tab/>
+        </w:r>
+        <w:r>
+          <w:rPr>
+            <w:noProof/>
+            <w:webHidden/>
+          </w:rPr>
+          <w:fldChar w:fldCharType="begin"/>
+        </w:r>
+        <w:r>
+          <w:rPr>
+            <w:noProof/>
+            <w:webHidden/>
+          </w:rPr>
+          <w:instrText xml:space="preserve"> PAGEREF _Toc214365369 \h </w:instrText>
+        </w:r>
+        <w:r>
+          <w:rPr>
+            <w:noProof/>
+            <w:webHidden/>
+          </w:rPr>
+        </w:r>
+        <w:r>
+          <w:rPr>
+            <w:noProof/>
+            <w:webHidden/>
+          </w:rPr>
+          <w:fldChar w:fldCharType="separate"/>
+        </w:r>
+        <w:r>
+          <w:rPr>
+            <w:noProof/>
+            <w:webHidden/>
+          </w:rPr>
+          <w:t>10</w:t>
+        </w:r>
+        <w:r>
+          <w:rPr>
+            <w:noProof/>
+            <w:webHidden/>
+          </w:rPr>
+          <w:fldChar w:fldCharType="end"/>
+        </w:r>
+      </w:hyperlink>
+    </w:p>
+    <w:p>
+      <w:pPr>
+        <w:pStyle w:val="11"/>
+        <w:rPr>
+          <w:rFonts w:asciiTheme="minorHAnsi" w:eastAsiaTheme="minorEastAsia" w:hAnsiTheme="minorHAnsi"/>
+          <w:noProof/>
+          <w:sz w:val="22"/>
+          <w:lang w:eastAsia="ru-RU"/>
+        </w:rPr>
+      </w:pPr>
+      <w:hyperlink w:anchor="_Toc214365370" w:history="1">
+        <w:r>
+          <w:rPr>
+            <w:rStyle w:val="a3"/>
+            <w:noProof/>
+            <w14:scene3d>
+              <w14:camera w14:prst="orthographicFront"/>
+              <w14:lightRig w14:rig="threePt" w14:dir="t">
+                <w14:rot w14:lat="0" w14:lon="0" w14:rev="0"/>
+              </w14:lightRig>
+            </w14:scene3d>
+          </w:rPr>
+          <w:t>18.</w:t>
+        </w:r>
+        <w:r>
+          <w:rPr>
+            <w:rFonts w:asciiTheme="minorHAnsi" w:eastAsiaTheme="minorEastAsia" w:hAnsiTheme="minorHAnsi"/>
+            <w:noProof/>
+            <w:sz w:val="22"/>
+            <w:lang w:eastAsia="ru-RU"/>
+          </w:rPr>
+          <w:tab/>
+        </w:r>
+        <w:r>
+          <w:rPr>
+            <w:rStyle w:val="a3"/>
+            <w:noProof/>
+          </w:rPr>
+          <w:t>Номер: 5106B5</w:t>
+        </w:r>
+        <w:r>
+          <w:rPr>
+            <w:noProof/>
+            <w:webHidden/>
+          </w:rPr>
+          <w:tab/>
+        </w:r>
+        <w:r>
+          <w:rPr>
+            <w:noProof/>
+            <w:webHidden/>
+          </w:rPr>
+          <w:fldChar w:fldCharType="begin"/>
+        </w:r>
+        <w:r>
+          <w:rPr>
+            <w:noProof/>
+            <w:webHidden/>
+          </w:rPr>
+          <w:instrText xml:space="preserve"> PAGEREF _Toc214365370 \h </w:instrText>
+        </w:r>
+        <w:r>
+          <w:rPr>
+            <w:noProof/>
+            <w:webHidden/>
+          </w:rPr>
+        </w:r>
+        <w:r>
+          <w:rPr>
+            <w:noProof/>
+            <w:webHidden/>
+          </w:rPr>
+          <w:fldChar w:fldCharType="separate"/>
+        </w:r>
+        <w:r>
+          <w:rPr>
+            <w:noProof/>
+            <w:webHidden/>
+          </w:rPr>
+          <w:t>10</w:t>
+        </w:r>
+        <w:r>
+          <w:rPr>
+            <w:noProof/>
+            <w:webHidden/>
+          </w:rPr>
+          <w:fldChar w:fldCharType="end"/>
+        </w:r>
+      </w:hyperlink>
+    </w:p>
+    <w:p>
+      <w:pPr>
+        <w:pStyle w:val="11"/>
+        <w:rPr>
+          <w:rFonts w:asciiTheme="minorHAnsi" w:eastAsiaTheme="minorEastAsia" w:hAnsiTheme="minorHAnsi"/>
+          <w:noProof/>
+          <w:sz w:val="22"/>
+          <w:lang w:eastAsia="ru-RU"/>
+        </w:rPr>
+      </w:pPr>
+      <w:hyperlink w:anchor="_Toc214365371" w:history="1">
+        <w:r>
+          <w:rPr>
+            <w:rStyle w:val="a3"/>
+            <w:noProof/>
+            <w14:scene3d>
+              <w14:camera w14:prst="orthographicFront"/>
+              <w14:lightRig w14:rig="threePt" w14:dir="t">
+                <w14:rot w14:lat="0" w14:lon="0" w14:rev="0"/>
+              </w14:lightRig>
+            </w14:scene3d>
+          </w:rPr>
+          <w:t>19.</w:t>
+        </w:r>
+        <w:r>
+          <w:rPr>
+            <w:rFonts w:asciiTheme="minorHAnsi" w:eastAsiaTheme="minorEastAsia" w:hAnsiTheme="minorHAnsi"/>
+            <w:noProof/>
+            <w:sz w:val="22"/>
+            <w:lang w:eastAsia="ru-RU"/>
+          </w:rPr>
+          <w:tab/>
+        </w:r>
+        <w:r>
+          <w:rPr>
+            <w:rStyle w:val="a3"/>
+            <w:noProof/>
+          </w:rPr>
+          <w:t>Номер: 57BDB6</w:t>
+        </w:r>
+        <w:r>
+          <w:rPr>
+            <w:noProof/>
+            <w:webHidden/>
+          </w:rPr>
+          <w:tab/>
+        </w:r>
+        <w:r>
+          <w:rPr>
+            <w:noProof/>
+            <w:webHidden/>
+          </w:rPr>
+          <w:fldChar w:fldCharType="begin"/>
+        </w:r>
+        <w:r>
+          <w:rPr>
+            <w:noProof/>
+            <w:webHidden/>
+          </w:rPr>
+          <w:instrText xml:space="preserve"> PAGEREF _Toc214365371 \h </w:instrText>
+        </w:r>
+        <w:r>
+          <w:rPr>
+            <w:noProof/>
+            <w:webHidden/>
+          </w:rPr>
+        </w:r>
+        <w:r>
+          <w:rPr>
+            <w:noProof/>
+            <w:webHidden/>
+          </w:rPr>
+          <w:fldChar w:fldCharType="separate"/>
+        </w:r>
+        <w:r>
+          <w:rPr>
+            <w:noProof/>
+            <w:webHidden/>
+          </w:rPr>
+          <w:t>11</w:t>
+        </w:r>
+        <w:r>
+          <w:rPr>
+            <w:noProof/>
+            <w:webHidden/>
+          </w:rPr>
+          <w:fldChar w:fldCharType="end"/>
+        </w:r>
+      </w:hyperlink>
+    </w:p>
+    <w:p>
+      <w:pPr>
+        <w:pStyle w:val="11"/>
+        <w:rPr>
+          <w:rFonts w:asciiTheme="minorHAnsi" w:eastAsiaTheme="minorEastAsia" w:hAnsiTheme="minorHAnsi"/>
+          <w:noProof/>
+          <w:sz w:val="22"/>
+          <w:lang w:eastAsia="ru-RU"/>
+        </w:rPr>
+      </w:pPr>
+      <w:hyperlink w:anchor="_Toc214365372" w:history="1">
+        <w:r>
+          <w:rPr>
+            <w:rStyle w:val="a3"/>
+            <w:noProof/>
+            <w14:scene3d>
+              <w14:camera w14:prst="orthographicFront"/>
+              <w14:lightRig w14:rig="threePt" w14:dir="t">
+                <w14:rot w14:lat="0" w14:lon="0" w14:rev="0"/>
+              </w14:lightRig>
+            </w14:scene3d>
+          </w:rPr>
+          <w:t>20.</w:t>
+        </w:r>
+        <w:r>
+          <w:rPr>
+            <w:rFonts w:asciiTheme="minorHAnsi" w:eastAsiaTheme="minorEastAsia" w:hAnsiTheme="minorHAnsi"/>
+            <w:noProof/>
+            <w:sz w:val="22"/>
+            <w:lang w:eastAsia="ru-RU"/>
+          </w:rPr>
+          <w:tab/>
+        </w:r>
+        <w:r>
+          <w:rPr>
+            <w:rStyle w:val="a3"/>
+            <w:noProof/>
+          </w:rPr>
+          <w:t>Номер: 9ABCB7</w:t>
+        </w:r>
+        <w:r>
+          <w:rPr>
+            <w:noProof/>
+            <w:webHidden/>
+          </w:rPr>
+          <w:tab/>
+        </w:r>
+        <w:r>
+          <w:rPr>
+            <w:noProof/>
+            <w:webHidden/>
+          </w:rPr>
+          <w:fldChar w:fldCharType="begin"/>
+        </w:r>
+        <w:r>
+          <w:rPr>
+            <w:noProof/>
+            <w:webHidden/>
+          </w:rPr>
+          <w:instrText xml:space="preserve"> PAGEREF _Toc214365372 \h </w:instrText>
+        </w:r>
+        <w:r>
+          <w:rPr>
+            <w:noProof/>
+            <w:webHidden/>
+          </w:rPr>
+        </w:r>
+        <w:r>
+          <w:rPr>
+            <w:noProof/>
+            <w:webHidden/>
+          </w:rPr>
+          <w:fldChar w:fldCharType="separate"/>
+        </w:r>
+        <w:r>
+          <w:rPr>
+            <w:noProof/>
+            <w:webHidden/>
+          </w:rPr>
+          <w:t>11</w:t>
+        </w:r>
+        <w:r>
+          <w:rPr>
+            <w:noProof/>
+            <w:webHidden/>
+          </w:rPr>
+          <w:fldChar w:fldCharType="end"/>
+        </w:r>
+      </w:hyperlink>
+    </w:p>
+    <w:p>
+      <w:pPr>
+        <w:pStyle w:val="11"/>
+        <w:rPr>
+          <w:rFonts w:asciiTheme="minorHAnsi" w:eastAsiaTheme="minorEastAsia" w:hAnsiTheme="minorHAnsi"/>
+          <w:noProof/>
+          <w:sz w:val="22"/>
+          <w:lang w:eastAsia="ru-RU"/>
+        </w:rPr>
+      </w:pPr>
+      <w:hyperlink w:anchor="_Toc214365373" w:history="1">
+        <w:r>
+          <w:rPr>
+            <w:rStyle w:val="a3"/>
+            <w:noProof/>
+            <w14:scene3d>
+              <w14:camera w14:prst="orthographicFront"/>
+              <w14:lightRig w14:rig="threePt" w14:dir="t">
+                <w14:rot w14:lat="0" w14:lon="0" w14:rev="0"/>
+              </w14:lightRig>
+            </w14:scene3d>
+          </w:rPr>
+          <w:t>21.</w:t>
+        </w:r>
+        <w:r>
+          <w:rPr>
+            <w:rFonts w:asciiTheme="minorHAnsi" w:eastAsiaTheme="minorEastAsia" w:hAnsiTheme="minorHAnsi"/>
+            <w:noProof/>
+            <w:sz w:val="22"/>
+            <w:lang w:eastAsia="ru-RU"/>
+          </w:rPr>
+          <w:tab/>
+        </w:r>
+        <w:r>
+          <w:rPr>
+            <w:rStyle w:val="a3"/>
+            <w:noProof/>
+          </w:rPr>
+          <w:t>Номер: 34BBBC</w:t>
+        </w:r>
+        <w:r>
+          <w:rPr>
+            <w:noProof/>
+            <w:webHidden/>
+          </w:rPr>
+          <w:tab/>
+        </w:r>
+        <w:r>
+          <w:rPr>
+            <w:noProof/>
+            <w:webHidden/>
+          </w:rPr>
+          <w:fldChar w:fldCharType="begin"/>
+        </w:r>
+        <w:r>
+          <w:rPr>
+            <w:noProof/>
+            <w:webHidden/>
+          </w:rPr>
+          <w:instrText xml:space="preserve"> PAGEREF _Toc214365373 \h </w:instrText>
+        </w:r>
+        <w:r>
+          <w:rPr>
+            <w:noProof/>
+            <w:webHidden/>
+          </w:rPr>
+        </w:r>
+        <w:r>
+          <w:rPr>
+            <w:noProof/>
+            <w:webHidden/>
+          </w:rPr>
+          <w:fldChar w:fldCharType="separate"/>
+        </w:r>
+        <w:r>
+          <w:rPr>
+            <w:noProof/>
+            <w:webHidden/>
+          </w:rPr>
+          <w:t>12</w:t>
+        </w:r>
+        <w:r>
+          <w:rPr>
+            <w:noProof/>
+            <w:webHidden/>
+          </w:rPr>
+          <w:fldChar w:fldCharType="end"/>
+        </w:r>
+      </w:hyperlink>
+    </w:p>
+    <w:p>
+      <w:pPr>
+        <w:pStyle w:val="11"/>
+        <w:rPr>
+          <w:rFonts w:asciiTheme="minorHAnsi" w:eastAsiaTheme="minorEastAsia" w:hAnsiTheme="minorHAnsi"/>
+          <w:noProof/>
+          <w:sz w:val="22"/>
+          <w:lang w:eastAsia="ru-RU"/>
+        </w:rPr>
+      </w:pPr>
+      <w:hyperlink w:anchor="_Toc214365374" w:history="1">
+        <w:r>
+          <w:rPr>
+            <w:rStyle w:val="a3"/>
+            <w:noProof/>
+            <w14:scene3d>
+              <w14:camera w14:prst="orthographicFront"/>
+              <w14:lightRig w14:rig="threePt" w14:dir="t">
+                <w14:rot w14:lat="0" w14:lon="0" w14:rev="0"/>
+              </w14:lightRig>
+            </w14:scene3d>
+          </w:rPr>
+          <w:t>22.</w:t>
+        </w:r>
+        <w:r>
+          <w:rPr>
+            <w:rFonts w:asciiTheme="minorHAnsi" w:eastAsiaTheme="minorEastAsia" w:hAnsiTheme="minorHAnsi"/>
+            <w:noProof/>
+            <w:sz w:val="22"/>
+            <w:lang w:eastAsia="ru-RU"/>
+          </w:rPr>
+          <w:tab/>
+        </w:r>
+        <w:r>
+          <w:rPr>
+            <w:rStyle w:val="a3"/>
+            <w:noProof/>
+          </w:rPr>
+          <w:t>Номер: 8B45B8</w:t>
+        </w:r>
+        <w:r>
+          <w:rPr>
+            <w:noProof/>
+            <w:webHidden/>
+          </w:rPr>
+          <w:tab/>
+        </w:r>
+        <w:r>
+          <w:rPr>
+            <w:noProof/>
+            <w:webHidden/>
+          </w:rPr>
+          <w:fldChar w:fldCharType="begin"/>
+        </w:r>
+        <w:r>
+          <w:rPr>
+            <w:noProof/>
+            <w:webHidden/>
+          </w:rPr>
+          <w:instrText xml:space="preserve"> PAGEREF _Toc214365374 \h </w:instrText>
+        </w:r>
+        <w:r>
+          <w:rPr>
+            <w:noProof/>
+            <w:webHidden/>
+          </w:rPr>
+        </w:r>
+        <w:r>
+          <w:rPr>
+            <w:noProof/>
+            <w:webHidden/>
+          </w:rPr>
+          <w:fldChar w:fldCharType="separate"/>
+        </w:r>
+        <w:r>
+          <w:rPr>
+            <w:noProof/>
+            <w:webHidden/>
+          </w:rPr>
+          <w:t>12</w:t>
+        </w:r>
+        <w:r>
+          <w:rPr>
+            <w:noProof/>
+            <w:webHidden/>
+          </w:rPr>
+          <w:fldChar w:fldCharType="end"/>
+        </w:r>
+      </w:hyperlink>
+    </w:p>
+    <w:p>
+      <w:pPr>
+        <w:pStyle w:val="11"/>
+        <w:rPr>
+          <w:rFonts w:asciiTheme="minorHAnsi" w:eastAsiaTheme="minorEastAsia" w:hAnsiTheme="minorHAnsi"/>
+          <w:noProof/>
+          <w:sz w:val="22"/>
+          <w:lang w:eastAsia="ru-RU"/>
+        </w:rPr>
+      </w:pPr>
+      <w:hyperlink w:anchor="_Toc214365375" w:history="1">
+        <w:r>
+          <w:rPr>
+            <w:rStyle w:val="a3"/>
+            <w:noProof/>
+            <w14:scene3d>
+              <w14:camera w14:prst="orthographicFront"/>
+              <w14:lightRig w14:rig="threePt" w14:dir="t">
+                <w14:rot w14:lat="0" w14:lon="0" w14:rev="0"/>
+              </w14:lightRig>
+            </w14:scene3d>
+          </w:rPr>
+          <w:t>23.</w:t>
+        </w:r>
+        <w:r>
+          <w:rPr>
+            <w:rFonts w:asciiTheme="minorHAnsi" w:eastAsiaTheme="minorEastAsia" w:hAnsiTheme="minorHAnsi"/>
+            <w:noProof/>
+            <w:sz w:val="22"/>
+            <w:lang w:eastAsia="ru-RU"/>
+          </w:rPr>
+          <w:tab/>
+        </w:r>
+        <w:r>
+          <w:rPr>
+            <w:rStyle w:val="a3"/>
+            <w:noProof/>
+          </w:rPr>
+          <w:t>Номер: 26B413</w:t>
+        </w:r>
+        <w:r>
+          <w:rPr>
+            <w:noProof/>
+            <w:webHidden/>
+          </w:rPr>
+          <w:tab/>
+        </w:r>
+        <w:r>
+          <w:rPr>
+            <w:noProof/>
+            <w:webHidden/>
+          </w:rPr>
+          <w:fldChar w:fldCharType="begin"/>
+        </w:r>
+        <w:r>
+          <w:rPr>
+            <w:noProof/>
+            <w:webHidden/>
+          </w:rPr>
+          <w:instrText xml:space="preserve"> PAGEREF _Toc214365375 \h </w:instrText>
+        </w:r>
+        <w:r>
+          <w:rPr>
+            <w:noProof/>
+            <w:webHidden/>
+          </w:rPr>
+        </w:r>
+        <w:r>
+          <w:rPr>
+            <w:noProof/>
+            <w:webHidden/>
+          </w:rPr>
+          <w:fldChar w:fldCharType="separate"/>
+        </w:r>
+        <w:r>
+          <w:rPr>
+            <w:noProof/>
+            <w:webHidden/>
+          </w:rPr>
+          <w:t>13</w:t>
+        </w:r>
+        <w:r>
+          <w:rPr>
+            <w:noProof/>
+            <w:webHidden/>
+          </w:rPr>
+          <w:fldChar w:fldCharType="end"/>
+        </w:r>
+      </w:hyperlink>
+    </w:p>
+    <w:p>
+      <w:pPr>
+        <w:pStyle w:val="11"/>
+        <w:rPr>
+          <w:rFonts w:asciiTheme="minorHAnsi" w:eastAsiaTheme="minorEastAsia" w:hAnsiTheme="minorHAnsi"/>
+          <w:noProof/>
+          <w:sz w:val="22"/>
+          <w:lang w:eastAsia="ru-RU"/>
+        </w:rPr>
+      </w:pPr>
+      <w:hyperlink w:anchor="_Toc214365376" w:history="1">
+        <w:r>
+          <w:rPr>
+            <w:rStyle w:val="a3"/>
+            <w:noProof/>
+            <w14:scene3d>
+              <w14:camera w14:prst="orthographicFront"/>
+              <w14:lightRig w14:rig="threePt" w14:dir="t">
+                <w14:rot w14:lat="0" w14:lon="0" w14:rev="0"/>
+              </w14:lightRig>
+            </w14:scene3d>
+          </w:rPr>
+          <w:t>24.</w:t>
+        </w:r>
+        <w:r>
+          <w:rPr>
+            <w:rFonts w:asciiTheme="minorHAnsi" w:eastAsiaTheme="minorEastAsia" w:hAnsiTheme="minorHAnsi"/>
+            <w:noProof/>
+            <w:sz w:val="22"/>
+            <w:lang w:eastAsia="ru-RU"/>
+          </w:rPr>
+          <w:tab/>
+        </w:r>
+        <w:r>
+          <w:rPr>
+            <w:rStyle w:val="a3"/>
+            <w:noProof/>
+          </w:rPr>
+          <w:t>Номер: 998916</w:t>
+        </w:r>
+        <w:r>
+          <w:rPr>
+            <w:noProof/>
+            <w:webHidden/>
+          </w:rPr>
+          <w:tab/>
+        </w:r>
+        <w:r>
+          <w:rPr>
+            <w:noProof/>
+            <w:webHidden/>
+          </w:rPr>
+          <w:fldChar w:fldCharType="begin"/>
+        </w:r>
+        <w:r>
+          <w:rPr>
+            <w:noProof/>
+            <w:webHidden/>
+          </w:rPr>
+          <w:instrText xml:space="preserve"> PAGEREF _Toc214365376 \h </w:instrText>
+        </w:r>
+        <w:r>
+          <w:rPr>
+            <w:noProof/>
+            <w:webHidden/>
+          </w:rPr>
+        </w:r>
+        <w:r>
+          <w:rPr>
+            <w:noProof/>
+            <w:webHidden/>
+          </w:rPr>
+          <w:fldChar w:fldCharType="separate"/>
+        </w:r>
+        <w:r>
+          <w:rPr>
+            <w:noProof/>
+            <w:webHidden/>
+          </w:rPr>
+          <w:t>13</w:t>
+        </w:r>
+        <w:r>
+          <w:rPr>
+            <w:noProof/>
+            <w:webHidden/>
+          </w:rPr>
+          <w:fldChar w:fldCharType="end"/>
+        </w:r>
+      </w:hyperlink>
+    </w:p>
+    <w:p>
+      <w:pPr>
+        <w:pStyle w:val="11"/>
+        <w:rPr>
+          <w:rFonts w:asciiTheme="minorHAnsi" w:eastAsiaTheme="minorEastAsia" w:hAnsiTheme="minorHAnsi"/>
+          <w:noProof/>
+          <w:sz w:val="22"/>
+          <w:lang w:eastAsia="ru-RU"/>
+        </w:rPr>
+      </w:pPr>
+      <w:hyperlink w:anchor="_Toc214365377" w:history="1">
+        <w:r>
+          <w:rPr>
+            <w:rStyle w:val="a3"/>
+            <w:noProof/>
+            <w14:scene3d>
+              <w14:camera w14:prst="orthographicFront"/>
+              <w14:lightRig w14:rig="threePt" w14:dir="t">
+                <w14:rot w14:lat="0" w14:lon="0" w14:rev="0"/>
+              </w14:lightRig>
+            </w14:scene3d>
+          </w:rPr>
+          <w:t>25.</w:t>
+        </w:r>
+        <w:r>
+          <w:rPr>
+            <w:rFonts w:asciiTheme="minorHAnsi" w:eastAsiaTheme="minorEastAsia" w:hAnsiTheme="minorHAnsi"/>
+            <w:noProof/>
+            <w:sz w:val="22"/>
+            <w:lang w:eastAsia="ru-RU"/>
+          </w:rPr>
+          <w:tab/>
+        </w:r>
+        <w:r>
+          <w:rPr>
+            <w:rStyle w:val="a3"/>
+            <w:noProof/>
+          </w:rPr>
+          <w:t>Номер: 8E0617</w:t>
+        </w:r>
+        <w:r>
+          <w:rPr>
+            <w:noProof/>
+            <w:webHidden/>
+          </w:rPr>
+          <w:tab/>
+        </w:r>
+        <w:r>
+          <w:rPr>
+            <w:noProof/>
+            <w:webHidden/>
+          </w:rPr>
+          <w:fldChar w:fldCharType="begin"/>
+        </w:r>
+        <w:r>
+          <w:rPr>
+            <w:noProof/>
+            <w:webHidden/>
+          </w:rPr>
+          <w:instrText xml:space="preserve"> PAGEREF _Toc214365377 \h </w:instrText>
+        </w:r>
+        <w:r>
+          <w:rPr>
+            <w:noProof/>
+            <w:webHidden/>
+          </w:rPr>
+        </w:r>
+        <w:r>
+          <w:rPr>
+            <w:noProof/>
+            <w:webHidden/>
+          </w:rPr>
+          <w:fldChar w:fldCharType="separate"/>
+        </w:r>
+        <w:r>
+          <w:rPr>
+            <w:noProof/>
+            <w:webHidden/>
+          </w:rPr>
+          <w:t>14</w:t>
+        </w:r>
+        <w:r>
+          <w:rPr>
+            <w:noProof/>
+            <w:webHidden/>
+          </w:rPr>
+          <w:fldChar w:fldCharType="end"/>
+        </w:r>
+      </w:hyperlink>
+    </w:p>
+    <w:p>
+      <w:pPr>
+        <w:pStyle w:val="11"/>
+        <w:rPr>
+          <w:rFonts w:asciiTheme="minorHAnsi" w:eastAsiaTheme="minorEastAsia" w:hAnsiTheme="minorHAnsi"/>
+          <w:noProof/>
+          <w:sz w:val="22"/>
+          <w:lang w:eastAsia="ru-RU"/>
+        </w:rPr>
+      </w:pPr>
+      <w:hyperlink w:anchor="_Toc214365378" w:history="1">
+        <w:r>
+          <w:rPr>
+            <w:rStyle w:val="a3"/>
+            <w:noProof/>
+            <w14:scene3d>
+              <w14:camera w14:prst="orthographicFront"/>
+              <w14:lightRig w14:rig="threePt" w14:dir="t">
+                <w14:rot w14:lat="0" w14:lon="0" w14:rev="0"/>
+              </w14:lightRig>
+            </w14:scene3d>
+          </w:rPr>
+          <w:t>26.</w:t>
+        </w:r>
+        <w:r>
+          <w:rPr>
+            <w:rFonts w:asciiTheme="minorHAnsi" w:eastAsiaTheme="minorEastAsia" w:hAnsiTheme="minorHAnsi"/>
+            <w:noProof/>
+            <w:sz w:val="22"/>
+            <w:lang w:eastAsia="ru-RU"/>
+          </w:rPr>
+          <w:tab/>
+        </w:r>
+        <w:r>
+          <w:rPr>
+            <w:rStyle w:val="a3"/>
+            <w:noProof/>
+          </w:rPr>
+          <w:t>Номер: 8FFD16</w:t>
+        </w:r>
+        <w:r>
+          <w:rPr>
+            <w:noProof/>
+            <w:webHidden/>
+          </w:rPr>
+          <w:tab/>
+        </w:r>
+        <w:r>
+          <w:rPr>
+            <w:noProof/>
+            <w:webHidden/>
+          </w:rPr>
+          <w:fldChar w:fldCharType="begin"/>
+        </w:r>
+        <w:r>
+          <w:rPr>
+            <w:noProof/>
+            <w:webHidden/>
+          </w:rPr>
+          <w:instrText xml:space="preserve"> PAGEREF _Toc214365378 \h </w:instrText>
+        </w:r>
+        <w:r>
+          <w:rPr>
+            <w:noProof/>
+            <w:webHidden/>
+          </w:rPr>
+        </w:r>
+        <w:r>
+          <w:rPr>
+            <w:noProof/>
+            <w:webHidden/>
+          </w:rPr>
+          <w:fldChar w:fldCharType="separate"/>
+        </w:r>
+        <w:r>
+          <w:rPr>
+            <w:noProof/>
+            <w:webHidden/>
+          </w:rPr>
+          <w:t>14</w:t>
+        </w:r>
+        <w:r>
+          <w:rPr>
+            <w:noProof/>
+            <w:webHidden/>
+          </w:rPr>
+          <w:fldChar w:fldCharType="end"/>
+        </w:r>
+      </w:hyperlink>
+    </w:p>
+    <w:p>
+      <w:pPr>
+        <w:pStyle w:val="11"/>
+        <w:rPr>
+          <w:rFonts w:asciiTheme="minorHAnsi" w:eastAsiaTheme="minorEastAsia" w:hAnsiTheme="minorHAnsi"/>
+          <w:noProof/>
+          <w:sz w:val="22"/>
+          <w:lang w:eastAsia="ru-RU"/>
+        </w:rPr>
+      </w:pPr>
+      <w:hyperlink w:anchor="_Toc214365379" w:history="1">
+        <w:r>
+          <w:rPr>
+            <w:rStyle w:val="a3"/>
+            <w:noProof/>
+            <w14:scene3d>
+              <w14:camera w14:prst="orthographicFront"/>
+              <w14:lightRig w14:rig="threePt" w14:dir="t">
+                <w14:rot w14:lat="0" w14:lon="0" w14:rev="0"/>
+              </w14:lightRig>
+            </w14:scene3d>
+          </w:rPr>
+          <w:t>27.</w:t>
+        </w:r>
+        <w:r>
+          <w:rPr>
+            <w:rFonts w:asciiTheme="minorHAnsi" w:eastAsiaTheme="minorEastAsia" w:hAnsiTheme="minorHAnsi"/>
+            <w:noProof/>
+            <w:sz w:val="22"/>
+            <w:lang w:eastAsia="ru-RU"/>
+          </w:rPr>
+          <w:tab/>
+        </w:r>
+        <w:r>
+          <w:rPr>
+            <w:rStyle w:val="a3"/>
+            <w:noProof/>
+          </w:rPr>
+          <w:t>Номер: EE4920</w:t>
+        </w:r>
+        <w:r>
+          <w:rPr>
+            <w:noProof/>
+            <w:webHidden/>
+          </w:rPr>
+          <w:tab/>
+        </w:r>
+        <w:r>
+          <w:rPr>
+            <w:noProof/>
+            <w:webHidden/>
+          </w:rPr>
+          <w:fldChar w:fldCharType="begin"/>
+        </w:r>
+        <w:r>
+          <w:rPr>
+            <w:noProof/>
+            <w:webHidden/>
+          </w:rPr>
+          <w:instrText xml:space="preserve"> PAGEREF _Toc214365379 \h </w:instrText>
+        </w:r>
+        <w:r>
+          <w:rPr>
+            <w:noProof/>
+            <w:webHidden/>
+          </w:rPr>
+        </w:r>
+        <w:r>
+          <w:rPr>
+            <w:noProof/>
+            <w:webHidden/>
+          </w:rPr>
+          <w:fldChar w:fldCharType="separate"/>
+        </w:r>
+        <w:r>
+          <w:rPr>
+            <w:noProof/>
+            <w:webHidden/>
+          </w:rPr>
+          <w:t>15</w:t>
+        </w:r>
+        <w:r>
+          <w:rPr>
+            <w:noProof/>
+            <w:webHidden/>
+          </w:rPr>
+          <w:fldChar w:fldCharType="end"/>
+        </w:r>
+      </w:hyperlink>
+    </w:p>
+    <w:p>
       <w:r>
         <w:fldChar w:fldCharType="end"/>
       </w:r>
@@ -1027,7 +2476,7 @@
           <w:rStyle w:val="canselect"/>
         </w:rPr>
       </w:pPr>
-      <w:bookmarkStart w:id="0" w:name="_Toc214269624"/>
+      <w:bookmarkStart w:id="0" w:name="_Toc214365353"/>
       <w:r>
         <w:lastRenderedPageBreak/>
         <w:t>Номер: </w:t>
@@ -3460,7 +4909,7 @@
           <w:rFonts w:asciiTheme="minorHAnsi" w:hAnsiTheme="minorHAnsi"/>
         </w:rPr>
       </w:pPr>
-      <w:bookmarkStart w:id="1" w:name="_Toc214269625"/>
+      <w:bookmarkStart w:id="1" w:name="_Toc214365354"/>
       <w:r>
         <w:t>Номер: </w:t>
       </w:r>
@@ -3494,19 +4943,7 @@
         <w:rPr>
           <w:shd w:val="clear" w:color="auto" w:fill="FFFFFF"/>
         </w:rPr>
-        <w:t>Определите длину кратчайшего пути между пунктами A и F, проходящего через пункт C. Передвигаться можно только по дорогам, указанным</w:t>
-      </w:r>
-      <w:r>
-        <w:rPr>
-          <w:shd w:val="clear" w:color="auto" w:fill="FFFFFF"/>
-        </w:rPr>
-        <w:t xml:space="preserve"> </w:t>
-      </w:r>
-      <w:r>
-        <w:rPr>
-          <w:shd w:val="clear" w:color="auto" w:fill="FFFFFF"/>
-        </w:rPr>
-        <w:t>в таблице. Каждый пункт можно посетить только один раз.</w:t>
+        <w:t>Определите длину кратчайшего пути между пунктами A и F, проходящего через пункт C. Передвигаться можно только по дорогам, указанным в таблице. Каждый пункт можно посетить только один раз.</w:t>
       </w:r>
       <w:r>
         <w:rPr>
@@ -4000,7 +5437,7 @@
           <w:rFonts w:asciiTheme="minorHAnsi" w:hAnsiTheme="minorHAnsi"/>
         </w:rPr>
       </w:pPr>
-      <w:bookmarkStart w:id="2" w:name="_Toc214269626"/>
+      <w:bookmarkStart w:id="2" w:name="_Toc214365355"/>
       <w:r>
         <w:lastRenderedPageBreak/>
         <w:t>Номер: </w:t>
@@ -4310,7 +5747,7 @@
       <w:pPr>
         <w:pStyle w:val="1"/>
       </w:pPr>
-      <w:bookmarkStart w:id="3" w:name="_Toc214269627"/>
+      <w:bookmarkStart w:id="3" w:name="_Toc214365356"/>
       <w:r>
         <w:t>Номер: </w:t>
       </w:r>
@@ -4586,7 +6023,7 @@
           <w:rFonts w:asciiTheme="minorHAnsi" w:hAnsiTheme="minorHAnsi"/>
         </w:rPr>
       </w:pPr>
-      <w:bookmarkStart w:id="4" w:name="_Toc214269628"/>
+      <w:bookmarkStart w:id="4" w:name="_Toc214365357"/>
       <w:r>
         <w:lastRenderedPageBreak/>
         <w:t>Номер: </w:t>
@@ -4902,7 +6339,7 @@
           <w:rFonts w:asciiTheme="minorHAnsi" w:hAnsiTheme="minorHAnsi"/>
         </w:rPr>
       </w:pPr>
-      <w:bookmarkStart w:id="5" w:name="_Toc214269629"/>
+      <w:bookmarkStart w:id="5" w:name="_Toc214365358"/>
       <w:r>
         <w:t>Номер: </w:t>
       </w:r>
@@ -5196,7 +6633,7 @@
           <w:rStyle w:val="canselect"/>
         </w:rPr>
       </w:pPr>
-      <w:bookmarkStart w:id="6" w:name="_Toc214269630"/>
+      <w:bookmarkStart w:id="6" w:name="_Toc214365359"/>
       <w:r>
         <w:lastRenderedPageBreak/>
         <w:t>Номер: </w:t>
@@ -5584,7 +7021,7 @@
           <w:rStyle w:val="canselect"/>
         </w:rPr>
       </w:pPr>
-      <w:bookmarkStart w:id="7" w:name="_Toc214269631"/>
+      <w:bookmarkStart w:id="7" w:name="_Toc214365360"/>
       <w:r>
         <w:t>Номер: </w:t>
       </w:r>
@@ -5887,7 +7324,7 @@
           <w:rStyle w:val="canselect"/>
         </w:rPr>
       </w:pPr>
-      <w:bookmarkStart w:id="8" w:name="_Toc214269632"/>
+      <w:bookmarkStart w:id="8" w:name="_Toc214365361"/>
       <w:r>
         <w:lastRenderedPageBreak/>
         <w:t>Номер: </w:t>
@@ -6185,7 +7622,7 @@
           <w:rStyle w:val="canselect"/>
         </w:rPr>
       </w:pPr>
-      <w:bookmarkStart w:id="9" w:name="_Toc214269633"/>
+      <w:bookmarkStart w:id="9" w:name="_Toc214365362"/>
       <w:r>
         <w:t>Номер: </w:t>
       </w:r>
@@ -6485,7 +7922,7 @@
           <w:rStyle w:val="canselect"/>
         </w:rPr>
       </w:pPr>
-      <w:bookmarkStart w:id="10" w:name="_Toc214269634"/>
+      <w:bookmarkStart w:id="10" w:name="_Toc214365363"/>
       <w:r>
         <w:lastRenderedPageBreak/>
         <w:t>Номер: </w:t>
@@ -6789,6 +8226,7 @@
           <w:rStyle w:val="canselect"/>
         </w:rPr>
       </w:pPr>
+      <w:bookmarkStart w:id="11" w:name="_Toc214365364"/>
       <w:r>
         <w:t>Номер: </w:t>
       </w:r>
@@ -6798,6 +8236,7 @@
         </w:rPr>
         <w:t>340308</w:t>
       </w:r>
+      <w:bookmarkEnd w:id="11"/>
     </w:p>
     <w:p>
       <w:pPr>
@@ -7088,6 +8527,7 @@
           <w:rStyle w:val="canselect"/>
         </w:rPr>
       </w:pPr>
+      <w:bookmarkStart w:id="12" w:name="_Toc214365365"/>
       <w:r>
         <w:lastRenderedPageBreak/>
         <w:t>Номер: </w:t>
@@ -7098,6 +8538,7 @@
         </w:rPr>
         <w:t>4EBE73</w:t>
       </w:r>
+      <w:bookmarkEnd w:id="12"/>
     </w:p>
     <w:p>
       <w:pPr>
@@ -7391,6 +8832,7 @@
       <w:pPr>
         <w:pStyle w:val="1"/>
       </w:pPr>
+      <w:bookmarkStart w:id="13" w:name="_Toc214365366"/>
       <w:r>
         <w:t>Номер: </w:t>
       </w:r>
@@ -7400,6 +8842,7 @@
         </w:rPr>
         <w:t>F25E71</w:t>
       </w:r>
+      <w:bookmarkEnd w:id="13"/>
     </w:p>
     <w:p>
       <w:pPr>
@@ -7715,6 +9158,7 @@
           <w:bCs/>
         </w:rPr>
       </w:pPr>
+      <w:bookmarkStart w:id="14" w:name="_Toc214365367"/>
       <w:r>
         <w:lastRenderedPageBreak/>
         <w:t>Номер: </w:t>
@@ -7727,6 +9171,7 @@
         </w:rPr>
         <w:t>761075</w:t>
       </w:r>
+      <w:bookmarkEnd w:id="14"/>
     </w:p>
     <w:p>
       <w:pPr>
@@ -8027,6 +9472,7 @@
           <w:rStyle w:val="canselect"/>
         </w:rPr>
       </w:pPr>
+      <w:bookmarkStart w:id="15" w:name="_Toc214365368"/>
       <w:r>
         <w:t>Номер: </w:t>
       </w:r>
@@ -8036,6 +9482,7 @@
         </w:rPr>
         <w:t>B4AE72</w:t>
       </w:r>
+      <w:bookmarkEnd w:id="15"/>
     </w:p>
     <w:p>
       <w:pPr>
@@ -8326,6 +9773,7 @@
           <w:rStyle w:val="canselect"/>
         </w:rPr>
       </w:pPr>
+      <w:bookmarkStart w:id="16" w:name="_Toc214365369"/>
       <w:r>
         <w:lastRenderedPageBreak/>
         <w:t>Номер: </w:t>
@@ -8336,6 +9784,7 @@
         </w:rPr>
         <w:t>78F3B9</w:t>
       </w:r>
+      <w:bookmarkEnd w:id="16"/>
     </w:p>
     <w:p>
       <w:pPr>
@@ -8619,6 +10068,7 @@
       <w:pPr>
         <w:pStyle w:val="1"/>
       </w:pPr>
+      <w:bookmarkStart w:id="17" w:name="_Toc214365370"/>
       <w:r>
         <w:t>Номер: </w:t>
       </w:r>
@@ -8628,6 +10078,7 @@
         </w:rPr>
         <w:t>5106B5</w:t>
       </w:r>
+      <w:bookmarkEnd w:id="17"/>
     </w:p>
     <w:p>
       <w:pPr>
@@ -8915,6 +10366,7 @@
           <w:rStyle w:val="canselect"/>
         </w:rPr>
       </w:pPr>
+      <w:bookmarkStart w:id="18" w:name="_Toc214365371"/>
       <w:r>
         <w:lastRenderedPageBreak/>
         <w:t>Номер: </w:t>
@@ -8925,6 +10377,7 @@
         </w:rPr>
         <w:t>57BDB6</w:t>
       </w:r>
+      <w:bookmarkEnd w:id="18"/>
     </w:p>
     <w:p>
       <w:r>
@@ -9216,6 +10669,7 @@
           <w:rStyle w:val="canselect"/>
         </w:rPr>
       </w:pPr>
+      <w:bookmarkStart w:id="19" w:name="_Toc214365372"/>
       <w:r>
         <w:t>Номер: </w:t>
       </w:r>
@@ -9225,6 +10679,7 @@
         </w:rPr>
         <w:t>9ABCB7</w:t>
       </w:r>
+      <w:bookmarkEnd w:id="19"/>
     </w:p>
     <w:p>
       <w:pPr>
@@ -9525,6 +10980,7 @@
       <w:pPr>
         <w:pStyle w:val="1"/>
       </w:pPr>
+      <w:bookmarkStart w:id="20" w:name="_Toc214365373"/>
       <w:r>
         <w:lastRenderedPageBreak/>
         <w:t>Номер: </w:t>
@@ -9535,6 +10991,7 @@
         </w:rPr>
         <w:t>34BBBC</w:t>
       </w:r>
+      <w:bookmarkEnd w:id="20"/>
     </w:p>
     <w:p>
       <w:pPr>
@@ -9828,6 +11285,7 @@
       <w:pPr>
         <w:pStyle w:val="1"/>
       </w:pPr>
+      <w:bookmarkStart w:id="21" w:name="_Toc214365374"/>
       <w:r>
         <w:t>Номер: </w:t>
       </w:r>
@@ -9837,6 +11295,7 @@
         </w:rPr>
         <w:t>8B45B8</w:t>
       </w:r>
+      <w:bookmarkEnd w:id="21"/>
     </w:p>
     <w:p>
       <w:pPr>
@@ -10130,6 +11589,7 @@
           <w:rStyle w:val="canselect"/>
         </w:rPr>
       </w:pPr>
+      <w:bookmarkStart w:id="22" w:name="_Toc214365375"/>
       <w:r>
         <w:lastRenderedPageBreak/>
         <w:t>Номер: </w:t>
@@ -10140,6 +11600,7 @@
         </w:rPr>
         <w:t>26B413</w:t>
       </w:r>
+      <w:bookmarkEnd w:id="22"/>
     </w:p>
     <w:p>
       <w:pPr>
@@ -10436,6 +11897,7 @@
           <w:rStyle w:val="canselect"/>
         </w:rPr>
       </w:pPr>
+      <w:bookmarkStart w:id="23" w:name="_Toc214365376"/>
       <w:r>
         <w:t>Номер: </w:t>
       </w:r>
@@ -10445,6 +11907,7 @@
         </w:rPr>
         <w:t>998916</w:t>
       </w:r>
+      <w:bookmarkEnd w:id="23"/>
     </w:p>
     <w:p>
       <w:pPr>
@@ -10739,6 +12202,7 @@
           <w:rStyle w:val="canselect"/>
         </w:rPr>
       </w:pPr>
+      <w:bookmarkStart w:id="24" w:name="_Toc214365377"/>
       <w:r>
         <w:lastRenderedPageBreak/>
         <w:t>Номер: </w:t>
@@ -10749,6 +12213,7 @@
         </w:rPr>
         <w:t>8E0617</w:t>
       </w:r>
+      <w:bookmarkEnd w:id="24"/>
     </w:p>
     <w:p>
       <w:pPr>
@@ -11040,6 +12505,7 @@
           <w:rStyle w:val="canselect"/>
         </w:rPr>
       </w:pPr>
+      <w:bookmarkStart w:id="25" w:name="_Toc214365378"/>
       <w:r>
         <w:t>Номер: </w:t>
       </w:r>
@@ -11049,6 +12515,7 @@
         </w:rPr>
         <w:t>8FFD16</w:t>
       </w:r>
+      <w:bookmarkEnd w:id="25"/>
     </w:p>
     <w:p>
       <w:pPr>
@@ -11349,6 +12816,7 @@
           <w:rStyle w:val="canselect"/>
         </w:rPr>
       </w:pPr>
+      <w:bookmarkStart w:id="26" w:name="_Toc214365379"/>
       <w:r>
         <w:lastRenderedPageBreak/>
         <w:t>Номер: </w:t>
@@ -11359,6 +12827,7 @@
         </w:rPr>
         <w:t>EE4920</w:t>
       </w:r>
+      <w:bookmarkEnd w:id="26"/>
     </w:p>
     <w:p>
       <w:pPr>
@@ -11383,20 +12852,7 @@
         <w:rPr>
           <w:lang w:eastAsia="ru-RU"/>
         </w:rPr>
-        <w:t> </w:t>
-      </w:r>
-    </w:p>
-    <w:p>
-      <w:pPr>
-        <w:rPr>
-          <w:lang w:eastAsia="ru-RU"/>
-        </w:rPr>
-      </w:pPr>
-      <w:r>
-        <w:rPr>
-          <w:lang w:eastAsia="ru-RU"/>
-        </w:rPr>
-        <w:t xml:space="preserve">Определите длину кратчайшего пути между пунктами B и C. Передвигаться можно только по дорогам, протяжённость которых указана в таблице. Каждый пункт можно посетить только один раз. </w:t>
+        <w:t xml:space="preserve"> Определите длину кратчайшего пути между пунктами B и C. Передвигаться можно только по дорогам, протяжённость которых указана в таблице. Каждый пункт можно посетить только один раз. </w:t>
       </w:r>
     </w:p>
     <w:p>
@@ -11661,8 +13117,238 @@
           <w:lang w:eastAsia="ru-RU"/>
         </w:rPr>
       </w:pPr>
-      <w:bookmarkStart w:id="11" w:name="_GoBack"/>
-      <w:bookmarkEnd w:id="11"/>
+    </w:p>
+    <w:p>
+      <w:pPr>
+        <w:pStyle w:val="1"/>
+        <w:rPr>
+          <w:rStyle w:val="canselect"/>
+          <w:rFonts w:asciiTheme="minorHAnsi" w:hAnsiTheme="minorHAnsi"/>
+        </w:rPr>
+      </w:pPr>
+      <w:r>
+        <w:t>Номер: </w:t>
+      </w:r>
+      <w:r>
+        <w:rPr>
+          <w:rStyle w:val="canselect"/>
+        </w:rPr>
+        <w:t>37E226</w:t>
+      </w:r>
+    </w:p>
+    <w:p>
+      <w:pPr>
+        <w:rPr>
+          <w:lang w:eastAsia="ru-RU"/>
+        </w:rPr>
+      </w:pPr>
+      <w:r>
+        <w:rPr>
+          <w:lang w:eastAsia="ru-RU"/>
+        </w:rPr>
+        <w:t>Между населёнными пунктами A, B, C, D, E построены дороги, протяжённость которых (в километрах) приведена в таблице.</w:t>
+      </w:r>
+    </w:p>
+    <w:p>
+      <w:pPr>
+        <w:rPr>
+          <w:lang w:eastAsia="ru-RU"/>
+        </w:rPr>
+      </w:pPr>
+      <w:r>
+        <w:rPr>
+          <w:lang w:eastAsia="ru-RU"/>
+        </w:rPr>
+        <w:t>Определите длину кратчайшего пути между пунктами B и D. Передвигаться можно только по дорогам, протяжённость которых указана в таблице. Каждый пункт можно посетить только один раз.</w:t>
+      </w:r>
+    </w:p>
+    <w:p>
+      <w:pPr>
+        <w:rPr>
+          <w:lang w:eastAsia="ru-RU"/>
+        </w:rPr>
+      </w:pPr>
+    </w:p>
+    <w:p>
+      <w:pPr>
+        <w:rPr>
+          <w:lang w:eastAsia="ru-RU"/>
+        </w:rPr>
+      </w:pPr>
+      <w:r>
+        <w:rPr>
+          <w:noProof/>
+          <w:lang w:eastAsia="ru-RU"/>
+        </w:rPr>
+        <w:drawing>
+          <wp:anchor distT="0" distB="0" distL="114300" distR="114300" simplePos="0" relativeHeight="251832320" behindDoc="0" locked="0" layoutInCell="1" allowOverlap="1" wp14:anchorId="55294689" wp14:editId="2B83D11C">
+            <wp:simplePos x="0" y="0"/>
+            <wp:positionH relativeFrom="page">
+              <wp:posOffset>2687320</wp:posOffset>
+            </wp:positionH>
+            <wp:positionV relativeFrom="paragraph">
+              <wp:posOffset>28575</wp:posOffset>
+            </wp:positionV>
+            <wp:extent cx="2534920" cy="1864360"/>
+            <wp:effectExtent l="0" t="0" r="0" b="2540"/>
+            <wp:wrapNone/>
+            <wp:docPr id="54" name="Рисунок 54" descr="C:\Users\bg_19\OneDrive\Рабочий стол\5 класс\Большая клетка.png"/>
+            <wp:cNvGraphicFramePr>
+              <a:graphicFrameLocks xmlns:a="http://schemas.openxmlformats.org/drawingml/2006/main" noChangeAspect="1"/>
+            </wp:cNvGraphicFramePr>
+            <a:graphic xmlns:a="http://schemas.openxmlformats.org/drawingml/2006/main">
+              <a:graphicData uri="http://schemas.openxmlformats.org/drawingml/2006/picture">
+                <pic:pic xmlns:pic="http://schemas.openxmlformats.org/drawingml/2006/picture">
+                  <pic:nvPicPr>
+                    <pic:cNvPr id="0" name="Picture 1" descr="C:\Users\bg_19\OneDrive\Рабочий стол\5 класс\Большая клетка.png"/>
+                    <pic:cNvPicPr>
+                      <a:picLocks noChangeAspect="1" noChangeArrowheads="1"/>
+                    </pic:cNvPicPr>
+                  </pic:nvPicPr>
+                  <pic:blipFill rotWithShape="1">
+                    <a:blip r:embed="rId8">
+                      <a:extLst>
+                        <a:ext uri="{28A0092B-C50C-407E-A947-70E740481C1C}">
+                          <a14:useLocalDpi xmlns:a14="http://schemas.microsoft.com/office/drawing/2010/main" val="0"/>
+                        </a:ext>
+                      </a:extLst>
+                    </a:blip>
+                    <a:srcRect l="6599" r="60146" b="64775"/>
+                    <a:stretch/>
+                  </pic:blipFill>
+                  <pic:spPr bwMode="auto">
+                    <a:xfrm>
+                      <a:off x="0" y="0"/>
+                      <a:ext cx="2534920" cy="1864360"/>
+                    </a:xfrm>
+                    <a:prstGeom prst="rect">
+                      <a:avLst/>
+                    </a:prstGeom>
+                    <a:noFill/>
+                    <a:ln>
+                      <a:noFill/>
+                    </a:ln>
+                    <a:extLst>
+                      <a:ext uri="{53640926-AAD7-44D8-BBD7-CCE9431645EC}">
+                        <a14:shadowObscured xmlns:a14="http://schemas.microsoft.com/office/drawing/2010/main"/>
+                      </a:ext>
+                    </a:extLst>
+                  </pic:spPr>
+                </pic:pic>
+              </a:graphicData>
+            </a:graphic>
+            <wp14:sizeRelH relativeFrom="page">
+              <wp14:pctWidth>0</wp14:pctWidth>
+            </wp14:sizeRelH>
+            <wp14:sizeRelV relativeFrom="page">
+              <wp14:pctHeight>0</wp14:pctHeight>
+            </wp14:sizeRelV>
+          </wp:anchor>
+        </w:drawing>
+      </w:r>
+      <w:r>
+        <w:rPr>
+          <w:noProof/>
+          <w:lang w:eastAsia="ru-RU"/>
+        </w:rPr>
+        <w:drawing>
+          <wp:anchor distT="0" distB="0" distL="114300" distR="114300" simplePos="0" relativeHeight="251833344" behindDoc="0" locked="0" layoutInCell="1" allowOverlap="1">
+            <wp:simplePos x="0" y="0"/>
+            <wp:positionH relativeFrom="column">
+              <wp:posOffset>179705</wp:posOffset>
+            </wp:positionH>
+            <wp:positionV relativeFrom="paragraph">
+              <wp:posOffset>1270</wp:posOffset>
+            </wp:positionV>
+            <wp:extent cx="2024380" cy="1152525"/>
+            <wp:effectExtent l="0" t="0" r="0" b="9525"/>
+            <wp:wrapNone/>
+            <wp:docPr id="51" name="Рисунок 1"/>
+            <wp:cNvGraphicFramePr>
+              <a:graphicFrameLocks xmlns:a="http://schemas.openxmlformats.org/drawingml/2006/main" noChangeAspect="1"/>
+            </wp:cNvGraphicFramePr>
+            <a:graphic xmlns:a="http://schemas.openxmlformats.org/drawingml/2006/main">
+              <a:graphicData uri="http://schemas.openxmlformats.org/drawingml/2006/picture">
+                <pic:pic xmlns:pic="http://schemas.openxmlformats.org/drawingml/2006/picture">
+                  <pic:nvPicPr>
+                    <pic:cNvPr id="2" name="Рисунок 1"/>
+                    <pic:cNvPicPr>
+                      <a:picLocks noChangeAspect="1" noChangeArrowheads="1"/>
+                    </pic:cNvPicPr>
+                  </pic:nvPicPr>
+                  <pic:blipFill>
+                    <a:blip r:embed="rId132">
+                      <a:extLst>
+                        <a:ext uri="{28A0092B-C50C-407E-A947-70E740481C1C}">
+                          <a14:useLocalDpi xmlns:a14="http://schemas.microsoft.com/office/drawing/2010/main" val="0"/>
+                        </a:ext>
+                      </a:extLst>
+                    </a:blip>
+                    <a:srcRect/>
+                    <a:stretch>
+                      <a:fillRect/>
+                    </a:stretch>
+                  </pic:blipFill>
+                  <pic:spPr bwMode="auto">
+                    <a:xfrm>
+                      <a:off x="0" y="0"/>
+                      <a:ext cx="2024380" cy="1152525"/>
+                    </a:xfrm>
+                    <a:prstGeom prst="rect">
+                      <a:avLst/>
+                    </a:prstGeom>
+                    <a:noFill/>
+                    <a:extLst>
+                      <a:ext uri="{909E8E84-426E-40DD-AFC4-6F175D3DCCD1}">
+                        <a14:hiddenFill xmlns:a14="http://schemas.microsoft.com/office/drawing/2010/main">
+                          <a:solidFill>
+                            <a:srgbClr val="FFFFFF"/>
+                          </a:solidFill>
+                        </a14:hiddenFill>
+                      </a:ext>
+                    </a:extLst>
+                  </pic:spPr>
+                </pic:pic>
+              </a:graphicData>
+            </a:graphic>
+          </wp:anchor>
+        </w:drawing>
+      </w:r>
+    </w:p>
+    <w:p>
+      <w:pPr>
+        <w:rPr>
+          <w:lang w:eastAsia="ru-RU"/>
+        </w:rPr>
+      </w:pPr>
+    </w:p>
+    <w:p>
+      <w:pPr>
+        <w:rPr>
+          <w:lang w:eastAsia="ru-RU"/>
+        </w:rPr>
+      </w:pPr>
+    </w:p>
+    <w:p>
+      <w:pPr>
+        <w:rPr>
+          <w:lang w:eastAsia="ru-RU"/>
+        </w:rPr>
+      </w:pPr>
+    </w:p>
+    <w:p>
+      <w:pPr>
+        <w:rPr>
+          <w:lang w:eastAsia="ru-RU"/>
+        </w:rPr>
+      </w:pPr>
+    </w:p>
+    <w:p>
+      <w:pPr>
+        <w:rPr>
+          <w:lang w:eastAsia="ru-RU"/>
+        </w:rPr>
+      </w:pPr>
     </w:p>
     <w:p>
       <w:pPr>
@@ -11684,40 +13370,6 @@
     </w:p>
     <w:p>
       <w:pPr>
-        <w:rPr>
-          <w:lang w:eastAsia="ru-RU"/>
-        </w:rPr>
-      </w:pPr>
-    </w:p>
-    <w:p>
-      <w:pPr>
-        <w:rPr>
-          <w:lang w:eastAsia="ru-RU"/>
-        </w:rPr>
-      </w:pPr>
-    </w:p>
-    <w:p>
-      <w:pPr>
-        <w:rPr>
-          <w:lang w:eastAsia="ru-RU"/>
-        </w:rPr>
-      </w:pPr>
-      <w:r>
-        <w:rPr>
-          <w:lang w:eastAsia="ru-RU"/>
-        </w:rPr>
-        <w:br w:type="page"/>
-      </w:r>
-    </w:p>
-    <w:p>
-      <w:pPr>
-        <w:rPr>
-          <w:lang w:eastAsia="ru-RU"/>
-        </w:rPr>
-      </w:pPr>
-    </w:p>
-    <w:p>
-      <w:pPr>
         <w:tabs>
           <w:tab w:val="left" w:pos="1488"/>
         </w:tabs>
@@ -11729,28 +13381,6 @@
     </w:p>
     <w:p>
       <w:pPr>
-        <w:rPr>
-          <w:lang w:eastAsia="ru-RU"/>
-        </w:rPr>
-      </w:pPr>
-    </w:p>
-    <w:p>
-      <w:pPr>
-        <w:rPr>
-          <w:lang w:eastAsia="ru-RU"/>
-        </w:rPr>
-      </w:pPr>
-    </w:p>
-    <w:p>
-      <w:r>
-        <w:rPr>
-          <w:lang w:eastAsia="ru-RU"/>
-        </w:rPr>
-        <w:br w:type="page"/>
-      </w:r>
-    </w:p>
-    <w:p>
-      <w:pPr>
         <w:tabs>
           <w:tab w:val="left" w:pos="1488"/>
         </w:tabs>
@@ -11759,33 +13389,147 @@
           <w:lang w:eastAsia="ru-RU"/>
         </w:rPr>
       </w:pPr>
-    </w:p>
-    <w:p>
-      <w:pPr>
-        <w:rPr>
-          <w:lang w:eastAsia="ru-RU"/>
-        </w:rPr>
-      </w:pPr>
+      <w:r>
+        <w:rPr>
+          <w:lang w:eastAsia="ru-RU"/>
+        </w:rPr>
+        <w:t>Ответ: ___</w:t>
+      </w:r>
+    </w:p>
+    <w:p>
+      <w:pPr>
+        <w:rPr>
+          <w:lang w:eastAsia="ru-RU"/>
+        </w:rPr>
+      </w:pPr>
+      <w:r>
+        <w:rPr>
+          <w:lang w:eastAsia="ru-RU"/>
+        </w:rPr>
+        <w:br w:type="page"/>
+      </w:r>
     </w:p>
     <w:p>
       <w:pPr>
         <w:pStyle w:val="1"/>
       </w:pPr>
       <w:r>
-        <w:br w:type="page"/>
-      </w:r>
-    </w:p>
-    <w:p/>
-    <w:p>
-      <w:pPr>
-        <w:rPr>
-          <w:lang w:eastAsia="ru-RU"/>
-        </w:rPr>
-      </w:pPr>
-    </w:p>
-    <w:p>
-      <w:pPr>
-        <w:ind w:firstLine="0"/>
+        <w:lastRenderedPageBreak/>
+        <w:t>Номер: </w:t>
+      </w:r>
+      <w:r>
+        <w:rPr>
+          <w:rStyle w:val="canselect"/>
+        </w:rPr>
+        <w:t>0D2DD9</w:t>
+      </w:r>
+    </w:p>
+    <w:p>
+      <w:pPr>
+        <w:rPr>
+          <w:lang w:eastAsia="ru-RU"/>
+        </w:rPr>
+      </w:pPr>
+      <w:r>
+        <w:rPr>
+          <w:lang w:eastAsia="ru-RU"/>
+        </w:rPr>
+        <w:t>Между населёнными пунктами A, B, C, D, E, F построены дороги, протяжённость которых (в километрах) приведена в таблице.</w:t>
+      </w:r>
+    </w:p>
+    <w:p>
+      <w:pPr>
+        <w:rPr>
+          <w:lang w:eastAsia="ru-RU"/>
+        </w:rPr>
+      </w:pPr>
+      <w:r>
+        <w:rPr>
+          <w:lang w:eastAsia="ru-RU"/>
+        </w:rPr>
+        <w:t>Определите длину кратчайшего пути между пунктами A и F, проходящего через пункт С. Передвигаться можно только по дорогам, указанным в таблице. Каждый пункт можно посетить только один раз.</w:t>
+      </w:r>
+    </w:p>
+    <w:p>
+      <w:pPr>
+        <w:rPr>
+          <w:lang w:eastAsia="ru-RU"/>
+        </w:rPr>
+      </w:pPr>
+      <w:r>
+        <w:rPr>
+          <w:noProof/>
+          <w:lang w:eastAsia="ru-RU"/>
+        </w:rPr>
+        <w:drawing>
+          <wp:anchor distT="0" distB="0" distL="114300" distR="114300" simplePos="0" relativeHeight="251836416" behindDoc="0" locked="0" layoutInCell="1" allowOverlap="1" wp14:anchorId="3B8EDB5C" wp14:editId="7282328F">
+            <wp:simplePos x="0" y="0"/>
+            <wp:positionH relativeFrom="column">
+              <wp:posOffset>-169545</wp:posOffset>
+            </wp:positionH>
+            <wp:positionV relativeFrom="paragraph">
+              <wp:posOffset>99695</wp:posOffset>
+            </wp:positionV>
+            <wp:extent cx="2360696" cy="1343025"/>
+            <wp:effectExtent l="0" t="0" r="1905" b="0"/>
+            <wp:wrapNone/>
+            <wp:docPr id="57" name="Рисунок 2"/>
+            <wp:cNvGraphicFramePr>
+              <a:graphicFrameLocks xmlns:a="http://schemas.openxmlformats.org/drawingml/2006/main" noChangeAspect="1"/>
+            </wp:cNvGraphicFramePr>
+            <a:graphic xmlns:a="http://schemas.openxmlformats.org/drawingml/2006/main">
+              <a:graphicData uri="http://schemas.openxmlformats.org/drawingml/2006/picture">
+                <pic:pic xmlns:pic="http://schemas.openxmlformats.org/drawingml/2006/picture">
+                  <pic:nvPicPr>
+                    <pic:cNvPr id="3" name="Рисунок 2"/>
+                    <pic:cNvPicPr>
+                      <a:picLocks noChangeAspect="1" noChangeArrowheads="1"/>
+                      <a:extLst>
+                        <a:ext uri="{84589F7E-364E-4C9E-8A38-B11213B215E9}">
+                          <a14:cameraTool xmlns:a14="http://schemas.microsoft.com/office/drawing/2010/main" cellRange="$A$1:$G$7"/>
+                        </a:ext>
+                      </a:extLst>
+                    </pic:cNvPicPr>
+                  </pic:nvPicPr>
+                  <pic:blipFill>
+                    <a:blip r:embed="rId133">
+                      <a:extLst>
+                        <a:ext uri="{28A0092B-C50C-407E-A947-70E740481C1C}">
+                          <a14:useLocalDpi xmlns:a14="http://schemas.microsoft.com/office/drawing/2010/main" val="0"/>
+                        </a:ext>
+                      </a:extLst>
+                    </a:blip>
+                    <a:srcRect/>
+                    <a:stretch>
+                      <a:fillRect/>
+                    </a:stretch>
+                  </pic:blipFill>
+                  <pic:spPr bwMode="auto">
+                    <a:xfrm>
+                      <a:off x="0" y="0"/>
+                      <a:ext cx="2360696" cy="1343025"/>
+                    </a:xfrm>
+                    <a:prstGeom prst="rect">
+                      <a:avLst/>
+                    </a:prstGeom>
+                    <a:noFill/>
+                    <a:extLst>
+                      <a:ext uri="{909E8E84-426E-40DD-AFC4-6F175D3DCCD1}">
+                        <a14:hiddenFill xmlns:a14="http://schemas.microsoft.com/office/drawing/2010/main">
+                          <a:solidFill>
+                            <a:srgbClr val="FFFFFF"/>
+                          </a:solidFill>
+                        </a14:hiddenFill>
+                      </a:ext>
+                    </a:extLst>
+                  </pic:spPr>
+                </pic:pic>
+              </a:graphicData>
+            </a:graphic>
+          </wp:anchor>
+        </w:drawing>
+      </w:r>
+      <w:r>
         <w:rPr>
           <w:rFonts w:eastAsia="Times New Roman" w:cs="Times New Roman"/>
           <w:color w:val="333333"/>
@@ -11793,21 +13537,174 @@
           <w:szCs w:val="27"/>
           <w:lang w:eastAsia="ru-RU"/>
         </w:rPr>
-      </w:pPr>
-    </w:p>
-    <w:p>
-      <w:pPr>
-        <w:rPr>
-          <w:lang w:eastAsia="ru-RU"/>
-        </w:rPr>
-      </w:pPr>
-    </w:p>
-    <w:p>
-      <w:pPr>
-        <w:rPr>
-          <w:lang w:eastAsia="ru-RU"/>
-        </w:rPr>
-      </w:pPr>
+        <w:t> </w:t>
+      </w:r>
+      <w:r>
+        <w:rPr>
+          <w:noProof/>
+          <w:lang w:eastAsia="ru-RU"/>
+        </w:rPr>
+        <w:drawing>
+          <wp:anchor distT="0" distB="0" distL="114300" distR="114300" simplePos="0" relativeHeight="251835392" behindDoc="0" locked="0" layoutInCell="1" allowOverlap="1" wp14:anchorId="01503344" wp14:editId="7CCB749E">
+            <wp:simplePos x="0" y="0"/>
+            <wp:positionH relativeFrom="page">
+              <wp:posOffset>2687320</wp:posOffset>
+            </wp:positionH>
+            <wp:positionV relativeFrom="paragraph">
+              <wp:posOffset>28575</wp:posOffset>
+            </wp:positionV>
+            <wp:extent cx="2534920" cy="1864360"/>
+            <wp:effectExtent l="0" t="0" r="0" b="2540"/>
+            <wp:wrapNone/>
+            <wp:docPr id="56" name="Рисунок 56" descr="C:\Users\bg_19\OneDrive\Рабочий стол\5 класс\Большая клетка.png"/>
+            <wp:cNvGraphicFramePr>
+              <a:graphicFrameLocks xmlns:a="http://schemas.openxmlformats.org/drawingml/2006/main" noChangeAspect="1"/>
+            </wp:cNvGraphicFramePr>
+            <a:graphic xmlns:a="http://schemas.openxmlformats.org/drawingml/2006/main">
+              <a:graphicData uri="http://schemas.openxmlformats.org/drawingml/2006/picture">
+                <pic:pic xmlns:pic="http://schemas.openxmlformats.org/drawingml/2006/picture">
+                  <pic:nvPicPr>
+                    <pic:cNvPr id="0" name="Picture 1" descr="C:\Users\bg_19\OneDrive\Рабочий стол\5 класс\Большая клетка.png"/>
+                    <pic:cNvPicPr>
+                      <a:picLocks noChangeAspect="1" noChangeArrowheads="1"/>
+                    </pic:cNvPicPr>
+                  </pic:nvPicPr>
+                  <pic:blipFill rotWithShape="1">
+                    <a:blip r:embed="rId8">
+                      <a:extLst>
+                        <a:ext uri="{28A0092B-C50C-407E-A947-70E740481C1C}">
+                          <a14:useLocalDpi xmlns:a14="http://schemas.microsoft.com/office/drawing/2010/main" val="0"/>
+                        </a:ext>
+                      </a:extLst>
+                    </a:blip>
+                    <a:srcRect l="6599" r="60146" b="64775"/>
+                    <a:stretch/>
+                  </pic:blipFill>
+                  <pic:spPr bwMode="auto">
+                    <a:xfrm>
+                      <a:off x="0" y="0"/>
+                      <a:ext cx="2534920" cy="1864360"/>
+                    </a:xfrm>
+                    <a:prstGeom prst="rect">
+                      <a:avLst/>
+                    </a:prstGeom>
+                    <a:noFill/>
+                    <a:ln>
+                      <a:noFill/>
+                    </a:ln>
+                    <a:extLst>
+                      <a:ext uri="{53640926-AAD7-44D8-BBD7-CCE9431645EC}">
+                        <a14:shadowObscured xmlns:a14="http://schemas.microsoft.com/office/drawing/2010/main"/>
+                      </a:ext>
+                    </a:extLst>
+                  </pic:spPr>
+                </pic:pic>
+              </a:graphicData>
+            </a:graphic>
+            <wp14:sizeRelH relativeFrom="page">
+              <wp14:pctWidth>0</wp14:pctWidth>
+            </wp14:sizeRelH>
+            <wp14:sizeRelV relativeFrom="page">
+              <wp14:pctHeight>0</wp14:pctHeight>
+            </wp14:sizeRelV>
+          </wp:anchor>
+        </w:drawing>
+      </w:r>
+    </w:p>
+    <w:p>
+      <w:pPr>
+        <w:rPr>
+          <w:lang w:eastAsia="ru-RU"/>
+        </w:rPr>
+      </w:pPr>
+    </w:p>
+    <w:p>
+      <w:pPr>
+        <w:rPr>
+          <w:lang w:eastAsia="ru-RU"/>
+        </w:rPr>
+      </w:pPr>
+    </w:p>
+    <w:p>
+      <w:pPr>
+        <w:rPr>
+          <w:lang w:eastAsia="ru-RU"/>
+        </w:rPr>
+      </w:pPr>
+    </w:p>
+    <w:p>
+      <w:pPr>
+        <w:rPr>
+          <w:lang w:eastAsia="ru-RU"/>
+        </w:rPr>
+      </w:pPr>
+    </w:p>
+    <w:p>
+      <w:pPr>
+        <w:rPr>
+          <w:lang w:eastAsia="ru-RU"/>
+        </w:rPr>
+      </w:pPr>
+    </w:p>
+    <w:p>
+      <w:pPr>
+        <w:rPr>
+          <w:lang w:eastAsia="ru-RU"/>
+        </w:rPr>
+      </w:pPr>
+    </w:p>
+    <w:p>
+      <w:pPr>
+        <w:rPr>
+          <w:lang w:eastAsia="ru-RU"/>
+        </w:rPr>
+      </w:pPr>
+    </w:p>
+    <w:p>
+      <w:pPr>
+        <w:rPr>
+          <w:lang w:eastAsia="ru-RU"/>
+        </w:rPr>
+      </w:pPr>
+    </w:p>
+    <w:p>
+      <w:pPr>
+        <w:tabs>
+          <w:tab w:val="left" w:pos="1488"/>
+        </w:tabs>
+        <w:ind w:firstLine="0"/>
+        <w:rPr>
+          <w:lang w:eastAsia="ru-RU"/>
+        </w:rPr>
+      </w:pPr>
+    </w:p>
+    <w:p>
+      <w:pPr>
+        <w:tabs>
+          <w:tab w:val="left" w:pos="1488"/>
+        </w:tabs>
+        <w:ind w:firstLine="0"/>
+        <w:rPr>
+          <w:lang w:eastAsia="ru-RU"/>
+        </w:rPr>
+      </w:pPr>
+    </w:p>
+    <w:p>
+      <w:pPr>
+        <w:tabs>
+          <w:tab w:val="left" w:pos="1488"/>
+        </w:tabs>
+        <w:ind w:firstLine="0"/>
+        <w:rPr>
+          <w:lang w:eastAsia="ru-RU"/>
+        </w:rPr>
+      </w:pPr>
+      <w:r>
+        <w:rPr>
+          <w:lang w:eastAsia="ru-RU"/>
+        </w:rPr>
+        <w:t>Ответ: ___</w:t>
+      </w:r>
     </w:p>
     <w:p>
       <w:pPr>
@@ -11823,28 +13720,3632 @@
     </w:p>
     <w:p>
       <w:pPr>
-        <w:rPr>
-          <w:lang w:eastAsia="ru-RU"/>
-        </w:rPr>
-      </w:pPr>
-    </w:p>
-    <w:p>
-      <w:pPr>
-        <w:rPr>
-          <w:lang w:eastAsia="ru-RU"/>
-        </w:rPr>
-      </w:pPr>
-    </w:p>
-    <w:p>
-      <w:pPr>
+        <w:pStyle w:val="1"/>
+        <w:rPr>
+          <w:rStyle w:val="canselect"/>
+          <w:rFonts w:asciiTheme="minorHAnsi" w:hAnsiTheme="minorHAnsi"/>
+        </w:rPr>
+      </w:pPr>
+      <w:r>
+        <w:t>Номер: </w:t>
+      </w:r>
+      <w:r>
+        <w:rPr>
+          <w:rStyle w:val="canselect"/>
+        </w:rPr>
+        <w:t>1FE6D0</w:t>
+      </w:r>
+    </w:p>
+    <w:p>
+      <w:pPr>
+        <w:rPr>
+          <w:lang w:eastAsia="ru-RU"/>
+        </w:rPr>
+      </w:pPr>
+      <w:r>
+        <w:rPr>
+          <w:lang w:eastAsia="ru-RU"/>
+        </w:rPr>
+        <w:t>Между населёнными пунктами A, B, C, D, E построены дороги, протяжённость которых (в километрах) приведена в таблице.</w:t>
+      </w:r>
+    </w:p>
+    <w:p>
+      <w:pPr>
+        <w:rPr>
+          <w:lang w:eastAsia="ru-RU"/>
+        </w:rPr>
+      </w:pPr>
+      <w:r>
+        <w:rPr>
+          <w:lang w:eastAsia="ru-RU"/>
+        </w:rPr>
+        <w:t xml:space="preserve"> Определите длину кратчайшего пути между пунктами A и Е. Передвигаться можно только по дорогам, протяжённость которых указана в таблице. Каждый пункт можно посетить только один раз. </w:t>
+      </w:r>
+    </w:p>
+    <w:p>
+      <w:pPr>
+        <w:rPr>
+          <w:lang w:eastAsia="ru-RU"/>
+        </w:rPr>
+      </w:pPr>
+      <w:r>
+        <w:rPr>
+          <w:noProof/>
+          <w:lang w:eastAsia="ru-RU"/>
+        </w:rPr>
+        <w:drawing>
+          <wp:anchor distT="0" distB="0" distL="114300" distR="114300" simplePos="0" relativeHeight="251839488" behindDoc="0" locked="0" layoutInCell="1" allowOverlap="1">
+            <wp:simplePos x="0" y="0"/>
+            <wp:positionH relativeFrom="column">
+              <wp:posOffset>-4445</wp:posOffset>
+            </wp:positionH>
+            <wp:positionV relativeFrom="paragraph">
+              <wp:posOffset>102870</wp:posOffset>
+            </wp:positionV>
+            <wp:extent cx="2024380" cy="1152525"/>
+            <wp:effectExtent l="0" t="0" r="0" b="0"/>
+            <wp:wrapNone/>
+            <wp:docPr id="60" name="Рисунок 3"/>
+            <wp:cNvGraphicFramePr>
+              <a:graphicFrameLocks xmlns:a="http://schemas.openxmlformats.org/drawingml/2006/main" noChangeAspect="1"/>
+            </wp:cNvGraphicFramePr>
+            <a:graphic xmlns:a="http://schemas.openxmlformats.org/drawingml/2006/main">
+              <a:graphicData uri="http://schemas.openxmlformats.org/drawingml/2006/picture">
+                <pic:pic xmlns:pic="http://schemas.openxmlformats.org/drawingml/2006/picture">
+                  <pic:nvPicPr>
+                    <pic:cNvPr id="4" name="Рисунок 3"/>
+                    <pic:cNvPicPr>
+                      <a:picLocks noChangeAspect="1" noChangeArrowheads="1"/>
+                    </pic:cNvPicPr>
+                  </pic:nvPicPr>
+                  <pic:blipFill>
+                    <a:blip r:embed="rId134">
+                      <a:extLst>
+                        <a:ext uri="{28A0092B-C50C-407E-A947-70E740481C1C}">
+                          <a14:useLocalDpi xmlns:a14="http://schemas.microsoft.com/office/drawing/2010/main" val="0"/>
+                        </a:ext>
+                      </a:extLst>
+                    </a:blip>
+                    <a:srcRect/>
+                    <a:stretch>
+                      <a:fillRect/>
+                    </a:stretch>
+                  </pic:blipFill>
+                  <pic:spPr bwMode="auto">
+                    <a:xfrm>
+                      <a:off x="0" y="0"/>
+                      <a:ext cx="2024380" cy="1152525"/>
+                    </a:xfrm>
+                    <a:prstGeom prst="rect">
+                      <a:avLst/>
+                    </a:prstGeom>
+                    <a:noFill/>
+                    <a:extLst>
+                      <a:ext uri="{909E8E84-426E-40DD-AFC4-6F175D3DCCD1}">
+                        <a14:hiddenFill xmlns:a14="http://schemas.microsoft.com/office/drawing/2010/main">
+                          <a:solidFill>
+                            <a:srgbClr val="FFFFFF"/>
+                          </a:solidFill>
+                        </a14:hiddenFill>
+                      </a:ext>
+                    </a:extLst>
+                  </pic:spPr>
+                </pic:pic>
+              </a:graphicData>
+            </a:graphic>
+          </wp:anchor>
+        </w:drawing>
+      </w:r>
+      <w:r>
+        <w:rPr>
+          <w:rFonts w:eastAsia="Times New Roman" w:cs="Times New Roman"/>
+          <w:color w:val="333333"/>
+          <w:sz w:val="27"/>
+          <w:szCs w:val="27"/>
+          <w:lang w:eastAsia="ru-RU"/>
+        </w:rPr>
+        <w:t> </w:t>
+      </w:r>
+      <w:r>
+        <w:rPr>
+          <w:noProof/>
+          <w:lang w:eastAsia="ru-RU"/>
+        </w:rPr>
+        <w:drawing>
+          <wp:anchor distT="0" distB="0" distL="114300" distR="114300" simplePos="0" relativeHeight="251838464" behindDoc="0" locked="0" layoutInCell="1" allowOverlap="1" wp14:anchorId="34D8187C" wp14:editId="61301FEA">
+            <wp:simplePos x="0" y="0"/>
+            <wp:positionH relativeFrom="page">
+              <wp:posOffset>2687320</wp:posOffset>
+            </wp:positionH>
+            <wp:positionV relativeFrom="paragraph">
+              <wp:posOffset>28575</wp:posOffset>
+            </wp:positionV>
+            <wp:extent cx="2534920" cy="1864360"/>
+            <wp:effectExtent l="0" t="0" r="0" b="2540"/>
+            <wp:wrapNone/>
+            <wp:docPr id="59" name="Рисунок 59" descr="C:\Users\bg_19\OneDrive\Рабочий стол\5 класс\Большая клетка.png"/>
+            <wp:cNvGraphicFramePr>
+              <a:graphicFrameLocks xmlns:a="http://schemas.openxmlformats.org/drawingml/2006/main" noChangeAspect="1"/>
+            </wp:cNvGraphicFramePr>
+            <a:graphic xmlns:a="http://schemas.openxmlformats.org/drawingml/2006/main">
+              <a:graphicData uri="http://schemas.openxmlformats.org/drawingml/2006/picture">
+                <pic:pic xmlns:pic="http://schemas.openxmlformats.org/drawingml/2006/picture">
+                  <pic:nvPicPr>
+                    <pic:cNvPr id="0" name="Picture 1" descr="C:\Users\bg_19\OneDrive\Рабочий стол\5 класс\Большая клетка.png"/>
+                    <pic:cNvPicPr>
+                      <a:picLocks noChangeAspect="1" noChangeArrowheads="1"/>
+                    </pic:cNvPicPr>
+                  </pic:nvPicPr>
+                  <pic:blipFill rotWithShape="1">
+                    <a:blip r:embed="rId8">
+                      <a:extLst>
+                        <a:ext uri="{28A0092B-C50C-407E-A947-70E740481C1C}">
+                          <a14:useLocalDpi xmlns:a14="http://schemas.microsoft.com/office/drawing/2010/main" val="0"/>
+                        </a:ext>
+                      </a:extLst>
+                    </a:blip>
+                    <a:srcRect l="6599" r="60146" b="64775"/>
+                    <a:stretch/>
+                  </pic:blipFill>
+                  <pic:spPr bwMode="auto">
+                    <a:xfrm>
+                      <a:off x="0" y="0"/>
+                      <a:ext cx="2534920" cy="1864360"/>
+                    </a:xfrm>
+                    <a:prstGeom prst="rect">
+                      <a:avLst/>
+                    </a:prstGeom>
+                    <a:noFill/>
+                    <a:ln>
+                      <a:noFill/>
+                    </a:ln>
+                    <a:extLst>
+                      <a:ext uri="{53640926-AAD7-44D8-BBD7-CCE9431645EC}">
+                        <a14:shadowObscured xmlns:a14="http://schemas.microsoft.com/office/drawing/2010/main"/>
+                      </a:ext>
+                    </a:extLst>
+                  </pic:spPr>
+                </pic:pic>
+              </a:graphicData>
+            </a:graphic>
+            <wp14:sizeRelH relativeFrom="page">
+              <wp14:pctWidth>0</wp14:pctWidth>
+            </wp14:sizeRelH>
+            <wp14:sizeRelV relativeFrom="page">
+              <wp14:pctHeight>0</wp14:pctHeight>
+            </wp14:sizeRelV>
+          </wp:anchor>
+        </w:drawing>
+      </w:r>
+    </w:p>
+    <w:p>
+      <w:pPr>
+        <w:rPr>
+          <w:lang w:eastAsia="ru-RU"/>
+        </w:rPr>
+      </w:pPr>
+    </w:p>
+    <w:p>
+      <w:pPr>
+        <w:rPr>
+          <w:lang w:eastAsia="ru-RU"/>
+        </w:rPr>
+      </w:pPr>
+    </w:p>
+    <w:p>
+      <w:pPr>
+        <w:rPr>
+          <w:lang w:eastAsia="ru-RU"/>
+        </w:rPr>
+      </w:pPr>
+    </w:p>
+    <w:p>
+      <w:pPr>
+        <w:rPr>
+          <w:lang w:eastAsia="ru-RU"/>
+        </w:rPr>
+      </w:pPr>
+    </w:p>
+    <w:p>
+      <w:pPr>
+        <w:rPr>
+          <w:lang w:eastAsia="ru-RU"/>
+        </w:rPr>
+      </w:pPr>
+    </w:p>
+    <w:p>
+      <w:pPr>
+        <w:rPr>
+          <w:lang w:eastAsia="ru-RU"/>
+        </w:rPr>
+      </w:pPr>
+    </w:p>
+    <w:p>
+      <w:pPr>
+        <w:rPr>
+          <w:lang w:eastAsia="ru-RU"/>
+        </w:rPr>
+      </w:pPr>
+    </w:p>
+    <w:p>
+      <w:pPr>
+        <w:rPr>
+          <w:lang w:eastAsia="ru-RU"/>
+        </w:rPr>
+      </w:pPr>
+    </w:p>
+    <w:p>
+      <w:pPr>
+        <w:tabs>
+          <w:tab w:val="left" w:pos="1488"/>
+        </w:tabs>
         <w:ind w:firstLine="0"/>
         <w:rPr>
           <w:lang w:eastAsia="ru-RU"/>
         </w:rPr>
       </w:pPr>
     </w:p>
+    <w:p>
+      <w:pPr>
+        <w:tabs>
+          <w:tab w:val="left" w:pos="1488"/>
+        </w:tabs>
+        <w:ind w:firstLine="0"/>
+        <w:rPr>
+          <w:lang w:eastAsia="ru-RU"/>
+        </w:rPr>
+      </w:pPr>
+    </w:p>
+    <w:p>
+      <w:pPr>
+        <w:tabs>
+          <w:tab w:val="left" w:pos="1488"/>
+        </w:tabs>
+        <w:ind w:firstLine="0"/>
+        <w:rPr>
+          <w:lang w:eastAsia="ru-RU"/>
+        </w:rPr>
+      </w:pPr>
+      <w:r>
+        <w:rPr>
+          <w:lang w:eastAsia="ru-RU"/>
+        </w:rPr>
+        <w:t>Ответ: ___</w:t>
+      </w:r>
+    </w:p>
+    <w:p>
+      <w:pPr>
+        <w:rPr>
+          <w:lang w:eastAsia="ru-RU"/>
+        </w:rPr>
+      </w:pPr>
+      <w:r>
+        <w:rPr>
+          <w:lang w:eastAsia="ru-RU"/>
+        </w:rPr>
+        <w:br w:type="page"/>
+      </w:r>
+    </w:p>
+    <w:p>
+      <w:pPr>
+        <w:pStyle w:val="1"/>
+        <w:rPr>
+          <w:rStyle w:val="canselect"/>
+          <w:rFonts w:asciiTheme="minorHAnsi" w:hAnsiTheme="minorHAnsi"/>
+        </w:rPr>
+      </w:pPr>
+      <w:r>
+        <w:lastRenderedPageBreak/>
+        <w:t>Номер: </w:t>
+      </w:r>
+      <w:r>
+        <w:rPr>
+          <w:rStyle w:val="canselect"/>
+        </w:rPr>
+        <w:t>274256</w:t>
+      </w:r>
+    </w:p>
+    <w:p>
+      <w:pPr>
+        <w:rPr>
+          <w:lang w:eastAsia="ru-RU"/>
+        </w:rPr>
+      </w:pPr>
+      <w:r>
+        <w:rPr>
+          <w:lang w:eastAsia="ru-RU"/>
+        </w:rPr>
+        <w:t>Между населёнными пунктами A, B, C, D, E построены дороги, протяжённость которых (в километрах) приведена в таблице.</w:t>
+      </w:r>
+    </w:p>
+    <w:p>
+      <w:pPr>
+        <w:rPr>
+          <w:lang w:eastAsia="ru-RU"/>
+        </w:rPr>
+      </w:pPr>
+      <w:r>
+        <w:rPr>
+          <w:lang w:eastAsia="ru-RU"/>
+        </w:rPr>
+        <w:t> Определите длину кратчайшего пути между пунктами A и D. Передвигаться можно только по дорогам, протяжённость которых указана в таблице. Каждый пункт можно посетить только один раз</w:t>
+      </w:r>
+      <w:r>
+        <w:rPr>
+          <w:lang w:eastAsia="ru-RU"/>
+        </w:rPr>
+        <w:t>.</w:t>
+      </w:r>
+    </w:p>
+    <w:p>
+      <w:pPr>
+        <w:rPr>
+          <w:lang w:eastAsia="ru-RU"/>
+        </w:rPr>
+      </w:pPr>
+      <w:r>
+        <w:rPr>
+          <w:noProof/>
+          <w:lang w:eastAsia="ru-RU"/>
+        </w:rPr>
+        <w:drawing>
+          <wp:anchor distT="0" distB="0" distL="114300" distR="114300" simplePos="0" relativeHeight="251842560" behindDoc="0" locked="0" layoutInCell="1" allowOverlap="1" wp14:anchorId="683BFF08" wp14:editId="60B3BE0E">
+            <wp:simplePos x="0" y="0"/>
+            <wp:positionH relativeFrom="margin">
+              <wp:posOffset>-44450</wp:posOffset>
+            </wp:positionH>
+            <wp:positionV relativeFrom="paragraph">
+              <wp:posOffset>122555</wp:posOffset>
+            </wp:positionV>
+            <wp:extent cx="2024380" cy="1152525"/>
+            <wp:effectExtent l="0" t="0" r="0" b="9525"/>
+            <wp:wrapNone/>
+            <wp:docPr id="64" name="Рисунок 4"/>
+            <wp:cNvGraphicFramePr>
+              <a:graphicFrameLocks xmlns:a="http://schemas.openxmlformats.org/drawingml/2006/main" noChangeAspect="1"/>
+            </wp:cNvGraphicFramePr>
+            <a:graphic xmlns:a="http://schemas.openxmlformats.org/drawingml/2006/main">
+              <a:graphicData uri="http://schemas.openxmlformats.org/drawingml/2006/picture">
+                <pic:pic xmlns:pic="http://schemas.openxmlformats.org/drawingml/2006/picture">
+                  <pic:nvPicPr>
+                    <pic:cNvPr id="5" name="Рисунок 4"/>
+                    <pic:cNvPicPr>
+                      <a:picLocks noChangeAspect="1" noChangeArrowheads="1"/>
+                    </pic:cNvPicPr>
+                  </pic:nvPicPr>
+                  <pic:blipFill>
+                    <a:blip r:embed="rId135">
+                      <a:extLst>
+                        <a:ext uri="{28A0092B-C50C-407E-A947-70E740481C1C}">
+                          <a14:useLocalDpi xmlns:a14="http://schemas.microsoft.com/office/drawing/2010/main" val="0"/>
+                        </a:ext>
+                      </a:extLst>
+                    </a:blip>
+                    <a:srcRect/>
+                    <a:stretch>
+                      <a:fillRect/>
+                    </a:stretch>
+                  </pic:blipFill>
+                  <pic:spPr bwMode="auto">
+                    <a:xfrm>
+                      <a:off x="0" y="0"/>
+                      <a:ext cx="2024380" cy="1152525"/>
+                    </a:xfrm>
+                    <a:prstGeom prst="rect">
+                      <a:avLst/>
+                    </a:prstGeom>
+                    <a:noFill/>
+                    <a:extLst/>
+                  </pic:spPr>
+                </pic:pic>
+              </a:graphicData>
+            </a:graphic>
+          </wp:anchor>
+        </w:drawing>
+      </w:r>
+      <w:r>
+        <w:rPr>
+          <w:noProof/>
+          <w:lang w:eastAsia="ru-RU"/>
+        </w:rPr>
+        <w:drawing>
+          <wp:anchor distT="0" distB="0" distL="114300" distR="114300" simplePos="0" relativeHeight="251841536" behindDoc="0" locked="0" layoutInCell="1" allowOverlap="1" wp14:anchorId="64DE0704" wp14:editId="34C0191E">
+            <wp:simplePos x="0" y="0"/>
+            <wp:positionH relativeFrom="page">
+              <wp:posOffset>2611120</wp:posOffset>
+            </wp:positionH>
+            <wp:positionV relativeFrom="paragraph">
+              <wp:posOffset>9525</wp:posOffset>
+            </wp:positionV>
+            <wp:extent cx="2534920" cy="1864360"/>
+            <wp:effectExtent l="0" t="0" r="0" b="2540"/>
+            <wp:wrapNone/>
+            <wp:docPr id="61" name="Рисунок 61" descr="C:\Users\bg_19\OneDrive\Рабочий стол\5 класс\Большая клетка.png"/>
+            <wp:cNvGraphicFramePr>
+              <a:graphicFrameLocks xmlns:a="http://schemas.openxmlformats.org/drawingml/2006/main" noChangeAspect="1"/>
+            </wp:cNvGraphicFramePr>
+            <a:graphic xmlns:a="http://schemas.openxmlformats.org/drawingml/2006/main">
+              <a:graphicData uri="http://schemas.openxmlformats.org/drawingml/2006/picture">
+                <pic:pic xmlns:pic="http://schemas.openxmlformats.org/drawingml/2006/picture">
+                  <pic:nvPicPr>
+                    <pic:cNvPr id="0" name="Picture 1" descr="C:\Users\bg_19\OneDrive\Рабочий стол\5 класс\Большая клетка.png"/>
+                    <pic:cNvPicPr>
+                      <a:picLocks noChangeAspect="1" noChangeArrowheads="1"/>
+                    </pic:cNvPicPr>
+                  </pic:nvPicPr>
+                  <pic:blipFill rotWithShape="1">
+                    <a:blip r:embed="rId8">
+                      <a:extLst>
+                        <a:ext uri="{28A0092B-C50C-407E-A947-70E740481C1C}">
+                          <a14:useLocalDpi xmlns:a14="http://schemas.microsoft.com/office/drawing/2010/main" val="0"/>
+                        </a:ext>
+                      </a:extLst>
+                    </a:blip>
+                    <a:srcRect l="6599" r="60146" b="64775"/>
+                    <a:stretch/>
+                  </pic:blipFill>
+                  <pic:spPr bwMode="auto">
+                    <a:xfrm>
+                      <a:off x="0" y="0"/>
+                      <a:ext cx="2534920" cy="1864360"/>
+                    </a:xfrm>
+                    <a:prstGeom prst="rect">
+                      <a:avLst/>
+                    </a:prstGeom>
+                    <a:noFill/>
+                    <a:ln>
+                      <a:noFill/>
+                    </a:ln>
+                    <a:extLst>
+                      <a:ext uri="{53640926-AAD7-44D8-BBD7-CCE9431645EC}">
+                        <a14:shadowObscured xmlns:a14="http://schemas.microsoft.com/office/drawing/2010/main"/>
+                      </a:ext>
+                    </a:extLst>
+                  </pic:spPr>
+                </pic:pic>
+              </a:graphicData>
+            </a:graphic>
+            <wp14:sizeRelH relativeFrom="page">
+              <wp14:pctWidth>0</wp14:pctWidth>
+            </wp14:sizeRelH>
+            <wp14:sizeRelV relativeFrom="page">
+              <wp14:pctHeight>0</wp14:pctHeight>
+            </wp14:sizeRelV>
+          </wp:anchor>
+        </w:drawing>
+      </w:r>
+    </w:p>
+    <w:p>
+      <w:pPr>
+        <w:rPr>
+          <w:lang w:eastAsia="ru-RU"/>
+        </w:rPr>
+      </w:pPr>
+    </w:p>
+    <w:p>
+      <w:pPr>
+        <w:rPr>
+          <w:lang w:eastAsia="ru-RU"/>
+        </w:rPr>
+      </w:pPr>
+    </w:p>
+    <w:p>
+      <w:pPr>
+        <w:rPr>
+          <w:lang w:eastAsia="ru-RU"/>
+        </w:rPr>
+      </w:pPr>
+    </w:p>
+    <w:p>
+      <w:pPr>
+        <w:rPr>
+          <w:lang w:eastAsia="ru-RU"/>
+        </w:rPr>
+      </w:pPr>
+    </w:p>
+    <w:p>
+      <w:pPr>
+        <w:rPr>
+          <w:lang w:eastAsia="ru-RU"/>
+        </w:rPr>
+      </w:pPr>
+    </w:p>
+    <w:p>
+      <w:pPr>
+        <w:rPr>
+          <w:lang w:eastAsia="ru-RU"/>
+        </w:rPr>
+      </w:pPr>
+    </w:p>
+    <w:p>
+      <w:pPr>
+        <w:tabs>
+          <w:tab w:val="left" w:pos="1488"/>
+        </w:tabs>
+        <w:ind w:firstLine="0"/>
+        <w:rPr>
+          <w:lang w:eastAsia="ru-RU"/>
+        </w:rPr>
+      </w:pPr>
+    </w:p>
+    <w:p>
+      <w:pPr>
+        <w:tabs>
+          <w:tab w:val="left" w:pos="1488"/>
+        </w:tabs>
+        <w:ind w:firstLine="0"/>
+        <w:rPr>
+          <w:lang w:eastAsia="ru-RU"/>
+        </w:rPr>
+      </w:pPr>
+    </w:p>
+    <w:p>
+      <w:pPr>
+        <w:tabs>
+          <w:tab w:val="left" w:pos="1488"/>
+        </w:tabs>
+        <w:ind w:firstLine="0"/>
+        <w:rPr>
+          <w:lang w:eastAsia="ru-RU"/>
+        </w:rPr>
+      </w:pPr>
+      <w:r>
+        <w:rPr>
+          <w:lang w:eastAsia="ru-RU"/>
+        </w:rPr>
+        <w:t>Ответ: ___</w:t>
+      </w:r>
+    </w:p>
+    <w:p>
+      <w:pPr>
+        <w:tabs>
+          <w:tab w:val="left" w:pos="1488"/>
+        </w:tabs>
+        <w:ind w:firstLine="0"/>
+        <w:rPr>
+          <w:lang w:eastAsia="ru-RU"/>
+        </w:rPr>
+      </w:pPr>
+    </w:p>
+    <w:p>
+      <w:pPr>
+        <w:tabs>
+          <w:tab w:val="left" w:pos="1488"/>
+        </w:tabs>
+        <w:ind w:firstLine="0"/>
+        <w:rPr>
+          <w:lang w:eastAsia="ru-RU"/>
+        </w:rPr>
+      </w:pPr>
+    </w:p>
+    <w:p>
+      <w:pPr>
+        <w:pStyle w:val="1"/>
+        <w:rPr>
+          <w:rStyle w:val="canselect"/>
+        </w:rPr>
+      </w:pPr>
+      <w:r>
+        <w:t>Номер: </w:t>
+      </w:r>
+      <w:r>
+        <w:rPr>
+          <w:rStyle w:val="canselect"/>
+        </w:rPr>
+        <w:t>AEBD50</w:t>
+      </w:r>
+    </w:p>
+    <w:p>
+      <w:pPr>
+        <w:rPr>
+          <w:lang w:eastAsia="ru-RU"/>
+        </w:rPr>
+      </w:pPr>
+      <w:r>
+        <w:rPr>
+          <w:lang w:eastAsia="ru-RU"/>
+        </w:rPr>
+        <w:t>Между населёнными пунктами A, B, C, D, E построены дороги, протяжённость которых приведена в таблице.</w:t>
+      </w:r>
+    </w:p>
+    <w:p>
+      <w:pPr>
+        <w:rPr>
+          <w:lang w:eastAsia="ru-RU"/>
+        </w:rPr>
+      </w:pPr>
+      <w:r>
+        <w:rPr>
+          <w:lang w:eastAsia="ru-RU"/>
+        </w:rPr>
+        <w:t> Определите длину кратчайшего пути между пунктами A и E, проходящего через пункт D. Передвигаться можно только по дорогам, указанным</w:t>
+      </w:r>
+      <w:r>
+        <w:rPr>
+          <w:lang w:eastAsia="ru-RU"/>
+        </w:rPr>
+        <w:t xml:space="preserve"> </w:t>
+      </w:r>
+      <w:r>
+        <w:rPr>
+          <w:lang w:eastAsia="ru-RU"/>
+        </w:rPr>
+        <w:t>в таблице. Каждый пункт можно посетить только один раз.</w:t>
+      </w:r>
+    </w:p>
+    <w:p>
+      <w:pPr>
+        <w:rPr>
+          <w:lang w:eastAsia="ru-RU"/>
+        </w:rPr>
+      </w:pPr>
+      <w:r>
+        <w:rPr>
+          <w:noProof/>
+          <w:lang w:eastAsia="ru-RU"/>
+        </w:rPr>
+        <w:drawing>
+          <wp:anchor distT="0" distB="0" distL="114300" distR="114300" simplePos="0" relativeHeight="251845632" behindDoc="0" locked="0" layoutInCell="1" allowOverlap="1" wp14:anchorId="1E095C6D" wp14:editId="682B7F56">
+            <wp:simplePos x="0" y="0"/>
+            <wp:positionH relativeFrom="column">
+              <wp:posOffset>65405</wp:posOffset>
+            </wp:positionH>
+            <wp:positionV relativeFrom="paragraph">
+              <wp:posOffset>172332</wp:posOffset>
+            </wp:positionV>
+            <wp:extent cx="2024814" cy="1152525"/>
+            <wp:effectExtent l="0" t="0" r="0" b="0"/>
+            <wp:wrapNone/>
+            <wp:docPr id="69" name="Рисунок 5"/>
+            <wp:cNvGraphicFramePr>
+              <a:graphicFrameLocks xmlns:a="http://schemas.openxmlformats.org/drawingml/2006/main" noChangeAspect="1"/>
+            </wp:cNvGraphicFramePr>
+            <a:graphic xmlns:a="http://schemas.openxmlformats.org/drawingml/2006/main">
+              <a:graphicData uri="http://schemas.openxmlformats.org/drawingml/2006/picture">
+                <pic:pic xmlns:pic="http://schemas.openxmlformats.org/drawingml/2006/picture">
+                  <pic:nvPicPr>
+                    <pic:cNvPr id="6" name="Рисунок 5"/>
+                    <pic:cNvPicPr>
+                      <a:picLocks noChangeAspect="1" noChangeArrowheads="1"/>
+                    </pic:cNvPicPr>
+                  </pic:nvPicPr>
+                  <pic:blipFill>
+                    <a:blip r:embed="rId136">
+                      <a:extLst>
+                        <a:ext uri="{28A0092B-C50C-407E-A947-70E740481C1C}">
+                          <a14:useLocalDpi xmlns:a14="http://schemas.microsoft.com/office/drawing/2010/main" val="0"/>
+                        </a:ext>
+                      </a:extLst>
+                    </a:blip>
+                    <a:srcRect/>
+                    <a:stretch>
+                      <a:fillRect/>
+                    </a:stretch>
+                  </pic:blipFill>
+                  <pic:spPr bwMode="auto">
+                    <a:xfrm>
+                      <a:off x="0" y="0"/>
+                      <a:ext cx="2024814" cy="1152525"/>
+                    </a:xfrm>
+                    <a:prstGeom prst="rect">
+                      <a:avLst/>
+                    </a:prstGeom>
+                    <a:noFill/>
+                    <a:extLst>
+                      <a:ext uri="{909E8E84-426E-40DD-AFC4-6F175D3DCCD1}">
+                        <a14:hiddenFill xmlns:a14="http://schemas.microsoft.com/office/drawing/2010/main">
+                          <a:solidFill>
+                            <a:srgbClr val="FFFFFF"/>
+                          </a:solidFill>
+                        </a14:hiddenFill>
+                      </a:ext>
+                    </a:extLst>
+                  </pic:spPr>
+                </pic:pic>
+              </a:graphicData>
+            </a:graphic>
+          </wp:anchor>
+        </w:drawing>
+      </w:r>
+    </w:p>
+    <w:p>
+      <w:pPr>
+        <w:rPr>
+          <w:lang w:eastAsia="ru-RU"/>
+        </w:rPr>
+      </w:pPr>
+      <w:r>
+        <w:rPr>
+          <w:noProof/>
+          <w:lang w:eastAsia="ru-RU"/>
+        </w:rPr>
+        <w:drawing>
+          <wp:anchor distT="0" distB="0" distL="114300" distR="114300" simplePos="0" relativeHeight="251844608" behindDoc="0" locked="0" layoutInCell="1" allowOverlap="1" wp14:anchorId="7CEA0711" wp14:editId="391E0219">
+            <wp:simplePos x="0" y="0"/>
+            <wp:positionH relativeFrom="page">
+              <wp:posOffset>2611120</wp:posOffset>
+            </wp:positionH>
+            <wp:positionV relativeFrom="paragraph">
+              <wp:posOffset>3175</wp:posOffset>
+            </wp:positionV>
+            <wp:extent cx="2534920" cy="1864360"/>
+            <wp:effectExtent l="0" t="0" r="0" b="2540"/>
+            <wp:wrapNone/>
+            <wp:docPr id="67" name="Рисунок 67" descr="C:\Users\bg_19\OneDrive\Рабочий стол\5 класс\Большая клетка.png"/>
+            <wp:cNvGraphicFramePr>
+              <a:graphicFrameLocks xmlns:a="http://schemas.openxmlformats.org/drawingml/2006/main" noChangeAspect="1"/>
+            </wp:cNvGraphicFramePr>
+            <a:graphic xmlns:a="http://schemas.openxmlformats.org/drawingml/2006/main">
+              <a:graphicData uri="http://schemas.openxmlformats.org/drawingml/2006/picture">
+                <pic:pic xmlns:pic="http://schemas.openxmlformats.org/drawingml/2006/picture">
+                  <pic:nvPicPr>
+                    <pic:cNvPr id="0" name="Picture 1" descr="C:\Users\bg_19\OneDrive\Рабочий стол\5 класс\Большая клетка.png"/>
+                    <pic:cNvPicPr>
+                      <a:picLocks noChangeAspect="1" noChangeArrowheads="1"/>
+                    </pic:cNvPicPr>
+                  </pic:nvPicPr>
+                  <pic:blipFill rotWithShape="1">
+                    <a:blip r:embed="rId8">
+                      <a:extLst>
+                        <a:ext uri="{28A0092B-C50C-407E-A947-70E740481C1C}">
+                          <a14:useLocalDpi xmlns:a14="http://schemas.microsoft.com/office/drawing/2010/main" val="0"/>
+                        </a:ext>
+                      </a:extLst>
+                    </a:blip>
+                    <a:srcRect l="6599" r="60146" b="64775"/>
+                    <a:stretch/>
+                  </pic:blipFill>
+                  <pic:spPr bwMode="auto">
+                    <a:xfrm>
+                      <a:off x="0" y="0"/>
+                      <a:ext cx="2534920" cy="1864360"/>
+                    </a:xfrm>
+                    <a:prstGeom prst="rect">
+                      <a:avLst/>
+                    </a:prstGeom>
+                    <a:noFill/>
+                    <a:ln>
+                      <a:noFill/>
+                    </a:ln>
+                    <a:extLst>
+                      <a:ext uri="{53640926-AAD7-44D8-BBD7-CCE9431645EC}">
+                        <a14:shadowObscured xmlns:a14="http://schemas.microsoft.com/office/drawing/2010/main"/>
+                      </a:ext>
+                    </a:extLst>
+                  </pic:spPr>
+                </pic:pic>
+              </a:graphicData>
+            </a:graphic>
+            <wp14:sizeRelH relativeFrom="page">
+              <wp14:pctWidth>0</wp14:pctWidth>
+            </wp14:sizeRelH>
+            <wp14:sizeRelV relativeFrom="page">
+              <wp14:pctHeight>0</wp14:pctHeight>
+            </wp14:sizeRelV>
+          </wp:anchor>
+        </w:drawing>
+      </w:r>
+    </w:p>
+    <w:p>
+      <w:pPr>
+        <w:rPr>
+          <w:lang w:eastAsia="ru-RU"/>
+        </w:rPr>
+      </w:pPr>
+    </w:p>
+    <w:p>
+      <w:pPr>
+        <w:rPr>
+          <w:lang w:eastAsia="ru-RU"/>
+        </w:rPr>
+      </w:pPr>
+    </w:p>
+    <w:p>
+      <w:pPr>
+        <w:rPr>
+          <w:lang w:eastAsia="ru-RU"/>
+        </w:rPr>
+      </w:pPr>
+    </w:p>
+    <w:p>
+      <w:pPr>
+        <w:rPr>
+          <w:lang w:eastAsia="ru-RU"/>
+        </w:rPr>
+      </w:pPr>
+    </w:p>
+    <w:p>
+      <w:pPr>
+        <w:rPr>
+          <w:lang w:eastAsia="ru-RU"/>
+        </w:rPr>
+      </w:pPr>
+    </w:p>
+    <w:p>
+      <w:pPr>
+        <w:rPr>
+          <w:lang w:eastAsia="ru-RU"/>
+        </w:rPr>
+      </w:pPr>
+    </w:p>
+    <w:p>
+      <w:pPr>
+        <w:tabs>
+          <w:tab w:val="left" w:pos="1488"/>
+        </w:tabs>
+        <w:ind w:firstLine="0"/>
+        <w:rPr>
+          <w:lang w:eastAsia="ru-RU"/>
+        </w:rPr>
+      </w:pPr>
+    </w:p>
+    <w:p>
+      <w:pPr>
+        <w:tabs>
+          <w:tab w:val="left" w:pos="1488"/>
+        </w:tabs>
+        <w:ind w:firstLine="0"/>
+        <w:rPr>
+          <w:lang w:eastAsia="ru-RU"/>
+        </w:rPr>
+      </w:pPr>
+    </w:p>
+    <w:p>
+      <w:pPr>
+        <w:tabs>
+          <w:tab w:val="left" w:pos="1488"/>
+        </w:tabs>
+        <w:ind w:firstLine="0"/>
+        <w:rPr>
+          <w:lang w:eastAsia="ru-RU"/>
+        </w:rPr>
+      </w:pPr>
+      <w:r>
+        <w:rPr>
+          <w:lang w:eastAsia="ru-RU"/>
+        </w:rPr>
+        <w:t>Ответ: ___</w:t>
+      </w:r>
+    </w:p>
+    <w:p>
+      <w:pPr>
+        <w:rPr>
+          <w:lang w:eastAsia="ru-RU"/>
+        </w:rPr>
+      </w:pPr>
+      <w:r>
+        <w:rPr>
+          <w:lang w:eastAsia="ru-RU"/>
+        </w:rPr>
+        <w:br w:type="page"/>
+      </w:r>
+    </w:p>
+    <w:p>
+      <w:pPr>
+        <w:pStyle w:val="1"/>
+        <w:rPr>
+          <w:rStyle w:val="canselect"/>
+        </w:rPr>
+      </w:pPr>
+      <w:r>
+        <w:lastRenderedPageBreak/>
+        <w:t>Номер: </w:t>
+      </w:r>
+      <w:r>
+        <w:rPr>
+          <w:rStyle w:val="canselect"/>
+        </w:rPr>
+        <w:t>A29351</w:t>
+      </w:r>
+    </w:p>
+    <w:p>
+      <w:pPr>
+        <w:rPr>
+          <w:lang w:eastAsia="ru-RU"/>
+        </w:rPr>
+      </w:pPr>
+      <w:r>
+        <w:rPr>
+          <w:lang w:eastAsia="ru-RU"/>
+        </w:rPr>
+        <w:t>Между населёнными пунктами A, B, C, D, E, F построены дороги, протяжённость которых (в километрах) приведена в таблице.</w:t>
+      </w:r>
+    </w:p>
+    <w:p>
+      <w:pPr>
+        <w:rPr>
+          <w:lang w:eastAsia="ru-RU"/>
+        </w:rPr>
+      </w:pPr>
+      <w:r>
+        <w:rPr>
+          <w:lang w:eastAsia="ru-RU"/>
+        </w:rPr>
+        <w:t> Определите длину кратчайшего пути между пунктами A и F. Передвигаться можно только по дорогам, указанным в таблице. Каждый пункт можно посетить только один раз.</w:t>
+      </w:r>
+    </w:p>
+    <w:p>
+      <w:pPr>
+        <w:rPr>
+          <w:lang w:eastAsia="ru-RU"/>
+        </w:rPr>
+      </w:pPr>
+      <w:r>
+        <w:rPr>
+          <w:noProof/>
+          <w:lang w:eastAsia="ru-RU"/>
+        </w:rPr>
+        <w:drawing>
+          <wp:anchor distT="0" distB="0" distL="114300" distR="114300" simplePos="0" relativeHeight="251848704" behindDoc="0" locked="0" layoutInCell="1" allowOverlap="1" wp14:anchorId="2B66C64E" wp14:editId="20D25ABB">
+            <wp:simplePos x="0" y="0"/>
+            <wp:positionH relativeFrom="margin">
+              <wp:posOffset>-133350</wp:posOffset>
+            </wp:positionH>
+            <wp:positionV relativeFrom="paragraph">
+              <wp:posOffset>145415</wp:posOffset>
+            </wp:positionV>
+            <wp:extent cx="2360696" cy="1343025"/>
+            <wp:effectExtent l="0" t="0" r="1905" b="0"/>
+            <wp:wrapNone/>
+            <wp:docPr id="72" name="Рисунок 6"/>
+            <wp:cNvGraphicFramePr>
+              <a:graphicFrameLocks xmlns:a="http://schemas.openxmlformats.org/drawingml/2006/main" noChangeAspect="1"/>
+            </wp:cNvGraphicFramePr>
+            <a:graphic xmlns:a="http://schemas.openxmlformats.org/drawingml/2006/main">
+              <a:graphicData uri="http://schemas.openxmlformats.org/drawingml/2006/picture">
+                <pic:pic xmlns:pic="http://schemas.openxmlformats.org/drawingml/2006/picture">
+                  <pic:nvPicPr>
+                    <pic:cNvPr id="7" name="Рисунок 6"/>
+                    <pic:cNvPicPr>
+                      <a:picLocks noChangeAspect="1" noChangeArrowheads="1"/>
+                    </pic:cNvPicPr>
+                  </pic:nvPicPr>
+                  <pic:blipFill>
+                    <a:blip r:embed="rId137">
+                      <a:extLst>
+                        <a:ext uri="{28A0092B-C50C-407E-A947-70E740481C1C}">
+                          <a14:useLocalDpi xmlns:a14="http://schemas.microsoft.com/office/drawing/2010/main" val="0"/>
+                        </a:ext>
+                      </a:extLst>
+                    </a:blip>
+                    <a:srcRect/>
+                    <a:stretch>
+                      <a:fillRect/>
+                    </a:stretch>
+                  </pic:blipFill>
+                  <pic:spPr bwMode="auto">
+                    <a:xfrm>
+                      <a:off x="0" y="0"/>
+                      <a:ext cx="2360696" cy="1343025"/>
+                    </a:xfrm>
+                    <a:prstGeom prst="rect">
+                      <a:avLst/>
+                    </a:prstGeom>
+                    <a:noFill/>
+                    <a:extLst/>
+                  </pic:spPr>
+                </pic:pic>
+              </a:graphicData>
+            </a:graphic>
+          </wp:anchor>
+        </w:drawing>
+      </w:r>
+      <w:r>
+        <w:rPr>
+          <w:noProof/>
+          <w:lang w:eastAsia="ru-RU"/>
+        </w:rPr>
+        <w:drawing>
+          <wp:anchor distT="0" distB="0" distL="114300" distR="114300" simplePos="0" relativeHeight="251847680" behindDoc="0" locked="0" layoutInCell="1" allowOverlap="1" wp14:anchorId="79F76840" wp14:editId="23675F88">
+            <wp:simplePos x="0" y="0"/>
+            <wp:positionH relativeFrom="page">
+              <wp:posOffset>2642870</wp:posOffset>
+            </wp:positionH>
+            <wp:positionV relativeFrom="paragraph">
+              <wp:posOffset>64135</wp:posOffset>
+            </wp:positionV>
+            <wp:extent cx="2534920" cy="1864360"/>
+            <wp:effectExtent l="0" t="0" r="0" b="2540"/>
+            <wp:wrapNone/>
+            <wp:docPr id="71" name="Рисунок 71" descr="C:\Users\bg_19\OneDrive\Рабочий стол\5 класс\Большая клетка.png"/>
+            <wp:cNvGraphicFramePr>
+              <a:graphicFrameLocks xmlns:a="http://schemas.openxmlformats.org/drawingml/2006/main" noChangeAspect="1"/>
+            </wp:cNvGraphicFramePr>
+            <a:graphic xmlns:a="http://schemas.openxmlformats.org/drawingml/2006/main">
+              <a:graphicData uri="http://schemas.openxmlformats.org/drawingml/2006/picture">
+                <pic:pic xmlns:pic="http://schemas.openxmlformats.org/drawingml/2006/picture">
+                  <pic:nvPicPr>
+                    <pic:cNvPr id="0" name="Picture 1" descr="C:\Users\bg_19\OneDrive\Рабочий стол\5 класс\Большая клетка.png"/>
+                    <pic:cNvPicPr>
+                      <a:picLocks noChangeAspect="1" noChangeArrowheads="1"/>
+                    </pic:cNvPicPr>
+                  </pic:nvPicPr>
+                  <pic:blipFill rotWithShape="1">
+                    <a:blip r:embed="rId8">
+                      <a:extLst>
+                        <a:ext uri="{28A0092B-C50C-407E-A947-70E740481C1C}">
+                          <a14:useLocalDpi xmlns:a14="http://schemas.microsoft.com/office/drawing/2010/main" val="0"/>
+                        </a:ext>
+                      </a:extLst>
+                    </a:blip>
+                    <a:srcRect l="6599" r="60146" b="64775"/>
+                    <a:stretch/>
+                  </pic:blipFill>
+                  <pic:spPr bwMode="auto">
+                    <a:xfrm>
+                      <a:off x="0" y="0"/>
+                      <a:ext cx="2534920" cy="1864360"/>
+                    </a:xfrm>
+                    <a:prstGeom prst="rect">
+                      <a:avLst/>
+                    </a:prstGeom>
+                    <a:noFill/>
+                    <a:ln>
+                      <a:noFill/>
+                    </a:ln>
+                    <a:extLst>
+                      <a:ext uri="{53640926-AAD7-44D8-BBD7-CCE9431645EC}">
+                        <a14:shadowObscured xmlns:a14="http://schemas.microsoft.com/office/drawing/2010/main"/>
+                      </a:ext>
+                    </a:extLst>
+                  </pic:spPr>
+                </pic:pic>
+              </a:graphicData>
+            </a:graphic>
+            <wp14:sizeRelH relativeFrom="page">
+              <wp14:pctWidth>0</wp14:pctWidth>
+            </wp14:sizeRelH>
+            <wp14:sizeRelV relativeFrom="page">
+              <wp14:pctHeight>0</wp14:pctHeight>
+            </wp14:sizeRelV>
+          </wp:anchor>
+        </w:drawing>
+      </w:r>
+    </w:p>
+    <w:p>
+      <w:pPr>
+        <w:rPr>
+          <w:lang w:eastAsia="ru-RU"/>
+        </w:rPr>
+      </w:pPr>
+    </w:p>
+    <w:p>
+      <w:pPr>
+        <w:rPr>
+          <w:lang w:eastAsia="ru-RU"/>
+        </w:rPr>
+      </w:pPr>
+    </w:p>
+    <w:p>
+      <w:pPr>
+        <w:rPr>
+          <w:lang w:eastAsia="ru-RU"/>
+        </w:rPr>
+      </w:pPr>
+    </w:p>
+    <w:p>
+      <w:pPr>
+        <w:rPr>
+          <w:lang w:eastAsia="ru-RU"/>
+        </w:rPr>
+      </w:pPr>
+    </w:p>
+    <w:p>
+      <w:pPr>
+        <w:rPr>
+          <w:lang w:eastAsia="ru-RU"/>
+        </w:rPr>
+      </w:pPr>
+    </w:p>
+    <w:p>
+      <w:pPr>
+        <w:rPr>
+          <w:lang w:eastAsia="ru-RU"/>
+        </w:rPr>
+      </w:pPr>
+    </w:p>
+    <w:p>
+      <w:pPr>
+        <w:rPr>
+          <w:lang w:eastAsia="ru-RU"/>
+        </w:rPr>
+      </w:pPr>
+    </w:p>
+    <w:p>
+      <w:pPr>
+        <w:tabs>
+          <w:tab w:val="left" w:pos="1488"/>
+        </w:tabs>
+        <w:ind w:firstLine="0"/>
+        <w:rPr>
+          <w:lang w:eastAsia="ru-RU"/>
+        </w:rPr>
+      </w:pPr>
+    </w:p>
+    <w:p>
+      <w:pPr>
+        <w:tabs>
+          <w:tab w:val="left" w:pos="1488"/>
+        </w:tabs>
+        <w:ind w:firstLine="0"/>
+        <w:rPr>
+          <w:lang w:eastAsia="ru-RU"/>
+        </w:rPr>
+      </w:pPr>
+    </w:p>
+    <w:p>
+      <w:pPr>
+        <w:tabs>
+          <w:tab w:val="left" w:pos="1488"/>
+        </w:tabs>
+        <w:ind w:firstLine="0"/>
+        <w:rPr>
+          <w:lang w:eastAsia="ru-RU"/>
+        </w:rPr>
+      </w:pPr>
+      <w:r>
+        <w:rPr>
+          <w:lang w:eastAsia="ru-RU"/>
+        </w:rPr>
+        <w:t>Ответ: ___</w:t>
+      </w:r>
+    </w:p>
+    <w:p>
+      <w:pPr>
+        <w:tabs>
+          <w:tab w:val="left" w:pos="1488"/>
+        </w:tabs>
+        <w:ind w:firstLine="0"/>
+        <w:rPr>
+          <w:lang w:eastAsia="ru-RU"/>
+        </w:rPr>
+      </w:pPr>
+    </w:p>
+    <w:p>
+      <w:pPr>
+        <w:pStyle w:val="1"/>
+        <w:rPr>
+          <w:rStyle w:val="canselect"/>
+        </w:rPr>
+      </w:pPr>
+      <w:r>
+        <w:t>Номер: </w:t>
+      </w:r>
+      <w:r>
+        <w:rPr>
+          <w:rStyle w:val="canselect"/>
+        </w:rPr>
+        <w:t>EB8553</w:t>
+      </w:r>
+    </w:p>
+    <w:p>
+      <w:pPr>
+        <w:rPr>
+          <w:lang w:eastAsia="ru-RU"/>
+        </w:rPr>
+      </w:pPr>
+      <w:r>
+        <w:rPr>
+          <w:lang w:eastAsia="ru-RU"/>
+        </w:rPr>
+        <w:t>Между населёнными пунктами A, B, C, D, E, F построены дороги, протяжённость которых (в километрах) приведена в таблице.</w:t>
+      </w:r>
+    </w:p>
+    <w:p>
+      <w:pPr>
+        <w:rPr>
+          <w:lang w:eastAsia="ru-RU"/>
+        </w:rPr>
+      </w:pPr>
+      <w:r>
+        <w:rPr>
+          <w:lang w:eastAsia="ru-RU"/>
+        </w:rPr>
+        <w:t>Определите длину кратчайшего пути между пунктами A и F, проходящего через пункт D. Передвигаться можно только по дорогам, указанным</w:t>
+      </w:r>
+      <w:r>
+        <w:rPr>
+          <w:lang w:eastAsia="ru-RU"/>
+        </w:rPr>
+        <w:t xml:space="preserve"> </w:t>
+      </w:r>
+      <w:r>
+        <w:rPr>
+          <w:lang w:eastAsia="ru-RU"/>
+        </w:rPr>
+        <w:t xml:space="preserve">в таблице. Каждый пункт можно посетить только 1 раз. </w:t>
+      </w:r>
+    </w:p>
+    <w:p>
+      <w:pPr>
+        <w:rPr>
+          <w:lang w:eastAsia="ru-RU"/>
+        </w:rPr>
+      </w:pPr>
+      <w:r>
+        <w:rPr>
+          <w:noProof/>
+          <w:lang w:eastAsia="ru-RU"/>
+        </w:rPr>
+        <w:drawing>
+          <wp:anchor distT="0" distB="0" distL="114300" distR="114300" simplePos="0" relativeHeight="251851776" behindDoc="0" locked="0" layoutInCell="1" allowOverlap="1">
+            <wp:simplePos x="0" y="0"/>
+            <wp:positionH relativeFrom="column">
+              <wp:posOffset>-131445</wp:posOffset>
+            </wp:positionH>
+            <wp:positionV relativeFrom="paragraph">
+              <wp:posOffset>119380</wp:posOffset>
+            </wp:positionV>
+            <wp:extent cx="2360696" cy="1343025"/>
+            <wp:effectExtent l="0" t="0" r="1905" b="0"/>
+            <wp:wrapNone/>
+            <wp:docPr id="75" name="Рисунок 7"/>
+            <wp:cNvGraphicFramePr>
+              <a:graphicFrameLocks xmlns:a="http://schemas.openxmlformats.org/drawingml/2006/main" noChangeAspect="1"/>
+            </wp:cNvGraphicFramePr>
+            <a:graphic xmlns:a="http://schemas.openxmlformats.org/drawingml/2006/main">
+              <a:graphicData uri="http://schemas.openxmlformats.org/drawingml/2006/picture">
+                <pic:pic xmlns:pic="http://schemas.openxmlformats.org/drawingml/2006/picture">
+                  <pic:nvPicPr>
+                    <pic:cNvPr id="8" name="Рисунок 7"/>
+                    <pic:cNvPicPr>
+                      <a:picLocks noChangeAspect="1" noChangeArrowheads="1"/>
+                    </pic:cNvPicPr>
+                  </pic:nvPicPr>
+                  <pic:blipFill>
+                    <a:blip r:embed="rId138">
+                      <a:extLst>
+                        <a:ext uri="{28A0092B-C50C-407E-A947-70E740481C1C}">
+                          <a14:useLocalDpi xmlns:a14="http://schemas.microsoft.com/office/drawing/2010/main" val="0"/>
+                        </a:ext>
+                      </a:extLst>
+                    </a:blip>
+                    <a:srcRect/>
+                    <a:stretch>
+                      <a:fillRect/>
+                    </a:stretch>
+                  </pic:blipFill>
+                  <pic:spPr bwMode="auto">
+                    <a:xfrm>
+                      <a:off x="0" y="0"/>
+                      <a:ext cx="2360696" cy="1343025"/>
+                    </a:xfrm>
+                    <a:prstGeom prst="rect">
+                      <a:avLst/>
+                    </a:prstGeom>
+                    <a:noFill/>
+                    <a:extLst>
+                      <a:ext uri="{909E8E84-426E-40DD-AFC4-6F175D3DCCD1}">
+                        <a14:hiddenFill xmlns:a14="http://schemas.microsoft.com/office/drawing/2010/main">
+                          <a:solidFill>
+                            <a:srgbClr val="FFFFFF"/>
+                          </a:solidFill>
+                        </a14:hiddenFill>
+                      </a:ext>
+                    </a:extLst>
+                  </pic:spPr>
+                </pic:pic>
+              </a:graphicData>
+            </a:graphic>
+          </wp:anchor>
+        </w:drawing>
+      </w:r>
+      <w:r>
+        <w:rPr>
+          <w:noProof/>
+          <w:lang w:eastAsia="ru-RU"/>
+        </w:rPr>
+        <w:drawing>
+          <wp:anchor distT="0" distB="0" distL="114300" distR="114300" simplePos="0" relativeHeight="251850752" behindDoc="0" locked="0" layoutInCell="1" allowOverlap="1" wp14:anchorId="1DCE3DC0" wp14:editId="0C23A7D9">
+            <wp:simplePos x="0" y="0"/>
+            <wp:positionH relativeFrom="page">
+              <wp:posOffset>2642870</wp:posOffset>
+            </wp:positionH>
+            <wp:positionV relativeFrom="paragraph">
+              <wp:posOffset>64135</wp:posOffset>
+            </wp:positionV>
+            <wp:extent cx="2534920" cy="1864360"/>
+            <wp:effectExtent l="0" t="0" r="0" b="2540"/>
+            <wp:wrapNone/>
+            <wp:docPr id="74" name="Рисунок 74" descr="C:\Users\bg_19\OneDrive\Рабочий стол\5 класс\Большая клетка.png"/>
+            <wp:cNvGraphicFramePr>
+              <a:graphicFrameLocks xmlns:a="http://schemas.openxmlformats.org/drawingml/2006/main" noChangeAspect="1"/>
+            </wp:cNvGraphicFramePr>
+            <a:graphic xmlns:a="http://schemas.openxmlformats.org/drawingml/2006/main">
+              <a:graphicData uri="http://schemas.openxmlformats.org/drawingml/2006/picture">
+                <pic:pic xmlns:pic="http://schemas.openxmlformats.org/drawingml/2006/picture">
+                  <pic:nvPicPr>
+                    <pic:cNvPr id="0" name="Picture 1" descr="C:\Users\bg_19\OneDrive\Рабочий стол\5 класс\Большая клетка.png"/>
+                    <pic:cNvPicPr>
+                      <a:picLocks noChangeAspect="1" noChangeArrowheads="1"/>
+                    </pic:cNvPicPr>
+                  </pic:nvPicPr>
+                  <pic:blipFill rotWithShape="1">
+                    <a:blip r:embed="rId8">
+                      <a:extLst>
+                        <a:ext uri="{28A0092B-C50C-407E-A947-70E740481C1C}">
+                          <a14:useLocalDpi xmlns:a14="http://schemas.microsoft.com/office/drawing/2010/main" val="0"/>
+                        </a:ext>
+                      </a:extLst>
+                    </a:blip>
+                    <a:srcRect l="6599" r="60146" b="64775"/>
+                    <a:stretch/>
+                  </pic:blipFill>
+                  <pic:spPr bwMode="auto">
+                    <a:xfrm>
+                      <a:off x="0" y="0"/>
+                      <a:ext cx="2534920" cy="1864360"/>
+                    </a:xfrm>
+                    <a:prstGeom prst="rect">
+                      <a:avLst/>
+                    </a:prstGeom>
+                    <a:noFill/>
+                    <a:ln>
+                      <a:noFill/>
+                    </a:ln>
+                    <a:extLst>
+                      <a:ext uri="{53640926-AAD7-44D8-BBD7-CCE9431645EC}">
+                        <a14:shadowObscured xmlns:a14="http://schemas.microsoft.com/office/drawing/2010/main"/>
+                      </a:ext>
+                    </a:extLst>
+                  </pic:spPr>
+                </pic:pic>
+              </a:graphicData>
+            </a:graphic>
+            <wp14:sizeRelH relativeFrom="page">
+              <wp14:pctWidth>0</wp14:pctWidth>
+            </wp14:sizeRelH>
+            <wp14:sizeRelV relativeFrom="page">
+              <wp14:pctHeight>0</wp14:pctHeight>
+            </wp14:sizeRelV>
+          </wp:anchor>
+        </w:drawing>
+      </w:r>
+    </w:p>
+    <w:p>
+      <w:pPr>
+        <w:rPr>
+          <w:lang w:eastAsia="ru-RU"/>
+        </w:rPr>
+      </w:pPr>
+    </w:p>
+    <w:p>
+      <w:pPr>
+        <w:rPr>
+          <w:lang w:eastAsia="ru-RU"/>
+        </w:rPr>
+      </w:pPr>
+    </w:p>
+    <w:p>
+      <w:pPr>
+        <w:rPr>
+          <w:lang w:eastAsia="ru-RU"/>
+        </w:rPr>
+      </w:pPr>
+    </w:p>
+    <w:p>
+      <w:pPr>
+        <w:rPr>
+          <w:lang w:eastAsia="ru-RU"/>
+        </w:rPr>
+      </w:pPr>
+    </w:p>
+    <w:p>
+      <w:pPr>
+        <w:rPr>
+          <w:lang w:eastAsia="ru-RU"/>
+        </w:rPr>
+      </w:pPr>
+    </w:p>
+    <w:p>
+      <w:pPr>
+        <w:rPr>
+          <w:lang w:eastAsia="ru-RU"/>
+        </w:rPr>
+      </w:pPr>
+    </w:p>
+    <w:p>
+      <w:pPr>
+        <w:rPr>
+          <w:lang w:eastAsia="ru-RU"/>
+        </w:rPr>
+      </w:pPr>
+    </w:p>
+    <w:p>
+      <w:pPr>
+        <w:tabs>
+          <w:tab w:val="left" w:pos="1488"/>
+        </w:tabs>
+        <w:ind w:firstLine="0"/>
+        <w:rPr>
+          <w:lang w:eastAsia="ru-RU"/>
+        </w:rPr>
+      </w:pPr>
+    </w:p>
+    <w:p>
+      <w:pPr>
+        <w:tabs>
+          <w:tab w:val="left" w:pos="1488"/>
+        </w:tabs>
+        <w:ind w:firstLine="0"/>
+        <w:rPr>
+          <w:lang w:eastAsia="ru-RU"/>
+        </w:rPr>
+      </w:pPr>
+    </w:p>
+    <w:p>
+      <w:pPr>
+        <w:tabs>
+          <w:tab w:val="left" w:pos="1488"/>
+        </w:tabs>
+        <w:ind w:firstLine="0"/>
+        <w:rPr>
+          <w:lang w:eastAsia="ru-RU"/>
+        </w:rPr>
+      </w:pPr>
+      <w:r>
+        <w:rPr>
+          <w:lang w:eastAsia="ru-RU"/>
+        </w:rPr>
+        <w:t>Ответ: ___</w:t>
+      </w:r>
+    </w:p>
+    <w:p>
+      <w:pPr>
+        <w:rPr>
+          <w:lang w:eastAsia="ru-RU"/>
+        </w:rPr>
+      </w:pPr>
+      <w:r>
+        <w:rPr>
+          <w:lang w:eastAsia="ru-RU"/>
+        </w:rPr>
+        <w:br w:type="page"/>
+      </w:r>
+    </w:p>
+    <w:p>
+      <w:pPr>
+        <w:pStyle w:val="1"/>
+        <w:rPr>
+          <w:rStyle w:val="canselect"/>
+        </w:rPr>
+      </w:pPr>
+      <w:r>
+        <w:lastRenderedPageBreak/>
+        <w:t>Номер: </w:t>
+      </w:r>
+      <w:r>
+        <w:rPr>
+          <w:rStyle w:val="canselect"/>
+        </w:rPr>
+        <w:t>484BA5</w:t>
+      </w:r>
+    </w:p>
+    <w:p>
+      <w:pPr>
+        <w:rPr>
+          <w:lang w:eastAsia="ru-RU"/>
+        </w:rPr>
+      </w:pPr>
+      <w:r>
+        <w:rPr>
+          <w:lang w:eastAsia="ru-RU"/>
+        </w:rPr>
+        <w:t>Между населёнными пунктами A, B, C, D, E построены дороги, протяжённость которых (в километрах) приведена в таблице.</w:t>
+      </w:r>
+    </w:p>
+    <w:p>
+      <w:pPr>
+        <w:rPr>
+          <w:lang w:eastAsia="ru-RU"/>
+        </w:rPr>
+      </w:pPr>
+      <w:r>
+        <w:rPr>
+          <w:lang w:eastAsia="ru-RU"/>
+        </w:rPr>
+        <w:t xml:space="preserve"> Определите длину кратчайшего пути между пунктами A и Е. Передвигаться можно только по дорогам, протяжённость которых указана в таблице. Каждый пункт можно посетить только один раз. </w:t>
+      </w:r>
+    </w:p>
+    <w:p>
+      <w:pPr>
+        <w:rPr>
+          <w:lang w:eastAsia="ru-RU"/>
+        </w:rPr>
+      </w:pPr>
+      <w:r>
+        <w:rPr>
+          <w:noProof/>
+          <w:lang w:eastAsia="ru-RU"/>
+        </w:rPr>
+        <w:drawing>
+          <wp:anchor distT="0" distB="0" distL="114300" distR="114300" simplePos="0" relativeHeight="251853824" behindDoc="0" locked="0" layoutInCell="1" allowOverlap="1" wp14:anchorId="174D1593" wp14:editId="034171C3">
+            <wp:simplePos x="0" y="0"/>
+            <wp:positionH relativeFrom="page">
+              <wp:posOffset>2642870</wp:posOffset>
+            </wp:positionH>
+            <wp:positionV relativeFrom="paragraph">
+              <wp:posOffset>64135</wp:posOffset>
+            </wp:positionV>
+            <wp:extent cx="2534920" cy="1864360"/>
+            <wp:effectExtent l="0" t="0" r="0" b="2540"/>
+            <wp:wrapNone/>
+            <wp:docPr id="77" name="Рисунок 77" descr="C:\Users\bg_19\OneDrive\Рабочий стол\5 класс\Большая клетка.png"/>
+            <wp:cNvGraphicFramePr>
+              <a:graphicFrameLocks xmlns:a="http://schemas.openxmlformats.org/drawingml/2006/main" noChangeAspect="1"/>
+            </wp:cNvGraphicFramePr>
+            <a:graphic xmlns:a="http://schemas.openxmlformats.org/drawingml/2006/main">
+              <a:graphicData uri="http://schemas.openxmlformats.org/drawingml/2006/picture">
+                <pic:pic xmlns:pic="http://schemas.openxmlformats.org/drawingml/2006/picture">
+                  <pic:nvPicPr>
+                    <pic:cNvPr id="0" name="Picture 1" descr="C:\Users\bg_19\OneDrive\Рабочий стол\5 класс\Большая клетка.png"/>
+                    <pic:cNvPicPr>
+                      <a:picLocks noChangeAspect="1" noChangeArrowheads="1"/>
+                    </pic:cNvPicPr>
+                  </pic:nvPicPr>
+                  <pic:blipFill rotWithShape="1">
+                    <a:blip r:embed="rId8">
+                      <a:extLst>
+                        <a:ext uri="{28A0092B-C50C-407E-A947-70E740481C1C}">
+                          <a14:useLocalDpi xmlns:a14="http://schemas.microsoft.com/office/drawing/2010/main" val="0"/>
+                        </a:ext>
+                      </a:extLst>
+                    </a:blip>
+                    <a:srcRect l="6599" r="60146" b="64775"/>
+                    <a:stretch/>
+                  </pic:blipFill>
+                  <pic:spPr bwMode="auto">
+                    <a:xfrm>
+                      <a:off x="0" y="0"/>
+                      <a:ext cx="2534920" cy="1864360"/>
+                    </a:xfrm>
+                    <a:prstGeom prst="rect">
+                      <a:avLst/>
+                    </a:prstGeom>
+                    <a:noFill/>
+                    <a:ln>
+                      <a:noFill/>
+                    </a:ln>
+                    <a:extLst>
+                      <a:ext uri="{53640926-AAD7-44D8-BBD7-CCE9431645EC}">
+                        <a14:shadowObscured xmlns:a14="http://schemas.microsoft.com/office/drawing/2010/main"/>
+                      </a:ext>
+                    </a:extLst>
+                  </pic:spPr>
+                </pic:pic>
+              </a:graphicData>
+            </a:graphic>
+            <wp14:sizeRelH relativeFrom="page">
+              <wp14:pctWidth>0</wp14:pctWidth>
+            </wp14:sizeRelH>
+            <wp14:sizeRelV relativeFrom="page">
+              <wp14:pctHeight>0</wp14:pctHeight>
+            </wp14:sizeRelV>
+          </wp:anchor>
+        </w:drawing>
+      </w:r>
+    </w:p>
+    <w:p>
+      <w:pPr>
+        <w:rPr>
+          <w:lang w:eastAsia="ru-RU"/>
+        </w:rPr>
+      </w:pPr>
+      <w:r>
+        <w:rPr>
+          <w:noProof/>
+          <w:lang w:eastAsia="ru-RU"/>
+        </w:rPr>
+        <w:drawing>
+          <wp:anchor distT="0" distB="0" distL="114300" distR="114300" simplePos="0" relativeHeight="251854848" behindDoc="0" locked="0" layoutInCell="1" allowOverlap="1" wp14:anchorId="7FBA6132" wp14:editId="2C2FBEF7">
+            <wp:simplePos x="0" y="0"/>
+            <wp:positionH relativeFrom="column">
+              <wp:posOffset>20955</wp:posOffset>
+            </wp:positionH>
+            <wp:positionV relativeFrom="paragraph">
+              <wp:posOffset>5715</wp:posOffset>
+            </wp:positionV>
+            <wp:extent cx="2024814" cy="1209675"/>
+            <wp:effectExtent l="0" t="0" r="0" b="0"/>
+            <wp:wrapNone/>
+            <wp:docPr id="79" name="Рисунок 8"/>
+            <wp:cNvGraphicFramePr>
+              <a:graphicFrameLocks xmlns:a="http://schemas.openxmlformats.org/drawingml/2006/main" noChangeAspect="1"/>
+            </wp:cNvGraphicFramePr>
+            <a:graphic xmlns:a="http://schemas.openxmlformats.org/drawingml/2006/main">
+              <a:graphicData uri="http://schemas.openxmlformats.org/drawingml/2006/picture">
+                <pic:pic xmlns:pic="http://schemas.openxmlformats.org/drawingml/2006/picture">
+                  <pic:nvPicPr>
+                    <pic:cNvPr id="9" name="Рисунок 8"/>
+                    <pic:cNvPicPr>
+                      <a:picLocks noChangeAspect="1" noChangeArrowheads="1"/>
+                    </pic:cNvPicPr>
+                  </pic:nvPicPr>
+                  <pic:blipFill>
+                    <a:blip r:embed="rId139">
+                      <a:extLst>
+                        <a:ext uri="{28A0092B-C50C-407E-A947-70E740481C1C}">
+                          <a14:useLocalDpi xmlns:a14="http://schemas.microsoft.com/office/drawing/2010/main" val="0"/>
+                        </a:ext>
+                      </a:extLst>
+                    </a:blip>
+                    <a:srcRect/>
+                    <a:stretch>
+                      <a:fillRect/>
+                    </a:stretch>
+                  </pic:blipFill>
+                  <pic:spPr bwMode="auto">
+                    <a:xfrm>
+                      <a:off x="0" y="0"/>
+                      <a:ext cx="2024814" cy="1209675"/>
+                    </a:xfrm>
+                    <a:prstGeom prst="rect">
+                      <a:avLst/>
+                    </a:prstGeom>
+                    <a:noFill/>
+                    <a:extLst>
+                      <a:ext uri="{909E8E84-426E-40DD-AFC4-6F175D3DCCD1}">
+                        <a14:hiddenFill xmlns:a14="http://schemas.microsoft.com/office/drawing/2010/main">
+                          <a:solidFill>
+                            <a:srgbClr val="FFFFFF"/>
+                          </a:solidFill>
+                        </a14:hiddenFill>
+                      </a:ext>
+                    </a:extLst>
+                  </pic:spPr>
+                </pic:pic>
+              </a:graphicData>
+            </a:graphic>
+          </wp:anchor>
+        </w:drawing>
+      </w:r>
+    </w:p>
+    <w:p>
+      <w:pPr>
+        <w:rPr>
+          <w:lang w:eastAsia="ru-RU"/>
+        </w:rPr>
+      </w:pPr>
+    </w:p>
+    <w:p>
+      <w:pPr>
+        <w:rPr>
+          <w:lang w:eastAsia="ru-RU"/>
+        </w:rPr>
+      </w:pPr>
+    </w:p>
+    <w:p>
+      <w:pPr>
+        <w:rPr>
+          <w:lang w:eastAsia="ru-RU"/>
+        </w:rPr>
+      </w:pPr>
+    </w:p>
+    <w:p>
+      <w:pPr>
+        <w:rPr>
+          <w:lang w:eastAsia="ru-RU"/>
+        </w:rPr>
+      </w:pPr>
+    </w:p>
+    <w:p>
+      <w:pPr>
+        <w:rPr>
+          <w:lang w:eastAsia="ru-RU"/>
+        </w:rPr>
+      </w:pPr>
+    </w:p>
+    <w:p>
+      <w:pPr>
+        <w:rPr>
+          <w:lang w:eastAsia="ru-RU"/>
+        </w:rPr>
+      </w:pPr>
+    </w:p>
+    <w:p>
+      <w:pPr>
+        <w:tabs>
+          <w:tab w:val="left" w:pos="1488"/>
+        </w:tabs>
+        <w:ind w:firstLine="0"/>
+        <w:rPr>
+          <w:lang w:eastAsia="ru-RU"/>
+        </w:rPr>
+      </w:pPr>
+    </w:p>
+    <w:p>
+      <w:pPr>
+        <w:tabs>
+          <w:tab w:val="left" w:pos="1488"/>
+        </w:tabs>
+        <w:ind w:firstLine="0"/>
+        <w:rPr>
+          <w:lang w:eastAsia="ru-RU"/>
+        </w:rPr>
+      </w:pPr>
+    </w:p>
+    <w:p>
+      <w:pPr>
+        <w:tabs>
+          <w:tab w:val="left" w:pos="1488"/>
+        </w:tabs>
+        <w:ind w:firstLine="0"/>
+        <w:rPr>
+          <w:lang w:eastAsia="ru-RU"/>
+        </w:rPr>
+      </w:pPr>
+      <w:r>
+        <w:rPr>
+          <w:lang w:eastAsia="ru-RU"/>
+        </w:rPr>
+        <w:t>Ответ: ___</w:t>
+      </w:r>
+    </w:p>
+    <w:p>
+      <w:pPr>
+        <w:tabs>
+          <w:tab w:val="left" w:pos="1488"/>
+        </w:tabs>
+        <w:ind w:firstLine="0"/>
+        <w:rPr>
+          <w:lang w:eastAsia="ru-RU"/>
+        </w:rPr>
+      </w:pPr>
+    </w:p>
+    <w:p>
+      <w:pPr>
+        <w:tabs>
+          <w:tab w:val="left" w:pos="1488"/>
+        </w:tabs>
+        <w:ind w:firstLine="0"/>
+        <w:rPr>
+          <w:lang w:eastAsia="ru-RU"/>
+        </w:rPr>
+      </w:pPr>
+    </w:p>
+    <w:p>
+      <w:pPr>
+        <w:pStyle w:val="1"/>
+        <w:rPr>
+          <w:rStyle w:val="canselect"/>
+        </w:rPr>
+      </w:pPr>
+      <w:r>
+        <w:t>Номер: </w:t>
+      </w:r>
+      <w:r>
+        <w:rPr>
+          <w:rStyle w:val="canselect"/>
+        </w:rPr>
+        <w:t>0C31A2</w:t>
+      </w:r>
+    </w:p>
+    <w:p>
+      <w:pPr>
+        <w:rPr>
+          <w:lang w:eastAsia="ru-RU"/>
+        </w:rPr>
+      </w:pPr>
+      <w:r>
+        <w:rPr>
+          <w:lang w:eastAsia="ru-RU"/>
+        </w:rPr>
+        <w:t>Между населёнными пунктами A, B, C, D, E построены дороги, протяжённость которых (в километрах) приведена в таблице.</w:t>
+      </w:r>
+    </w:p>
+    <w:p>
+      <w:pPr>
+        <w:rPr>
+          <w:lang w:eastAsia="ru-RU"/>
+        </w:rPr>
+      </w:pPr>
+      <w:r>
+        <w:rPr>
+          <w:lang w:eastAsia="ru-RU"/>
+        </w:rPr>
+        <w:t> Определите длину кратчайшего пути между пунктами A и C. Передвигаться можно только по дорогам, протяжённость которых указана в таблице. Каждый пункт можно посетить только один раз.</w:t>
+      </w:r>
+      <w:r>
+        <w:rPr>
+          <w:lang w:eastAsia="ru-RU"/>
+        </w:rPr>
+        <w:t xml:space="preserve"> </w:t>
+      </w:r>
+    </w:p>
+    <w:p>
+      <w:pPr>
+        <w:rPr>
+          <w:lang w:eastAsia="ru-RU"/>
+        </w:rPr>
+      </w:pPr>
+      <w:r>
+        <w:rPr>
+          <w:noProof/>
+          <w:lang w:eastAsia="ru-RU"/>
+        </w:rPr>
+        <w:drawing>
+          <wp:anchor distT="0" distB="0" distL="114300" distR="114300" simplePos="0" relativeHeight="251856896" behindDoc="0" locked="0" layoutInCell="1" allowOverlap="1" wp14:anchorId="2C82F73F" wp14:editId="3753F6BE">
+            <wp:simplePos x="0" y="0"/>
+            <wp:positionH relativeFrom="page">
+              <wp:posOffset>2642870</wp:posOffset>
+            </wp:positionH>
+            <wp:positionV relativeFrom="paragraph">
+              <wp:posOffset>64135</wp:posOffset>
+            </wp:positionV>
+            <wp:extent cx="2534920" cy="1864360"/>
+            <wp:effectExtent l="0" t="0" r="0" b="2540"/>
+            <wp:wrapNone/>
+            <wp:docPr id="81" name="Рисунок 81" descr="C:\Users\bg_19\OneDrive\Рабочий стол\5 класс\Большая клетка.png"/>
+            <wp:cNvGraphicFramePr>
+              <a:graphicFrameLocks xmlns:a="http://schemas.openxmlformats.org/drawingml/2006/main" noChangeAspect="1"/>
+            </wp:cNvGraphicFramePr>
+            <a:graphic xmlns:a="http://schemas.openxmlformats.org/drawingml/2006/main">
+              <a:graphicData uri="http://schemas.openxmlformats.org/drawingml/2006/picture">
+                <pic:pic xmlns:pic="http://schemas.openxmlformats.org/drawingml/2006/picture">
+                  <pic:nvPicPr>
+                    <pic:cNvPr id="0" name="Picture 1" descr="C:\Users\bg_19\OneDrive\Рабочий стол\5 класс\Большая клетка.png"/>
+                    <pic:cNvPicPr>
+                      <a:picLocks noChangeAspect="1" noChangeArrowheads="1"/>
+                    </pic:cNvPicPr>
+                  </pic:nvPicPr>
+                  <pic:blipFill rotWithShape="1">
+                    <a:blip r:embed="rId8">
+                      <a:extLst>
+                        <a:ext uri="{28A0092B-C50C-407E-A947-70E740481C1C}">
+                          <a14:useLocalDpi xmlns:a14="http://schemas.microsoft.com/office/drawing/2010/main" val="0"/>
+                        </a:ext>
+                      </a:extLst>
+                    </a:blip>
+                    <a:srcRect l="6599" r="60146" b="64775"/>
+                    <a:stretch/>
+                  </pic:blipFill>
+                  <pic:spPr bwMode="auto">
+                    <a:xfrm>
+                      <a:off x="0" y="0"/>
+                      <a:ext cx="2534920" cy="1864360"/>
+                    </a:xfrm>
+                    <a:prstGeom prst="rect">
+                      <a:avLst/>
+                    </a:prstGeom>
+                    <a:noFill/>
+                    <a:ln>
+                      <a:noFill/>
+                    </a:ln>
+                    <a:extLst>
+                      <a:ext uri="{53640926-AAD7-44D8-BBD7-CCE9431645EC}">
+                        <a14:shadowObscured xmlns:a14="http://schemas.microsoft.com/office/drawing/2010/main"/>
+                      </a:ext>
+                    </a:extLst>
+                  </pic:spPr>
+                </pic:pic>
+              </a:graphicData>
+            </a:graphic>
+            <wp14:sizeRelH relativeFrom="page">
+              <wp14:pctWidth>0</wp14:pctWidth>
+            </wp14:sizeRelH>
+            <wp14:sizeRelV relativeFrom="page">
+              <wp14:pctHeight>0</wp14:pctHeight>
+            </wp14:sizeRelV>
+          </wp:anchor>
+        </w:drawing>
+      </w:r>
+    </w:p>
+    <w:p>
+      <w:pPr>
+        <w:rPr>
+          <w:lang w:eastAsia="ru-RU"/>
+        </w:rPr>
+      </w:pPr>
+      <w:r>
+        <w:rPr>
+          <w:noProof/>
+          <w:lang w:eastAsia="ru-RU"/>
+        </w:rPr>
+        <w:drawing>
+          <wp:anchor distT="0" distB="0" distL="114300" distR="114300" simplePos="0" relativeHeight="251857920" behindDoc="0" locked="0" layoutInCell="1" allowOverlap="1" wp14:anchorId="6BF9FFAD" wp14:editId="70D28FBF">
+            <wp:simplePos x="0" y="0"/>
+            <wp:positionH relativeFrom="column">
+              <wp:posOffset>8255</wp:posOffset>
+            </wp:positionH>
+            <wp:positionV relativeFrom="paragraph">
+              <wp:posOffset>3810</wp:posOffset>
+            </wp:positionV>
+            <wp:extent cx="2024814" cy="1152525"/>
+            <wp:effectExtent l="0" t="0" r="0" b="0"/>
+            <wp:wrapNone/>
+            <wp:docPr id="82" name="Рисунок 9"/>
+            <wp:cNvGraphicFramePr>
+              <a:graphicFrameLocks xmlns:a="http://schemas.openxmlformats.org/drawingml/2006/main" noChangeAspect="1"/>
+            </wp:cNvGraphicFramePr>
+            <a:graphic xmlns:a="http://schemas.openxmlformats.org/drawingml/2006/main">
+              <a:graphicData uri="http://schemas.openxmlformats.org/drawingml/2006/picture">
+                <pic:pic xmlns:pic="http://schemas.openxmlformats.org/drawingml/2006/picture">
+                  <pic:nvPicPr>
+                    <pic:cNvPr id="10" name="Рисунок 9"/>
+                    <pic:cNvPicPr>
+                      <a:picLocks noChangeAspect="1" noChangeArrowheads="1"/>
+                    </pic:cNvPicPr>
+                  </pic:nvPicPr>
+                  <pic:blipFill>
+                    <a:blip r:embed="rId140">
+                      <a:extLst>
+                        <a:ext uri="{28A0092B-C50C-407E-A947-70E740481C1C}">
+                          <a14:useLocalDpi xmlns:a14="http://schemas.microsoft.com/office/drawing/2010/main" val="0"/>
+                        </a:ext>
+                      </a:extLst>
+                    </a:blip>
+                    <a:srcRect/>
+                    <a:stretch>
+                      <a:fillRect/>
+                    </a:stretch>
+                  </pic:blipFill>
+                  <pic:spPr bwMode="auto">
+                    <a:xfrm>
+                      <a:off x="0" y="0"/>
+                      <a:ext cx="2024814" cy="1152525"/>
+                    </a:xfrm>
+                    <a:prstGeom prst="rect">
+                      <a:avLst/>
+                    </a:prstGeom>
+                    <a:noFill/>
+                    <a:extLst>
+                      <a:ext uri="{909E8E84-426E-40DD-AFC4-6F175D3DCCD1}">
+                        <a14:hiddenFill xmlns:a14="http://schemas.microsoft.com/office/drawing/2010/main">
+                          <a:solidFill>
+                            <a:srgbClr val="FFFFFF"/>
+                          </a:solidFill>
+                        </a14:hiddenFill>
+                      </a:ext>
+                    </a:extLst>
+                  </pic:spPr>
+                </pic:pic>
+              </a:graphicData>
+            </a:graphic>
+          </wp:anchor>
+        </w:drawing>
+      </w:r>
+    </w:p>
+    <w:p>
+      <w:pPr>
+        <w:rPr>
+          <w:lang w:eastAsia="ru-RU"/>
+        </w:rPr>
+      </w:pPr>
+    </w:p>
+    <w:p>
+      <w:pPr>
+        <w:rPr>
+          <w:lang w:eastAsia="ru-RU"/>
+        </w:rPr>
+      </w:pPr>
+    </w:p>
+    <w:p>
+      <w:pPr>
+        <w:rPr>
+          <w:lang w:eastAsia="ru-RU"/>
+        </w:rPr>
+      </w:pPr>
+    </w:p>
+    <w:p>
+      <w:pPr>
+        <w:rPr>
+          <w:lang w:eastAsia="ru-RU"/>
+        </w:rPr>
+      </w:pPr>
+    </w:p>
+    <w:p>
+      <w:pPr>
+        <w:rPr>
+          <w:lang w:eastAsia="ru-RU"/>
+        </w:rPr>
+      </w:pPr>
+    </w:p>
+    <w:p>
+      <w:pPr>
+        <w:rPr>
+          <w:lang w:eastAsia="ru-RU"/>
+        </w:rPr>
+      </w:pPr>
+    </w:p>
+    <w:p>
+      <w:pPr>
+        <w:tabs>
+          <w:tab w:val="left" w:pos="1488"/>
+        </w:tabs>
+        <w:ind w:firstLine="0"/>
+        <w:rPr>
+          <w:lang w:eastAsia="ru-RU"/>
+        </w:rPr>
+      </w:pPr>
+    </w:p>
+    <w:p>
+      <w:pPr>
+        <w:tabs>
+          <w:tab w:val="left" w:pos="1488"/>
+        </w:tabs>
+        <w:ind w:firstLine="0"/>
+        <w:rPr>
+          <w:lang w:eastAsia="ru-RU"/>
+        </w:rPr>
+      </w:pPr>
+    </w:p>
+    <w:p>
+      <w:pPr>
+        <w:tabs>
+          <w:tab w:val="left" w:pos="1488"/>
+        </w:tabs>
+        <w:ind w:firstLine="0"/>
+        <w:rPr>
+          <w:lang w:eastAsia="ru-RU"/>
+        </w:rPr>
+      </w:pPr>
+      <w:r>
+        <w:rPr>
+          <w:lang w:eastAsia="ru-RU"/>
+        </w:rPr>
+        <w:t>Ответ: ___</w:t>
+      </w:r>
+    </w:p>
+    <w:p>
+      <w:pPr>
+        <w:rPr>
+          <w:lang w:eastAsia="ru-RU"/>
+        </w:rPr>
+      </w:pPr>
+      <w:r>
+        <w:rPr>
+          <w:lang w:eastAsia="ru-RU"/>
+        </w:rPr>
+        <w:br w:type="page"/>
+      </w:r>
+    </w:p>
+    <w:p>
+      <w:pPr>
+        <w:pStyle w:val="1"/>
+        <w:rPr>
+          <w:rStyle w:val="canselect"/>
+        </w:rPr>
+      </w:pPr>
+      <w:r>
+        <w:lastRenderedPageBreak/>
+        <w:t>Номер: </w:t>
+      </w:r>
+      <w:r>
+        <w:rPr>
+          <w:rStyle w:val="canselect"/>
+        </w:rPr>
+        <w:t>1FEEAD</w:t>
+      </w:r>
+    </w:p>
+    <w:p>
+      <w:pPr>
+        <w:rPr>
+          <w:lang w:eastAsia="ru-RU"/>
+        </w:rPr>
+      </w:pPr>
+      <w:r>
+        <w:rPr>
+          <w:lang w:eastAsia="ru-RU"/>
+        </w:rPr>
+        <w:t>Между населёнными пунктами A, B, C, D, E построены дороги, протяжённость которых приведена в таблице.</w:t>
+      </w:r>
+    </w:p>
+    <w:p>
+      <w:pPr>
+        <w:rPr>
+          <w:lang w:eastAsia="ru-RU"/>
+        </w:rPr>
+      </w:pPr>
+      <w:r>
+        <w:rPr>
+          <w:lang w:eastAsia="ru-RU"/>
+        </w:rPr>
+        <w:t> </w:t>
+      </w:r>
+    </w:p>
+    <w:p>
+      <w:pPr>
+        <w:rPr>
+          <w:lang w:eastAsia="ru-RU"/>
+        </w:rPr>
+      </w:pPr>
+      <w:r>
+        <w:rPr>
+          <w:lang w:eastAsia="ru-RU"/>
+        </w:rPr>
+        <w:t xml:space="preserve">Определите длину кратчайшего пути между пунктами A и D (при условии, что передвигаться можно только по указанным в таблице дорогам). Каждый пункт можно посетить только один раз. </w:t>
+      </w:r>
+    </w:p>
+    <w:p>
+      <w:pPr>
+        <w:rPr>
+          <w:lang w:eastAsia="ru-RU"/>
+        </w:rPr>
+      </w:pPr>
+      <w:r>
+        <w:rPr>
+          <w:noProof/>
+          <w:lang w:eastAsia="ru-RU"/>
+        </w:rPr>
+        <w:drawing>
+          <wp:anchor distT="0" distB="0" distL="114300" distR="114300" simplePos="0" relativeHeight="251860992" behindDoc="0" locked="0" layoutInCell="1" allowOverlap="1" wp14:anchorId="69DDD8F9" wp14:editId="7ED9AAFC">
+            <wp:simplePos x="0" y="0"/>
+            <wp:positionH relativeFrom="margin">
+              <wp:align>left</wp:align>
+            </wp:positionH>
+            <wp:positionV relativeFrom="paragraph">
+              <wp:posOffset>177165</wp:posOffset>
+            </wp:positionV>
+            <wp:extent cx="2024814" cy="1152525"/>
+            <wp:effectExtent l="0" t="0" r="0" b="0"/>
+            <wp:wrapNone/>
+            <wp:docPr id="88" name="Рисунок 10"/>
+            <wp:cNvGraphicFramePr>
+              <a:graphicFrameLocks xmlns:a="http://schemas.openxmlformats.org/drawingml/2006/main" noChangeAspect="1"/>
+            </wp:cNvGraphicFramePr>
+            <a:graphic xmlns:a="http://schemas.openxmlformats.org/drawingml/2006/main">
+              <a:graphicData uri="http://schemas.openxmlformats.org/drawingml/2006/picture">
+                <pic:pic xmlns:pic="http://schemas.openxmlformats.org/drawingml/2006/picture">
+                  <pic:nvPicPr>
+                    <pic:cNvPr id="11" name="Рисунок 10"/>
+                    <pic:cNvPicPr>
+                      <a:picLocks noChangeAspect="1" noChangeArrowheads="1"/>
+                    </pic:cNvPicPr>
+                  </pic:nvPicPr>
+                  <pic:blipFill>
+                    <a:blip r:embed="rId141">
+                      <a:extLst>
+                        <a:ext uri="{28A0092B-C50C-407E-A947-70E740481C1C}">
+                          <a14:useLocalDpi xmlns:a14="http://schemas.microsoft.com/office/drawing/2010/main" val="0"/>
+                        </a:ext>
+                      </a:extLst>
+                    </a:blip>
+                    <a:srcRect/>
+                    <a:stretch>
+                      <a:fillRect/>
+                    </a:stretch>
+                  </pic:blipFill>
+                  <pic:spPr bwMode="auto">
+                    <a:xfrm>
+                      <a:off x="0" y="0"/>
+                      <a:ext cx="2024814" cy="1152525"/>
+                    </a:xfrm>
+                    <a:prstGeom prst="rect">
+                      <a:avLst/>
+                    </a:prstGeom>
+                    <a:noFill/>
+                    <a:extLst/>
+                  </pic:spPr>
+                </pic:pic>
+              </a:graphicData>
+            </a:graphic>
+          </wp:anchor>
+        </w:drawing>
+      </w:r>
+      <w:r>
+        <w:rPr>
+          <w:noProof/>
+          <w:lang w:eastAsia="ru-RU"/>
+        </w:rPr>
+        <w:drawing>
+          <wp:anchor distT="0" distB="0" distL="114300" distR="114300" simplePos="0" relativeHeight="251859968" behindDoc="0" locked="0" layoutInCell="1" allowOverlap="1" wp14:anchorId="5D96E4BD" wp14:editId="00D2102A">
+            <wp:simplePos x="0" y="0"/>
+            <wp:positionH relativeFrom="page">
+              <wp:posOffset>2642870</wp:posOffset>
+            </wp:positionH>
+            <wp:positionV relativeFrom="paragraph">
+              <wp:posOffset>64135</wp:posOffset>
+            </wp:positionV>
+            <wp:extent cx="2534920" cy="1864360"/>
+            <wp:effectExtent l="0" t="0" r="0" b="2540"/>
+            <wp:wrapNone/>
+            <wp:docPr id="84" name="Рисунок 84" descr="C:\Users\bg_19\OneDrive\Рабочий стол\5 класс\Большая клетка.png"/>
+            <wp:cNvGraphicFramePr>
+              <a:graphicFrameLocks xmlns:a="http://schemas.openxmlformats.org/drawingml/2006/main" noChangeAspect="1"/>
+            </wp:cNvGraphicFramePr>
+            <a:graphic xmlns:a="http://schemas.openxmlformats.org/drawingml/2006/main">
+              <a:graphicData uri="http://schemas.openxmlformats.org/drawingml/2006/picture">
+                <pic:pic xmlns:pic="http://schemas.openxmlformats.org/drawingml/2006/picture">
+                  <pic:nvPicPr>
+                    <pic:cNvPr id="0" name="Picture 1" descr="C:\Users\bg_19\OneDrive\Рабочий стол\5 класс\Большая клетка.png"/>
+                    <pic:cNvPicPr>
+                      <a:picLocks noChangeAspect="1" noChangeArrowheads="1"/>
+                    </pic:cNvPicPr>
+                  </pic:nvPicPr>
+                  <pic:blipFill rotWithShape="1">
+                    <a:blip r:embed="rId8">
+                      <a:extLst>
+                        <a:ext uri="{28A0092B-C50C-407E-A947-70E740481C1C}">
+                          <a14:useLocalDpi xmlns:a14="http://schemas.microsoft.com/office/drawing/2010/main" val="0"/>
+                        </a:ext>
+                      </a:extLst>
+                    </a:blip>
+                    <a:srcRect l="6599" r="60146" b="64775"/>
+                    <a:stretch/>
+                  </pic:blipFill>
+                  <pic:spPr bwMode="auto">
+                    <a:xfrm>
+                      <a:off x="0" y="0"/>
+                      <a:ext cx="2534920" cy="1864360"/>
+                    </a:xfrm>
+                    <a:prstGeom prst="rect">
+                      <a:avLst/>
+                    </a:prstGeom>
+                    <a:noFill/>
+                    <a:ln>
+                      <a:noFill/>
+                    </a:ln>
+                    <a:extLst>
+                      <a:ext uri="{53640926-AAD7-44D8-BBD7-CCE9431645EC}">
+                        <a14:shadowObscured xmlns:a14="http://schemas.microsoft.com/office/drawing/2010/main"/>
+                      </a:ext>
+                    </a:extLst>
+                  </pic:spPr>
+                </pic:pic>
+              </a:graphicData>
+            </a:graphic>
+            <wp14:sizeRelH relativeFrom="page">
+              <wp14:pctWidth>0</wp14:pctWidth>
+            </wp14:sizeRelH>
+            <wp14:sizeRelV relativeFrom="page">
+              <wp14:pctHeight>0</wp14:pctHeight>
+            </wp14:sizeRelV>
+          </wp:anchor>
+        </w:drawing>
+      </w:r>
+    </w:p>
+    <w:p>
+      <w:pPr>
+        <w:rPr>
+          <w:lang w:eastAsia="ru-RU"/>
+        </w:rPr>
+      </w:pPr>
+    </w:p>
+    <w:p>
+      <w:pPr>
+        <w:rPr>
+          <w:lang w:eastAsia="ru-RU"/>
+        </w:rPr>
+      </w:pPr>
+    </w:p>
+    <w:p>
+      <w:pPr>
+        <w:rPr>
+          <w:lang w:eastAsia="ru-RU"/>
+        </w:rPr>
+      </w:pPr>
+    </w:p>
+    <w:p>
+      <w:pPr>
+        <w:rPr>
+          <w:lang w:eastAsia="ru-RU"/>
+        </w:rPr>
+      </w:pPr>
+    </w:p>
+    <w:p>
+      <w:pPr>
+        <w:rPr>
+          <w:lang w:eastAsia="ru-RU"/>
+        </w:rPr>
+      </w:pPr>
+    </w:p>
+    <w:p>
+      <w:pPr>
+        <w:rPr>
+          <w:lang w:eastAsia="ru-RU"/>
+        </w:rPr>
+      </w:pPr>
+    </w:p>
+    <w:p>
+      <w:pPr>
+        <w:rPr>
+          <w:lang w:eastAsia="ru-RU"/>
+        </w:rPr>
+      </w:pPr>
+    </w:p>
+    <w:p>
+      <w:pPr>
+        <w:tabs>
+          <w:tab w:val="left" w:pos="1488"/>
+        </w:tabs>
+        <w:ind w:firstLine="0"/>
+        <w:rPr>
+          <w:lang w:eastAsia="ru-RU"/>
+        </w:rPr>
+      </w:pPr>
+    </w:p>
+    <w:p>
+      <w:pPr>
+        <w:tabs>
+          <w:tab w:val="left" w:pos="1488"/>
+        </w:tabs>
+        <w:ind w:firstLine="0"/>
+        <w:rPr>
+          <w:lang w:eastAsia="ru-RU"/>
+        </w:rPr>
+      </w:pPr>
+    </w:p>
+    <w:p>
+      <w:pPr>
+        <w:tabs>
+          <w:tab w:val="left" w:pos="1488"/>
+        </w:tabs>
+        <w:ind w:firstLine="0"/>
+        <w:rPr>
+          <w:lang w:eastAsia="ru-RU"/>
+        </w:rPr>
+      </w:pPr>
+      <w:r>
+        <w:rPr>
+          <w:lang w:eastAsia="ru-RU"/>
+        </w:rPr>
+        <w:t>Ответ: ___</w:t>
+      </w:r>
+    </w:p>
+    <w:p>
+      <w:pPr>
+        <w:tabs>
+          <w:tab w:val="left" w:pos="1488"/>
+        </w:tabs>
+        <w:ind w:firstLine="0"/>
+        <w:rPr>
+          <w:lang w:eastAsia="ru-RU"/>
+        </w:rPr>
+      </w:pPr>
+    </w:p>
+    <w:p>
+      <w:pPr>
+        <w:tabs>
+          <w:tab w:val="left" w:pos="1488"/>
+        </w:tabs>
+        <w:ind w:firstLine="0"/>
+        <w:rPr>
+          <w:lang w:eastAsia="ru-RU"/>
+        </w:rPr>
+      </w:pPr>
+    </w:p>
+    <w:p>
+      <w:pPr>
+        <w:rPr>
+          <w:lang w:eastAsia="ru-RU"/>
+        </w:rPr>
+      </w:pPr>
+    </w:p>
+    <w:p>
+      <w:pPr>
+        <w:pStyle w:val="1"/>
+        <w:rPr>
+          <w:rStyle w:val="canselect"/>
+        </w:rPr>
+      </w:pPr>
+      <w:r>
+        <w:t>Номер: </w:t>
+      </w:r>
+      <w:r>
+        <w:rPr>
+          <w:rStyle w:val="canselect"/>
+        </w:rPr>
+        <w:t>2E5EA0</w:t>
+      </w:r>
+    </w:p>
+    <w:p>
+      <w:r>
+        <w:t>Между населёнными пунктами A, B, C, D, E построены дороги, протяжённость которых (в километрах) приведена в таблице.</w:t>
+      </w:r>
+    </w:p>
+    <w:p>
+      <w:r>
+        <w:t> Определите длину кратчайшего пути между пунктами A и D. Передвигаться можно только по дорогам, протяжённость которых указана в таблице. Каждый пункт можно посетить только один раз.</w:t>
+      </w:r>
+    </w:p>
+    <w:p>
+      <w:pPr>
+        <w:rPr>
+          <w:lang w:eastAsia="ru-RU"/>
+        </w:rPr>
+      </w:pPr>
+    </w:p>
+    <w:p>
+      <w:pPr>
+        <w:rPr>
+          <w:lang w:eastAsia="ru-RU"/>
+        </w:rPr>
+      </w:pPr>
+      <w:r>
+        <w:rPr>
+          <w:noProof/>
+          <w:lang w:eastAsia="ru-RU"/>
+        </w:rPr>
+        <w:drawing>
+          <wp:anchor distT="0" distB="0" distL="114300" distR="114300" simplePos="0" relativeHeight="251863040" behindDoc="0" locked="0" layoutInCell="1" allowOverlap="1" wp14:anchorId="7A9ABDEF" wp14:editId="1D756187">
+            <wp:simplePos x="0" y="0"/>
+            <wp:positionH relativeFrom="page">
+              <wp:posOffset>2611120</wp:posOffset>
+            </wp:positionH>
+            <wp:positionV relativeFrom="paragraph">
+              <wp:posOffset>6985</wp:posOffset>
+            </wp:positionV>
+            <wp:extent cx="2534920" cy="1864360"/>
+            <wp:effectExtent l="0" t="0" r="0" b="2540"/>
+            <wp:wrapNone/>
+            <wp:docPr id="89" name="Рисунок 89" descr="C:\Users\bg_19\OneDrive\Рабочий стол\5 класс\Большая клетка.png"/>
+            <wp:cNvGraphicFramePr>
+              <a:graphicFrameLocks xmlns:a="http://schemas.openxmlformats.org/drawingml/2006/main" noChangeAspect="1"/>
+            </wp:cNvGraphicFramePr>
+            <a:graphic xmlns:a="http://schemas.openxmlformats.org/drawingml/2006/main">
+              <a:graphicData uri="http://schemas.openxmlformats.org/drawingml/2006/picture">
+                <pic:pic xmlns:pic="http://schemas.openxmlformats.org/drawingml/2006/picture">
+                  <pic:nvPicPr>
+                    <pic:cNvPr id="0" name="Picture 1" descr="C:\Users\bg_19\OneDrive\Рабочий стол\5 класс\Большая клетка.png"/>
+                    <pic:cNvPicPr>
+                      <a:picLocks noChangeAspect="1" noChangeArrowheads="1"/>
+                    </pic:cNvPicPr>
+                  </pic:nvPicPr>
+                  <pic:blipFill rotWithShape="1">
+                    <a:blip r:embed="rId8">
+                      <a:extLst>
+                        <a:ext uri="{28A0092B-C50C-407E-A947-70E740481C1C}">
+                          <a14:useLocalDpi xmlns:a14="http://schemas.microsoft.com/office/drawing/2010/main" val="0"/>
+                        </a:ext>
+                      </a:extLst>
+                    </a:blip>
+                    <a:srcRect l="6599" r="60146" b="64775"/>
+                    <a:stretch/>
+                  </pic:blipFill>
+                  <pic:spPr bwMode="auto">
+                    <a:xfrm>
+                      <a:off x="0" y="0"/>
+                      <a:ext cx="2534920" cy="1864360"/>
+                    </a:xfrm>
+                    <a:prstGeom prst="rect">
+                      <a:avLst/>
+                    </a:prstGeom>
+                    <a:noFill/>
+                    <a:ln>
+                      <a:noFill/>
+                    </a:ln>
+                    <a:extLst>
+                      <a:ext uri="{53640926-AAD7-44D8-BBD7-CCE9431645EC}">
+                        <a14:shadowObscured xmlns:a14="http://schemas.microsoft.com/office/drawing/2010/main"/>
+                      </a:ext>
+                    </a:extLst>
+                  </pic:spPr>
+                </pic:pic>
+              </a:graphicData>
+            </a:graphic>
+            <wp14:sizeRelH relativeFrom="page">
+              <wp14:pctWidth>0</wp14:pctWidth>
+            </wp14:sizeRelH>
+            <wp14:sizeRelV relativeFrom="page">
+              <wp14:pctHeight>0</wp14:pctHeight>
+            </wp14:sizeRelV>
+          </wp:anchor>
+        </w:drawing>
+      </w:r>
+      <w:r>
+        <w:rPr>
+          <w:noProof/>
+          <w:lang w:eastAsia="ru-RU"/>
+        </w:rPr>
+        <w:drawing>
+          <wp:anchor distT="0" distB="0" distL="114300" distR="114300" simplePos="0" relativeHeight="251864064" behindDoc="0" locked="0" layoutInCell="1" allowOverlap="1" wp14:anchorId="0DCA9F45" wp14:editId="314CD88F">
+            <wp:simplePos x="0" y="0"/>
+            <wp:positionH relativeFrom="margin">
+              <wp:align>left</wp:align>
+            </wp:positionH>
+            <wp:positionV relativeFrom="paragraph">
+              <wp:posOffset>5080</wp:posOffset>
+            </wp:positionV>
+            <wp:extent cx="2024814" cy="1152525"/>
+            <wp:effectExtent l="0" t="0" r="0" b="0"/>
+            <wp:wrapNone/>
+            <wp:docPr id="91" name="Рисунок 11"/>
+            <wp:cNvGraphicFramePr>
+              <a:graphicFrameLocks xmlns:a="http://schemas.openxmlformats.org/drawingml/2006/main" noChangeAspect="1"/>
+            </wp:cNvGraphicFramePr>
+            <a:graphic xmlns:a="http://schemas.openxmlformats.org/drawingml/2006/main">
+              <a:graphicData uri="http://schemas.openxmlformats.org/drawingml/2006/picture">
+                <pic:pic xmlns:pic="http://schemas.openxmlformats.org/drawingml/2006/picture">
+                  <pic:nvPicPr>
+                    <pic:cNvPr id="12" name="Рисунок 11"/>
+                    <pic:cNvPicPr>
+                      <a:picLocks noChangeAspect="1" noChangeArrowheads="1"/>
+                    </pic:cNvPicPr>
+                  </pic:nvPicPr>
+                  <pic:blipFill>
+                    <a:blip r:embed="rId142">
+                      <a:extLst>
+                        <a:ext uri="{28A0092B-C50C-407E-A947-70E740481C1C}">
+                          <a14:useLocalDpi xmlns:a14="http://schemas.microsoft.com/office/drawing/2010/main" val="0"/>
+                        </a:ext>
+                      </a:extLst>
+                    </a:blip>
+                    <a:srcRect/>
+                    <a:stretch>
+                      <a:fillRect/>
+                    </a:stretch>
+                  </pic:blipFill>
+                  <pic:spPr bwMode="auto">
+                    <a:xfrm>
+                      <a:off x="0" y="0"/>
+                      <a:ext cx="2024814" cy="1152525"/>
+                    </a:xfrm>
+                    <a:prstGeom prst="rect">
+                      <a:avLst/>
+                    </a:prstGeom>
+                    <a:noFill/>
+                    <a:extLst/>
+                  </pic:spPr>
+                </pic:pic>
+              </a:graphicData>
+            </a:graphic>
+          </wp:anchor>
+        </w:drawing>
+      </w:r>
+    </w:p>
+    <w:p>
+      <w:pPr>
+        <w:rPr>
+          <w:lang w:eastAsia="ru-RU"/>
+        </w:rPr>
+      </w:pPr>
+    </w:p>
+    <w:p>
+      <w:pPr>
+        <w:rPr>
+          <w:lang w:eastAsia="ru-RU"/>
+        </w:rPr>
+      </w:pPr>
+    </w:p>
+    <w:p>
+      <w:pPr>
+        <w:rPr>
+          <w:lang w:eastAsia="ru-RU"/>
+        </w:rPr>
+      </w:pPr>
+    </w:p>
+    <w:p>
+      <w:pPr>
+        <w:rPr>
+          <w:lang w:eastAsia="ru-RU"/>
+        </w:rPr>
+      </w:pPr>
+    </w:p>
+    <w:p>
+      <w:pPr>
+        <w:rPr>
+          <w:lang w:eastAsia="ru-RU"/>
+        </w:rPr>
+      </w:pPr>
+    </w:p>
+    <w:p>
+      <w:pPr>
+        <w:rPr>
+          <w:lang w:eastAsia="ru-RU"/>
+        </w:rPr>
+      </w:pPr>
+    </w:p>
+    <w:p>
+      <w:pPr>
+        <w:rPr>
+          <w:lang w:eastAsia="ru-RU"/>
+        </w:rPr>
+      </w:pPr>
+    </w:p>
+    <w:p>
+      <w:pPr>
+        <w:tabs>
+          <w:tab w:val="left" w:pos="1488"/>
+        </w:tabs>
+        <w:ind w:firstLine="0"/>
+        <w:rPr>
+          <w:lang w:eastAsia="ru-RU"/>
+        </w:rPr>
+      </w:pPr>
+    </w:p>
+    <w:p>
+      <w:pPr>
+        <w:tabs>
+          <w:tab w:val="left" w:pos="1488"/>
+        </w:tabs>
+        <w:ind w:firstLine="0"/>
+        <w:rPr>
+          <w:lang w:eastAsia="ru-RU"/>
+        </w:rPr>
+      </w:pPr>
+    </w:p>
+    <w:p>
+      <w:pPr>
+        <w:tabs>
+          <w:tab w:val="left" w:pos="1488"/>
+        </w:tabs>
+        <w:ind w:firstLine="0"/>
+        <w:rPr>
+          <w:lang w:eastAsia="ru-RU"/>
+        </w:rPr>
+      </w:pPr>
+      <w:r>
+        <w:rPr>
+          <w:lang w:eastAsia="ru-RU"/>
+        </w:rPr>
+        <w:t>Ответ: ___</w:t>
+      </w:r>
+    </w:p>
+    <w:p>
+      <w:pPr>
+        <w:spacing w:after="160" w:line="259" w:lineRule="auto"/>
+        <w:ind w:firstLine="0"/>
+        <w:jc w:val="left"/>
+        <w:rPr>
+          <w:lang w:eastAsia="ru-RU"/>
+        </w:rPr>
+      </w:pPr>
+      <w:r>
+        <w:rPr>
+          <w:lang w:eastAsia="ru-RU"/>
+        </w:rPr>
+        <w:br w:type="page"/>
+      </w:r>
+    </w:p>
+    <w:p>
+      <w:pPr>
+        <w:pStyle w:val="1"/>
+        <w:rPr>
+          <w:rStyle w:val="canselect"/>
+        </w:rPr>
+      </w:pPr>
+      <w:r>
+        <w:lastRenderedPageBreak/>
+        <w:t>Номер: </w:t>
+      </w:r>
+      <w:r>
+        <w:rPr>
+          <w:rStyle w:val="canselect"/>
+        </w:rPr>
+        <w:t>4B6BC1</w:t>
+      </w:r>
+    </w:p>
+    <w:p>
+      <w:pPr>
+        <w:rPr>
+          <w:lang w:eastAsia="ru-RU"/>
+        </w:rPr>
+      </w:pPr>
+      <w:r>
+        <w:rPr>
+          <w:lang w:eastAsia="ru-RU"/>
+        </w:rPr>
+        <w:t>Между населёнными пунктами A, B, C, D, E построены дороги, протяжённость которых (в километрах) приведена в таблице.</w:t>
+      </w:r>
+    </w:p>
+    <w:p>
+      <w:pPr>
+        <w:rPr>
+          <w:lang w:eastAsia="ru-RU"/>
+        </w:rPr>
+      </w:pPr>
+      <w:r>
+        <w:rPr>
+          <w:lang w:eastAsia="ru-RU"/>
+        </w:rPr>
+        <w:t xml:space="preserve"> Определите длину кратчайшего пути между пунктами A и D. Передвигаться можно только по дорогам, протяжённость которых указана в таблице. Каждый пункт можно посетить только один раз. </w:t>
+      </w:r>
+    </w:p>
+    <w:p>
+      <w:pPr>
+        <w:rPr>
+          <w:lang w:eastAsia="ru-RU"/>
+        </w:rPr>
+      </w:pPr>
+      <w:r>
+        <w:rPr>
+          <w:noProof/>
+          <w:lang w:eastAsia="ru-RU"/>
+        </w:rPr>
+        <w:drawing>
+          <wp:anchor distT="0" distB="0" distL="114300" distR="114300" simplePos="0" relativeHeight="251866112" behindDoc="0" locked="0" layoutInCell="1" allowOverlap="1" wp14:anchorId="0497A7D2" wp14:editId="490DE4DA">
+            <wp:simplePos x="0" y="0"/>
+            <wp:positionH relativeFrom="page">
+              <wp:posOffset>2642870</wp:posOffset>
+            </wp:positionH>
+            <wp:positionV relativeFrom="paragraph">
+              <wp:posOffset>64135</wp:posOffset>
+            </wp:positionV>
+            <wp:extent cx="2534920" cy="1864360"/>
+            <wp:effectExtent l="0" t="0" r="0" b="2540"/>
+            <wp:wrapNone/>
+            <wp:docPr id="93" name="Рисунок 93" descr="C:\Users\bg_19\OneDrive\Рабочий стол\5 класс\Большая клетка.png"/>
+            <wp:cNvGraphicFramePr>
+              <a:graphicFrameLocks xmlns:a="http://schemas.openxmlformats.org/drawingml/2006/main" noChangeAspect="1"/>
+            </wp:cNvGraphicFramePr>
+            <a:graphic xmlns:a="http://schemas.openxmlformats.org/drawingml/2006/main">
+              <a:graphicData uri="http://schemas.openxmlformats.org/drawingml/2006/picture">
+                <pic:pic xmlns:pic="http://schemas.openxmlformats.org/drawingml/2006/picture">
+                  <pic:nvPicPr>
+                    <pic:cNvPr id="0" name="Picture 1" descr="C:\Users\bg_19\OneDrive\Рабочий стол\5 класс\Большая клетка.png"/>
+                    <pic:cNvPicPr>
+                      <a:picLocks noChangeAspect="1" noChangeArrowheads="1"/>
+                    </pic:cNvPicPr>
+                  </pic:nvPicPr>
+                  <pic:blipFill rotWithShape="1">
+                    <a:blip r:embed="rId8">
+                      <a:extLst>
+                        <a:ext uri="{28A0092B-C50C-407E-A947-70E740481C1C}">
+                          <a14:useLocalDpi xmlns:a14="http://schemas.microsoft.com/office/drawing/2010/main" val="0"/>
+                        </a:ext>
+                      </a:extLst>
+                    </a:blip>
+                    <a:srcRect l="6599" r="60146" b="64775"/>
+                    <a:stretch/>
+                  </pic:blipFill>
+                  <pic:spPr bwMode="auto">
+                    <a:xfrm>
+                      <a:off x="0" y="0"/>
+                      <a:ext cx="2534920" cy="1864360"/>
+                    </a:xfrm>
+                    <a:prstGeom prst="rect">
+                      <a:avLst/>
+                    </a:prstGeom>
+                    <a:noFill/>
+                    <a:ln>
+                      <a:noFill/>
+                    </a:ln>
+                    <a:extLst>
+                      <a:ext uri="{53640926-AAD7-44D8-BBD7-CCE9431645EC}">
+                        <a14:shadowObscured xmlns:a14="http://schemas.microsoft.com/office/drawing/2010/main"/>
+                      </a:ext>
+                    </a:extLst>
+                  </pic:spPr>
+                </pic:pic>
+              </a:graphicData>
+            </a:graphic>
+            <wp14:sizeRelH relativeFrom="page">
+              <wp14:pctWidth>0</wp14:pctWidth>
+            </wp14:sizeRelH>
+            <wp14:sizeRelV relativeFrom="page">
+              <wp14:pctHeight>0</wp14:pctHeight>
+            </wp14:sizeRelV>
+          </wp:anchor>
+        </w:drawing>
+      </w:r>
+    </w:p>
+    <w:p>
+      <w:pPr>
+        <w:rPr>
+          <w:lang w:eastAsia="ru-RU"/>
+        </w:rPr>
+      </w:pPr>
+      <w:r>
+        <w:rPr>
+          <w:noProof/>
+          <w:lang w:eastAsia="ru-RU"/>
+        </w:rPr>
+        <w:drawing>
+          <wp:anchor distT="0" distB="0" distL="114300" distR="114300" simplePos="0" relativeHeight="251867136" behindDoc="0" locked="0" layoutInCell="1" allowOverlap="1" wp14:anchorId="32D2738D" wp14:editId="4EA7AA16">
+            <wp:simplePos x="0" y="0"/>
+            <wp:positionH relativeFrom="column">
+              <wp:posOffset>14605</wp:posOffset>
+            </wp:positionH>
+            <wp:positionV relativeFrom="paragraph">
+              <wp:posOffset>8255</wp:posOffset>
+            </wp:positionV>
+            <wp:extent cx="2024380" cy="1152525"/>
+            <wp:effectExtent l="0" t="0" r="0" b="0"/>
+            <wp:wrapNone/>
+            <wp:docPr id="94" name="Рисунок 12"/>
+            <wp:cNvGraphicFramePr>
+              <a:graphicFrameLocks xmlns:a="http://schemas.openxmlformats.org/drawingml/2006/main" noChangeAspect="1"/>
+            </wp:cNvGraphicFramePr>
+            <a:graphic xmlns:a="http://schemas.openxmlformats.org/drawingml/2006/main">
+              <a:graphicData uri="http://schemas.openxmlformats.org/drawingml/2006/picture">
+                <pic:pic xmlns:pic="http://schemas.openxmlformats.org/drawingml/2006/picture">
+                  <pic:nvPicPr>
+                    <pic:cNvPr id="13" name="Рисунок 12"/>
+                    <pic:cNvPicPr>
+                      <a:picLocks noChangeAspect="1" noChangeArrowheads="1"/>
+                    </pic:cNvPicPr>
+                  </pic:nvPicPr>
+                  <pic:blipFill>
+                    <a:blip r:embed="rId143">
+                      <a:extLst>
+                        <a:ext uri="{28A0092B-C50C-407E-A947-70E740481C1C}">
+                          <a14:useLocalDpi xmlns:a14="http://schemas.microsoft.com/office/drawing/2010/main" val="0"/>
+                        </a:ext>
+                      </a:extLst>
+                    </a:blip>
+                    <a:srcRect/>
+                    <a:stretch>
+                      <a:fillRect/>
+                    </a:stretch>
+                  </pic:blipFill>
+                  <pic:spPr bwMode="auto">
+                    <a:xfrm>
+                      <a:off x="0" y="0"/>
+                      <a:ext cx="2024380" cy="1152525"/>
+                    </a:xfrm>
+                    <a:prstGeom prst="rect">
+                      <a:avLst/>
+                    </a:prstGeom>
+                    <a:noFill/>
+                    <a:extLst>
+                      <a:ext uri="{909E8E84-426E-40DD-AFC4-6F175D3DCCD1}">
+                        <a14:hiddenFill xmlns:a14="http://schemas.microsoft.com/office/drawing/2010/main">
+                          <a:solidFill>
+                            <a:srgbClr val="FFFFFF"/>
+                          </a:solidFill>
+                        </a14:hiddenFill>
+                      </a:ext>
+                    </a:extLst>
+                  </pic:spPr>
+                </pic:pic>
+              </a:graphicData>
+            </a:graphic>
+          </wp:anchor>
+        </w:drawing>
+      </w:r>
+    </w:p>
+    <w:p>
+      <w:pPr>
+        <w:rPr>
+          <w:lang w:eastAsia="ru-RU"/>
+        </w:rPr>
+      </w:pPr>
+    </w:p>
+    <w:p>
+      <w:pPr>
+        <w:rPr>
+          <w:lang w:eastAsia="ru-RU"/>
+        </w:rPr>
+      </w:pPr>
+    </w:p>
+    <w:p>
+      <w:pPr>
+        <w:rPr>
+          <w:lang w:eastAsia="ru-RU"/>
+        </w:rPr>
+      </w:pPr>
+    </w:p>
+    <w:p>
+      <w:pPr>
+        <w:rPr>
+          <w:lang w:eastAsia="ru-RU"/>
+        </w:rPr>
+      </w:pPr>
+    </w:p>
+    <w:p>
+      <w:pPr>
+        <w:rPr>
+          <w:lang w:eastAsia="ru-RU"/>
+        </w:rPr>
+      </w:pPr>
+    </w:p>
+    <w:p>
+      <w:pPr>
+        <w:rPr>
+          <w:lang w:eastAsia="ru-RU"/>
+        </w:rPr>
+      </w:pPr>
+    </w:p>
+    <w:p>
+      <w:pPr>
+        <w:tabs>
+          <w:tab w:val="left" w:pos="1488"/>
+        </w:tabs>
+        <w:ind w:firstLine="0"/>
+        <w:rPr>
+          <w:lang w:eastAsia="ru-RU"/>
+        </w:rPr>
+      </w:pPr>
+    </w:p>
+    <w:p>
+      <w:pPr>
+        <w:tabs>
+          <w:tab w:val="left" w:pos="1488"/>
+        </w:tabs>
+        <w:ind w:firstLine="0"/>
+        <w:rPr>
+          <w:lang w:eastAsia="ru-RU"/>
+        </w:rPr>
+      </w:pPr>
+    </w:p>
+    <w:p>
+      <w:pPr>
+        <w:tabs>
+          <w:tab w:val="left" w:pos="1488"/>
+        </w:tabs>
+        <w:ind w:firstLine="0"/>
+        <w:rPr>
+          <w:lang w:eastAsia="ru-RU"/>
+        </w:rPr>
+      </w:pPr>
+      <w:r>
+        <w:rPr>
+          <w:lang w:eastAsia="ru-RU"/>
+        </w:rPr>
+        <w:t>Ответ: ___</w:t>
+      </w:r>
+    </w:p>
+    <w:p>
+      <w:pPr>
+        <w:tabs>
+          <w:tab w:val="left" w:pos="1488"/>
+        </w:tabs>
+        <w:ind w:firstLine="0"/>
+        <w:rPr>
+          <w:lang w:eastAsia="ru-RU"/>
+        </w:rPr>
+      </w:pPr>
+    </w:p>
+    <w:p>
+      <w:pPr>
+        <w:tabs>
+          <w:tab w:val="left" w:pos="1488"/>
+        </w:tabs>
+        <w:ind w:firstLine="0"/>
+        <w:rPr>
+          <w:lang w:eastAsia="ru-RU"/>
+        </w:rPr>
+      </w:pPr>
+    </w:p>
+    <w:p>
+      <w:pPr>
+        <w:pStyle w:val="1"/>
+        <w:rPr>
+          <w:rStyle w:val="canselect"/>
+        </w:rPr>
+      </w:pPr>
+      <w:r>
+        <w:t>Номер: </w:t>
+      </w:r>
+      <w:r>
+        <w:rPr>
+          <w:rStyle w:val="canselect"/>
+        </w:rPr>
+        <w:t>BB3AC7</w:t>
+      </w:r>
+    </w:p>
+    <w:p>
+      <w:pPr>
+        <w:rPr>
+          <w:lang w:eastAsia="ru-RU"/>
+        </w:rPr>
+      </w:pPr>
+      <w:r>
+        <w:rPr>
+          <w:lang w:eastAsia="ru-RU"/>
+        </w:rPr>
+        <w:t>Между населёнными пунктами A, B, C, D, E, F построены дороги, протяжённость которых (в километрах) приведена в таблице.</w:t>
+      </w:r>
+    </w:p>
+    <w:p>
+      <w:pPr>
+        <w:rPr>
+          <w:lang w:eastAsia="ru-RU"/>
+        </w:rPr>
+      </w:pPr>
+      <w:r>
+        <w:rPr>
+          <w:lang w:eastAsia="ru-RU"/>
+        </w:rPr>
+        <w:t> Определите длину кратчайшего пути между пунктами A и F. Передвигаться можно только по дорогам, указанным в таблице. Каждый пункт можно посетить только один раз.</w:t>
+      </w:r>
+    </w:p>
+    <w:p>
+      <w:pPr>
+        <w:rPr>
+          <w:lang w:eastAsia="ru-RU"/>
+        </w:rPr>
+      </w:pPr>
+      <w:r>
+        <w:rPr>
+          <w:noProof/>
+          <w:lang w:eastAsia="ru-RU"/>
+        </w:rPr>
+        <w:drawing>
+          <wp:anchor distT="0" distB="0" distL="114300" distR="114300" simplePos="0" relativeHeight="251870208" behindDoc="0" locked="0" layoutInCell="1" allowOverlap="1" wp14:anchorId="58140273" wp14:editId="12AEE067">
+            <wp:simplePos x="0" y="0"/>
+            <wp:positionH relativeFrom="column">
+              <wp:posOffset>-112395</wp:posOffset>
+            </wp:positionH>
+            <wp:positionV relativeFrom="paragraph">
+              <wp:posOffset>194310</wp:posOffset>
+            </wp:positionV>
+            <wp:extent cx="2360696" cy="1343025"/>
+            <wp:effectExtent l="0" t="0" r="1905" b="0"/>
+            <wp:wrapNone/>
+            <wp:docPr id="97" name="Рисунок 13"/>
+            <wp:cNvGraphicFramePr>
+              <a:graphicFrameLocks xmlns:a="http://schemas.openxmlformats.org/drawingml/2006/main" noChangeAspect="1"/>
+            </wp:cNvGraphicFramePr>
+            <a:graphic xmlns:a="http://schemas.openxmlformats.org/drawingml/2006/main">
+              <a:graphicData uri="http://schemas.openxmlformats.org/drawingml/2006/picture">
+                <pic:pic xmlns:pic="http://schemas.openxmlformats.org/drawingml/2006/picture">
+                  <pic:nvPicPr>
+                    <pic:cNvPr id="14" name="Рисунок 13"/>
+                    <pic:cNvPicPr>
+                      <a:picLocks noChangeAspect="1" noChangeArrowheads="1"/>
+                    </pic:cNvPicPr>
+                  </pic:nvPicPr>
+                  <pic:blipFill>
+                    <a:blip r:embed="rId144">
+                      <a:extLst>
+                        <a:ext uri="{28A0092B-C50C-407E-A947-70E740481C1C}">
+                          <a14:useLocalDpi xmlns:a14="http://schemas.microsoft.com/office/drawing/2010/main" val="0"/>
+                        </a:ext>
+                      </a:extLst>
+                    </a:blip>
+                    <a:srcRect/>
+                    <a:stretch>
+                      <a:fillRect/>
+                    </a:stretch>
+                  </pic:blipFill>
+                  <pic:spPr bwMode="auto">
+                    <a:xfrm>
+                      <a:off x="0" y="0"/>
+                      <a:ext cx="2360696" cy="1343025"/>
+                    </a:xfrm>
+                    <a:prstGeom prst="rect">
+                      <a:avLst/>
+                    </a:prstGeom>
+                    <a:noFill/>
+                    <a:extLst>
+                      <a:ext uri="{909E8E84-426E-40DD-AFC4-6F175D3DCCD1}">
+                        <a14:hiddenFill xmlns:a14="http://schemas.microsoft.com/office/drawing/2010/main">
+                          <a:solidFill>
+                            <a:srgbClr val="FFFFFF"/>
+                          </a:solidFill>
+                        </a14:hiddenFill>
+                      </a:ext>
+                    </a:extLst>
+                  </pic:spPr>
+                </pic:pic>
+              </a:graphicData>
+            </a:graphic>
+          </wp:anchor>
+        </w:drawing>
+      </w:r>
+    </w:p>
+    <w:p>
+      <w:pPr>
+        <w:rPr>
+          <w:lang w:eastAsia="ru-RU"/>
+        </w:rPr>
+      </w:pPr>
+      <w:r>
+        <w:rPr>
+          <w:noProof/>
+          <w:lang w:eastAsia="ru-RU"/>
+        </w:rPr>
+        <w:drawing>
+          <wp:anchor distT="0" distB="0" distL="114300" distR="114300" simplePos="0" relativeHeight="251869184" behindDoc="0" locked="0" layoutInCell="1" allowOverlap="1" wp14:anchorId="740B81C0" wp14:editId="787DAB44">
+            <wp:simplePos x="0" y="0"/>
+            <wp:positionH relativeFrom="page">
+              <wp:posOffset>2668270</wp:posOffset>
+            </wp:positionH>
+            <wp:positionV relativeFrom="paragraph">
+              <wp:posOffset>6985</wp:posOffset>
+            </wp:positionV>
+            <wp:extent cx="2534920" cy="1864360"/>
+            <wp:effectExtent l="0" t="0" r="0" b="2540"/>
+            <wp:wrapNone/>
+            <wp:docPr id="95" name="Рисунок 95" descr="C:\Users\bg_19\OneDrive\Рабочий стол\5 класс\Большая клетка.png"/>
+            <wp:cNvGraphicFramePr>
+              <a:graphicFrameLocks xmlns:a="http://schemas.openxmlformats.org/drawingml/2006/main" noChangeAspect="1"/>
+            </wp:cNvGraphicFramePr>
+            <a:graphic xmlns:a="http://schemas.openxmlformats.org/drawingml/2006/main">
+              <a:graphicData uri="http://schemas.openxmlformats.org/drawingml/2006/picture">
+                <pic:pic xmlns:pic="http://schemas.openxmlformats.org/drawingml/2006/picture">
+                  <pic:nvPicPr>
+                    <pic:cNvPr id="0" name="Picture 1" descr="C:\Users\bg_19\OneDrive\Рабочий стол\5 класс\Большая клетка.png"/>
+                    <pic:cNvPicPr>
+                      <a:picLocks noChangeAspect="1" noChangeArrowheads="1"/>
+                    </pic:cNvPicPr>
+                  </pic:nvPicPr>
+                  <pic:blipFill rotWithShape="1">
+                    <a:blip r:embed="rId8">
+                      <a:extLst>
+                        <a:ext uri="{28A0092B-C50C-407E-A947-70E740481C1C}">
+                          <a14:useLocalDpi xmlns:a14="http://schemas.microsoft.com/office/drawing/2010/main" val="0"/>
+                        </a:ext>
+                      </a:extLst>
+                    </a:blip>
+                    <a:srcRect l="6599" r="60146" b="64775"/>
+                    <a:stretch/>
+                  </pic:blipFill>
+                  <pic:spPr bwMode="auto">
+                    <a:xfrm>
+                      <a:off x="0" y="0"/>
+                      <a:ext cx="2534920" cy="1864360"/>
+                    </a:xfrm>
+                    <a:prstGeom prst="rect">
+                      <a:avLst/>
+                    </a:prstGeom>
+                    <a:noFill/>
+                    <a:ln>
+                      <a:noFill/>
+                    </a:ln>
+                    <a:extLst>
+                      <a:ext uri="{53640926-AAD7-44D8-BBD7-CCE9431645EC}">
+                        <a14:shadowObscured xmlns:a14="http://schemas.microsoft.com/office/drawing/2010/main"/>
+                      </a:ext>
+                    </a:extLst>
+                  </pic:spPr>
+                </pic:pic>
+              </a:graphicData>
+            </a:graphic>
+            <wp14:sizeRelH relativeFrom="page">
+              <wp14:pctWidth>0</wp14:pctWidth>
+            </wp14:sizeRelH>
+            <wp14:sizeRelV relativeFrom="page">
+              <wp14:pctHeight>0</wp14:pctHeight>
+            </wp14:sizeRelV>
+          </wp:anchor>
+        </w:drawing>
+      </w:r>
+    </w:p>
+    <w:p>
+      <w:pPr>
+        <w:rPr>
+          <w:lang w:eastAsia="ru-RU"/>
+        </w:rPr>
+      </w:pPr>
+    </w:p>
+    <w:p>
+      <w:pPr>
+        <w:rPr>
+          <w:lang w:eastAsia="ru-RU"/>
+        </w:rPr>
+      </w:pPr>
+    </w:p>
+    <w:p>
+      <w:pPr>
+        <w:rPr>
+          <w:lang w:eastAsia="ru-RU"/>
+        </w:rPr>
+      </w:pPr>
+    </w:p>
+    <w:p>
+      <w:pPr>
+        <w:rPr>
+          <w:lang w:eastAsia="ru-RU"/>
+        </w:rPr>
+      </w:pPr>
+    </w:p>
+    <w:p>
+      <w:pPr>
+        <w:rPr>
+          <w:lang w:eastAsia="ru-RU"/>
+        </w:rPr>
+      </w:pPr>
+    </w:p>
+    <w:p>
+      <w:pPr>
+        <w:rPr>
+          <w:lang w:eastAsia="ru-RU"/>
+        </w:rPr>
+      </w:pPr>
+    </w:p>
+    <w:p>
+      <w:pPr>
+        <w:rPr>
+          <w:lang w:eastAsia="ru-RU"/>
+        </w:rPr>
+      </w:pPr>
+    </w:p>
+    <w:p>
+      <w:pPr>
+        <w:tabs>
+          <w:tab w:val="left" w:pos="1488"/>
+        </w:tabs>
+        <w:ind w:firstLine="0"/>
+        <w:rPr>
+          <w:lang w:eastAsia="ru-RU"/>
+        </w:rPr>
+      </w:pPr>
+    </w:p>
+    <w:p>
+      <w:pPr>
+        <w:tabs>
+          <w:tab w:val="left" w:pos="1488"/>
+        </w:tabs>
+        <w:ind w:firstLine="0"/>
+        <w:rPr>
+          <w:lang w:eastAsia="ru-RU"/>
+        </w:rPr>
+      </w:pPr>
+    </w:p>
+    <w:p>
+      <w:pPr>
+        <w:tabs>
+          <w:tab w:val="left" w:pos="1488"/>
+        </w:tabs>
+        <w:ind w:firstLine="0"/>
+        <w:rPr>
+          <w:lang w:eastAsia="ru-RU"/>
+        </w:rPr>
+      </w:pPr>
+      <w:r>
+        <w:rPr>
+          <w:lang w:eastAsia="ru-RU"/>
+        </w:rPr>
+        <w:t>Ответ: ___</w:t>
+      </w:r>
+    </w:p>
+    <w:p>
+      <w:pPr>
+        <w:spacing w:after="160" w:line="259" w:lineRule="auto"/>
+        <w:ind w:firstLine="0"/>
+        <w:jc w:val="left"/>
+        <w:rPr>
+          <w:lang w:eastAsia="ru-RU"/>
+        </w:rPr>
+      </w:pPr>
+      <w:r>
+        <w:rPr>
+          <w:lang w:eastAsia="ru-RU"/>
+        </w:rPr>
+        <w:br w:type="page"/>
+      </w:r>
+    </w:p>
+    <w:p>
+      <w:pPr>
+        <w:pStyle w:val="1"/>
+        <w:rPr>
+          <w:rStyle w:val="canselect"/>
+        </w:rPr>
+      </w:pPr>
+      <w:r>
+        <w:lastRenderedPageBreak/>
+        <w:t>Номер: </w:t>
+      </w:r>
+      <w:r>
+        <w:rPr>
+          <w:rStyle w:val="canselect"/>
+        </w:rPr>
+        <w:t>B4EDC8</w:t>
+      </w:r>
+    </w:p>
+    <w:p>
+      <w:pPr>
+        <w:rPr>
+          <w:lang w:eastAsia="ru-RU"/>
+        </w:rPr>
+      </w:pPr>
+      <w:r>
+        <w:rPr>
+          <w:lang w:eastAsia="ru-RU"/>
+        </w:rPr>
+        <w:t>Между населёнными пунктами A, B, C, D, E, F построены дороги, протяжённость которых (в километрах) приведена в таблице.</w:t>
+      </w:r>
+    </w:p>
+    <w:p>
+      <w:pPr>
+        <w:rPr>
+          <w:lang w:eastAsia="ru-RU"/>
+        </w:rPr>
+      </w:pPr>
+      <w:r>
+        <w:rPr>
+          <w:lang w:eastAsia="ru-RU"/>
+        </w:rPr>
+        <w:t xml:space="preserve"> Определите длину кратчайшего пути между пунктами A и F. Передвигаться можно только по дорогам, указанным в таблице. Каждый пункт можно посетить только один раз. </w:t>
+      </w:r>
+    </w:p>
+    <w:p>
+      <w:pPr>
+        <w:rPr>
+          <w:lang w:eastAsia="ru-RU"/>
+        </w:rPr>
+      </w:pPr>
+      <w:r>
+        <w:rPr>
+          <w:noProof/>
+          <w:lang w:eastAsia="ru-RU"/>
+        </w:rPr>
+        <w:drawing>
+          <wp:anchor distT="0" distB="0" distL="114300" distR="114300" simplePos="0" relativeHeight="251873280" behindDoc="0" locked="0" layoutInCell="1" allowOverlap="1" wp14:anchorId="55371F2E" wp14:editId="3EB401B3">
+            <wp:simplePos x="0" y="0"/>
+            <wp:positionH relativeFrom="margin">
+              <wp:posOffset>-95250</wp:posOffset>
+            </wp:positionH>
+            <wp:positionV relativeFrom="paragraph">
+              <wp:posOffset>132715</wp:posOffset>
+            </wp:positionV>
+            <wp:extent cx="2360696" cy="1343025"/>
+            <wp:effectExtent l="0" t="0" r="1905" b="0"/>
+            <wp:wrapNone/>
+            <wp:docPr id="100" name="Рисунок 14"/>
+            <wp:cNvGraphicFramePr>
+              <a:graphicFrameLocks xmlns:a="http://schemas.openxmlformats.org/drawingml/2006/main" noChangeAspect="1"/>
+            </wp:cNvGraphicFramePr>
+            <a:graphic xmlns:a="http://schemas.openxmlformats.org/drawingml/2006/main">
+              <a:graphicData uri="http://schemas.openxmlformats.org/drawingml/2006/picture">
+                <pic:pic xmlns:pic="http://schemas.openxmlformats.org/drawingml/2006/picture">
+                  <pic:nvPicPr>
+                    <pic:cNvPr id="15" name="Рисунок 14"/>
+                    <pic:cNvPicPr>
+                      <a:picLocks noChangeAspect="1" noChangeArrowheads="1"/>
+                    </pic:cNvPicPr>
+                  </pic:nvPicPr>
+                  <pic:blipFill>
+                    <a:blip r:embed="rId145">
+                      <a:extLst>
+                        <a:ext uri="{28A0092B-C50C-407E-A947-70E740481C1C}">
+                          <a14:useLocalDpi xmlns:a14="http://schemas.microsoft.com/office/drawing/2010/main" val="0"/>
+                        </a:ext>
+                      </a:extLst>
+                    </a:blip>
+                    <a:srcRect/>
+                    <a:stretch>
+                      <a:fillRect/>
+                    </a:stretch>
+                  </pic:blipFill>
+                  <pic:spPr bwMode="auto">
+                    <a:xfrm>
+                      <a:off x="0" y="0"/>
+                      <a:ext cx="2360696" cy="1343025"/>
+                    </a:xfrm>
+                    <a:prstGeom prst="rect">
+                      <a:avLst/>
+                    </a:prstGeom>
+                    <a:noFill/>
+                    <a:extLst/>
+                  </pic:spPr>
+                </pic:pic>
+              </a:graphicData>
+            </a:graphic>
+          </wp:anchor>
+        </w:drawing>
+      </w:r>
+      <w:r>
+        <w:rPr>
+          <w:noProof/>
+          <w:lang w:eastAsia="ru-RU"/>
+        </w:rPr>
+        <w:drawing>
+          <wp:anchor distT="0" distB="0" distL="114300" distR="114300" simplePos="0" relativeHeight="251872256" behindDoc="0" locked="0" layoutInCell="1" allowOverlap="1" wp14:anchorId="484732F1" wp14:editId="6E7A3252">
+            <wp:simplePos x="0" y="0"/>
+            <wp:positionH relativeFrom="page">
+              <wp:posOffset>2655570</wp:posOffset>
+            </wp:positionH>
+            <wp:positionV relativeFrom="paragraph">
+              <wp:posOffset>38735</wp:posOffset>
+            </wp:positionV>
+            <wp:extent cx="2534920" cy="1864360"/>
+            <wp:effectExtent l="0" t="0" r="0" b="2540"/>
+            <wp:wrapNone/>
+            <wp:docPr id="98" name="Рисунок 98" descr="C:\Users\bg_19\OneDrive\Рабочий стол\5 класс\Большая клетка.png"/>
+            <wp:cNvGraphicFramePr>
+              <a:graphicFrameLocks xmlns:a="http://schemas.openxmlformats.org/drawingml/2006/main" noChangeAspect="1"/>
+            </wp:cNvGraphicFramePr>
+            <a:graphic xmlns:a="http://schemas.openxmlformats.org/drawingml/2006/main">
+              <a:graphicData uri="http://schemas.openxmlformats.org/drawingml/2006/picture">
+                <pic:pic xmlns:pic="http://schemas.openxmlformats.org/drawingml/2006/picture">
+                  <pic:nvPicPr>
+                    <pic:cNvPr id="0" name="Picture 1" descr="C:\Users\bg_19\OneDrive\Рабочий стол\5 класс\Большая клетка.png"/>
+                    <pic:cNvPicPr>
+                      <a:picLocks noChangeAspect="1" noChangeArrowheads="1"/>
+                    </pic:cNvPicPr>
+                  </pic:nvPicPr>
+                  <pic:blipFill rotWithShape="1">
+                    <a:blip r:embed="rId8">
+                      <a:extLst>
+                        <a:ext uri="{28A0092B-C50C-407E-A947-70E740481C1C}">
+                          <a14:useLocalDpi xmlns:a14="http://schemas.microsoft.com/office/drawing/2010/main" val="0"/>
+                        </a:ext>
+                      </a:extLst>
+                    </a:blip>
+                    <a:srcRect l="6599" r="60146" b="64775"/>
+                    <a:stretch/>
+                  </pic:blipFill>
+                  <pic:spPr bwMode="auto">
+                    <a:xfrm>
+                      <a:off x="0" y="0"/>
+                      <a:ext cx="2534920" cy="1864360"/>
+                    </a:xfrm>
+                    <a:prstGeom prst="rect">
+                      <a:avLst/>
+                    </a:prstGeom>
+                    <a:noFill/>
+                    <a:ln>
+                      <a:noFill/>
+                    </a:ln>
+                    <a:extLst>
+                      <a:ext uri="{53640926-AAD7-44D8-BBD7-CCE9431645EC}">
+                        <a14:shadowObscured xmlns:a14="http://schemas.microsoft.com/office/drawing/2010/main"/>
+                      </a:ext>
+                    </a:extLst>
+                  </pic:spPr>
+                </pic:pic>
+              </a:graphicData>
+            </a:graphic>
+            <wp14:sizeRelH relativeFrom="page">
+              <wp14:pctWidth>0</wp14:pctWidth>
+            </wp14:sizeRelH>
+            <wp14:sizeRelV relativeFrom="page">
+              <wp14:pctHeight>0</wp14:pctHeight>
+            </wp14:sizeRelV>
+          </wp:anchor>
+        </w:drawing>
+      </w:r>
+    </w:p>
+    <w:p>
+      <w:pPr>
+        <w:rPr>
+          <w:lang w:eastAsia="ru-RU"/>
+        </w:rPr>
+      </w:pPr>
+    </w:p>
+    <w:p>
+      <w:pPr>
+        <w:rPr>
+          <w:lang w:eastAsia="ru-RU"/>
+        </w:rPr>
+      </w:pPr>
+    </w:p>
+    <w:p>
+      <w:pPr>
+        <w:rPr>
+          <w:lang w:eastAsia="ru-RU"/>
+        </w:rPr>
+      </w:pPr>
+    </w:p>
+    <w:p>
+      <w:pPr>
+        <w:rPr>
+          <w:lang w:eastAsia="ru-RU"/>
+        </w:rPr>
+      </w:pPr>
+    </w:p>
+    <w:p>
+      <w:pPr>
+        <w:rPr>
+          <w:lang w:eastAsia="ru-RU"/>
+        </w:rPr>
+      </w:pPr>
+    </w:p>
+    <w:p>
+      <w:pPr>
+        <w:rPr>
+          <w:lang w:eastAsia="ru-RU"/>
+        </w:rPr>
+      </w:pPr>
+    </w:p>
+    <w:p>
+      <w:pPr>
+        <w:rPr>
+          <w:lang w:eastAsia="ru-RU"/>
+        </w:rPr>
+      </w:pPr>
+    </w:p>
+    <w:p>
+      <w:pPr>
+        <w:tabs>
+          <w:tab w:val="left" w:pos="1488"/>
+        </w:tabs>
+        <w:ind w:firstLine="0"/>
+        <w:rPr>
+          <w:lang w:eastAsia="ru-RU"/>
+        </w:rPr>
+      </w:pPr>
+    </w:p>
+    <w:p>
+      <w:pPr>
+        <w:tabs>
+          <w:tab w:val="left" w:pos="1488"/>
+        </w:tabs>
+        <w:ind w:firstLine="0"/>
+        <w:rPr>
+          <w:lang w:eastAsia="ru-RU"/>
+        </w:rPr>
+      </w:pPr>
+    </w:p>
+    <w:p>
+      <w:pPr>
+        <w:tabs>
+          <w:tab w:val="left" w:pos="1488"/>
+        </w:tabs>
+        <w:ind w:firstLine="0"/>
+        <w:rPr>
+          <w:lang w:eastAsia="ru-RU"/>
+        </w:rPr>
+      </w:pPr>
+      <w:r>
+        <w:rPr>
+          <w:lang w:eastAsia="ru-RU"/>
+        </w:rPr>
+        <w:t>Ответ: ___</w:t>
+      </w:r>
+    </w:p>
+    <w:p>
+      <w:pPr>
+        <w:rPr>
+          <w:lang w:eastAsia="ru-RU"/>
+        </w:rPr>
+      </w:pPr>
+    </w:p>
+    <w:p>
+      <w:pPr>
+        <w:rPr>
+          <w:sz w:val="78"/>
+          <w:szCs w:val="78"/>
+          <w:lang w:eastAsia="ru-RU"/>
+        </w:rPr>
+      </w:pPr>
+      <w:bookmarkStart w:id="27" w:name="_GoBack"/>
+      <w:r>
+        <w:rPr>
+          <w:sz w:val="78"/>
+          <w:szCs w:val="78"/>
+          <w:lang w:eastAsia="ru-RU"/>
+        </w:rPr>
+        <w:t>Страница 7</w:t>
+      </w:r>
+    </w:p>
+    <w:bookmarkEnd w:id="27"/>
+    <w:p>
+      <w:pPr>
+        <w:rPr>
+          <w:lang w:eastAsia="ru-RU"/>
+        </w:rPr>
+      </w:pPr>
+    </w:p>
+    <w:p>
+      <w:pPr>
+        <w:tabs>
+          <w:tab w:val="left" w:pos="1488"/>
+        </w:tabs>
+        <w:ind w:firstLine="0"/>
+        <w:rPr>
+          <w:lang w:eastAsia="ru-RU"/>
+        </w:rPr>
+      </w:pPr>
+    </w:p>
+    <w:p>
+      <w:pPr>
+        <w:rPr>
+          <w:lang w:eastAsia="ru-RU"/>
+        </w:rPr>
+      </w:pPr>
+    </w:p>
+    <w:p>
+      <w:pPr>
+        <w:rPr>
+          <w:lang w:eastAsia="ru-RU"/>
+        </w:rPr>
+      </w:pPr>
+    </w:p>
+    <w:p>
+      <w:pPr>
+        <w:ind w:firstLine="0"/>
+        <w:rPr>
+          <w:rFonts w:eastAsia="Times New Roman" w:cs="Times New Roman"/>
+          <w:color w:val="333333"/>
+          <w:sz w:val="27"/>
+          <w:szCs w:val="27"/>
+          <w:lang w:eastAsia="ru-RU"/>
+        </w:rPr>
+      </w:pPr>
+      <w:r>
+        <w:rPr>
+          <w:rFonts w:eastAsia="Times New Roman" w:cs="Times New Roman"/>
+          <w:color w:val="333333"/>
+          <w:sz w:val="27"/>
+          <w:szCs w:val="27"/>
+          <w:lang w:eastAsia="ru-RU"/>
+        </w:rPr>
+        <w:t> </w:t>
+      </w:r>
+    </w:p>
+    <w:p>
+      <w:pPr>
+        <w:rPr>
+          <w:lang w:eastAsia="ru-RU"/>
+        </w:rPr>
+      </w:pPr>
+    </w:p>
     <w:sectPr>
-      <w:headerReference w:type="default" r:id="rId132"/>
+      <w:headerReference w:type="default" r:id="rId146"/>
       <w:type w:val="continuous"/>
       <w:pgSz w:w="8419" w:h="11906" w:orient="landscape"/>
       <w:pgMar w:top="284" w:right="567" w:bottom="284" w:left="567" w:header="283" w:footer="709" w:gutter="0"/>
@@ -11937,6 +17438,7 @@
         </w:rPr>
         <w:t>://</w:t>
       </w:r>
+      <w:proofErr w:type="spellStart"/>
       <w:r>
         <w:rPr>
           <w:rStyle w:val="a3"/>
@@ -11948,6 +17450,7 @@
         </w:rPr>
         <w:t>vk</w:t>
       </w:r>
+      <w:proofErr w:type="spellEnd"/>
       <w:r>
         <w:rPr>
           <w:rStyle w:val="a3"/>
@@ -11979,6 +17482,7 @@
         </w:rPr>
         <w:t>/</w:t>
       </w:r>
+      <w:proofErr w:type="spellStart"/>
       <w:r>
         <w:rPr>
           <w:rStyle w:val="a3"/>
@@ -11990,6 +17494,7 @@
         </w:rPr>
         <w:t>informatika</w:t>
       </w:r>
+      <w:proofErr w:type="spellEnd"/>
       <w:r>
         <w:rPr>
           <w:rStyle w:val="a3"/>
@@ -12000,6 +17505,7 @@
         </w:rPr>
         <w:t>_</w:t>
       </w:r>
+      <w:proofErr w:type="spellStart"/>
       <w:r>
         <w:rPr>
           <w:rStyle w:val="a3"/>
@@ -12011,6 +17517,7 @@
         </w:rPr>
         <w:t>gia</w:t>
       </w:r>
+      <w:proofErr w:type="spellEnd"/>
     </w:hyperlink>
   </w:p>
 </w:hdr>
@@ -12021,8 +17528,8 @@
   <w:abstractNum w:abstractNumId="0" w15:restartNumberingAfterBreak="0">
     <w:nsid w:val="01DD37F0"/>
     <w:multiLevelType w:val="hybridMultilevel"/>
-    <w:tmpl w:val="B0BCCBE0"/>
-    <w:lvl w:ilvl="0" w:tplc="E5C080BA">
+    <w:tmpl w:val="FED6E74A"/>
+    <w:lvl w:ilvl="0" w:tplc="9014F572">
       <w:start w:val="1"/>
       <w:numFmt w:val="decimal"/>
       <w:pStyle w:val="1"/>
@@ -12956,7 +18463,7 @@
   <w:style w:type="paragraph" w:default="1" w:styleId="a">
     <w:name w:val="Normal"/>
     <w:qFormat/>
-    <w:rsid w:val="00FA71AE"/>
+    <w:rsid w:val="006948D5"/>
     <w:pPr>
       <w:spacing w:after="0" w:line="240" w:lineRule="auto"/>
       <w:ind w:firstLine="284"/>
@@ -12975,7 +18482,7 @@
     <w:autoRedefine/>
     <w:uiPriority w:val="9"/>
     <w:qFormat/>
-    <w:rsid w:val="00324DC4"/>
+    <w:rsid w:val="006948D5"/>
     <w:pPr>
       <w:keepNext/>
       <w:keepLines/>
@@ -13074,7 +18581,7 @@
     <w:basedOn w:val="a0"/>
     <w:link w:val="1"/>
     <w:uiPriority w:val="9"/>
-    <w:rsid w:val="00324DC4"/>
+    <w:rsid w:val="006948D5"/>
     <w:rPr>
       <w:rFonts w:ascii="Open Sans" w:eastAsia="Times New Roman" w:hAnsi="Open Sans" w:cs="Times New Roman"/>
       <w:color w:val="055154"/>
@@ -14153,7 +19660,7 @@
       <inkml:brushProperty name="fitToCurve" value="1"/>
     </inkml:brush>
   </inkml:definitions>
-  <inkml:trace contextRef="#ctx0" brushRef="#br0">18 0 1820 0,'0'35'376'16,"-3"-9"-188"-1,0 4-100 1,-6 7-246 0,5-9-1694 15</inkml:trace>
+  <inkml:trace contextRef="#ctx0" brushRef="#br0">17 0 1820 0,'0'35'376'16,"-3"-9"-188"-1,0 4-100 1,-5 7-246 0,4-9-1694 15</inkml:trace>
 </inkml:ink>
 </file>
 
@@ -14432,7 +19939,7 @@
       <inkml:brushProperty name="fitToCurve" value="1"/>
     </inkml:brush>
   </inkml:definitions>
-  <inkml:trace contextRef="#ctx0" brushRef="#br0">0 19 0 0,'36'-12'2870'16,"4"8"-690"0,-8 4-1632-1,8 0-776 17,-7-5-4068-17</inkml:trace>
+  <inkml:trace contextRef="#ctx0" brushRef="#br0">0 17 0 0,'36'-11'2870'16,"4"8"-690"0,-8 3-1632-1,8 0-776 17,-7-5-4068-17</inkml:trace>
 </inkml:ink>
 </file>
 
@@ -15260,7 +20767,7 @@
 </file>
 
 <file path=customXml/itemProps1.xml><?xml version="1.0" encoding="utf-8"?>
-<ds:datastoreItem xmlns:ds="http://schemas.openxmlformats.org/officeDocument/2006/customXml" ds:itemID="{270041A4-167F-43C2-9CD5-C2AFB709E70D}">
+<ds:datastoreItem xmlns:ds="http://schemas.openxmlformats.org/officeDocument/2006/customXml" ds:itemID="{C85C4456-6537-4DD9-876E-03CAB2B712C7}">
   <ds:schemaRefs>
     <ds:schemaRef ds:uri="http://schemas.openxmlformats.org/officeDocument/2006/bibliography"/>
   </ds:schemaRefs>

--- a/04/ВСЕ Задачи №4[кес 2.11].docx
+++ b/04/ВСЕ Задачи №4[кес 2.11].docx
@@ -3309,8 +3309,6 @@
           </w:rPr>
           <w:t>Номер: 1FEEAD</w:t>
         </w:r>
-        <w:bookmarkStart w:id="0" w:name="_GoBack"/>
-        <w:bookmarkEnd w:id="0"/>
         <w:r>
           <w:rPr>
             <w:noProof/>
@@ -8153,7 +8151,7 @@
           <w:docGrid w:linePitch="360"/>
         </w:sectPr>
       </w:pPr>
-      <w:bookmarkStart w:id="1" w:name="_Toc214449675"/>
+      <w:bookmarkStart w:id="0" w:name="_Toc214449675"/>
     </w:p>
     <w:p>
       <w:pPr>
@@ -8172,7 +8170,7 @@
         </w:rPr>
         <w:t>44E848</w:t>
       </w:r>
-      <w:bookmarkEnd w:id="1"/>
+      <w:bookmarkEnd w:id="0"/>
     </w:p>
     <w:p>
       <w:pPr>
@@ -10594,7 +10592,7 @@
           <w:rFonts w:asciiTheme="minorHAnsi" w:hAnsiTheme="minorHAnsi"/>
         </w:rPr>
       </w:pPr>
-      <w:bookmarkStart w:id="2" w:name="_Toc214449676"/>
+      <w:bookmarkStart w:id="1" w:name="_Toc214449676"/>
       <w:r>
         <w:t>Номер: </w:t>
       </w:r>
@@ -10604,7 +10602,7 @@
         </w:rPr>
         <w:t>FAEF44</w:t>
       </w:r>
-      <w:bookmarkEnd w:id="2"/>
+      <w:bookmarkEnd w:id="1"/>
     </w:p>
     <w:p>
       <w:pPr>
@@ -11122,7 +11120,7 @@
           <w:rFonts w:asciiTheme="minorHAnsi" w:hAnsiTheme="minorHAnsi"/>
         </w:rPr>
       </w:pPr>
-      <w:bookmarkStart w:id="3" w:name="_Toc214449677"/>
+      <w:bookmarkStart w:id="2" w:name="_Toc214449677"/>
       <w:r>
         <w:lastRenderedPageBreak/>
         <w:t>Номер: </w:t>
@@ -11133,7 +11131,7 @@
         </w:rPr>
         <w:t>77024A</w:t>
       </w:r>
-      <w:bookmarkEnd w:id="3"/>
+      <w:bookmarkEnd w:id="2"/>
     </w:p>
     <w:p>
       <w:pPr>
@@ -11251,18 +11249,18 @@
           <w:lang w:eastAsia="ru-RU"/>
         </w:rPr>
         <w:drawing>
-          <wp:anchor distT="0" distB="0" distL="114300" distR="114300" simplePos="0" relativeHeight="251756544" behindDoc="0" locked="0" layoutInCell="1" allowOverlap="1" wp14:anchorId="7669859F" wp14:editId="49381036">
+          <wp:anchor distT="0" distB="0" distL="114300" distR="114300" simplePos="0" relativeHeight="252025856" behindDoc="0" locked="0" layoutInCell="1" allowOverlap="1" wp14:anchorId="0D1CE279" wp14:editId="2828E1A6">
             <wp:simplePos x="0" y="0"/>
             <wp:positionH relativeFrom="column">
-              <wp:posOffset>-131445</wp:posOffset>
+              <wp:posOffset>0</wp:posOffset>
             </wp:positionH>
             <wp:positionV relativeFrom="paragraph">
-              <wp:posOffset>53975</wp:posOffset>
+              <wp:posOffset>0</wp:posOffset>
             </wp:positionV>
-            <wp:extent cx="2421890" cy="1298575"/>
-            <wp:effectExtent l="0" t="0" r="0" b="0"/>
+            <wp:extent cx="2024380" cy="1152525"/>
+            <wp:effectExtent l="0" t="0" r="0" b="9525"/>
             <wp:wrapNone/>
-            <wp:docPr id="4" name="Рисунок 3"/>
+            <wp:docPr id="2054" name="Рисунок 1"/>
             <wp:cNvGraphicFramePr>
               <a:graphicFrameLocks xmlns:a="http://schemas.openxmlformats.org/drawingml/2006/main" noChangeAspect="1"/>
             </wp:cNvGraphicFramePr>
@@ -11270,7 +11268,7 @@
               <a:graphicData uri="http://schemas.openxmlformats.org/drawingml/2006/picture">
                 <pic:pic xmlns:pic="http://schemas.openxmlformats.org/drawingml/2006/picture">
                   <pic:nvPicPr>
-                    <pic:cNvPr id="4" name="Рисунок 3"/>
+                    <pic:cNvPr id="2" name="Рисунок 1"/>
                     <pic:cNvPicPr>
                       <a:picLocks noChangeAspect="1" noChangeArrowheads="1"/>
                     </pic:cNvPicPr>
@@ -11291,7 +11289,7 @@
                   <pic:spPr bwMode="auto">
                     <a:xfrm>
                       <a:off x="0" y="0"/>
-                      <a:ext cx="2421890" cy="1298575"/>
+                      <a:ext cx="2024380" cy="1152525"/>
                     </a:xfrm>
                     <a:prstGeom prst="rect">
                       <a:avLst/>
@@ -11431,8 +11429,11 @@
     <w:p>
       <w:pPr>
         <w:pStyle w:val="1"/>
-      </w:pPr>
-      <w:bookmarkStart w:id="4" w:name="_Toc214449678"/>
+        <w:rPr>
+          <w:rStyle w:val="canselect"/>
+        </w:rPr>
+      </w:pPr>
+      <w:bookmarkStart w:id="3" w:name="_Toc214449678"/>
       <w:r>
         <w:t>Номер: </w:t>
       </w:r>
@@ -11442,30 +11443,32 @@
         </w:rPr>
         <w:t>DFF144</w:t>
       </w:r>
-      <w:bookmarkEnd w:id="4"/>
-    </w:p>
-    <w:p>
-      <w:r>
-        <w:t>Между населёнными пунктами A, B, C, D, E построены дороги, протяжённость которых (в километрах) приведена в таблице.</w:t>
-      </w:r>
-    </w:p>
-    <w:p>
-      <w:pPr>
-        <w:rPr>
-          <w:lang w:eastAsia="ru-RU"/>
-        </w:rPr>
-      </w:pPr>
-      <w:r>
-        <w:rPr>
-          <w:shd w:val="clear" w:color="auto" w:fill="FFFFFF"/>
-        </w:rPr>
-        <w:t>Определите длину кратчайшего пути между пунктами B и D. Передвигаться можно только по дорогам, протяжённость которых указана в таблице. Каждый пункт можно посетить только один раз.</w:t>
-      </w:r>
-      <w:r>
-        <w:rPr>
-          <w:lang w:eastAsia="ru-RU"/>
-        </w:rPr>
-        <w:t xml:space="preserve"> </w:t>
+      <w:bookmarkEnd w:id="3"/>
+    </w:p>
+    <w:p>
+      <w:pPr>
+        <w:rPr>
+          <w:lang w:eastAsia="ru-RU"/>
+        </w:rPr>
+      </w:pPr>
+      <w:r>
+        <w:rPr>
+          <w:lang w:eastAsia="ru-RU"/>
+        </w:rPr>
+        <w:t>Между населёнными пунктами A, B, C, D, E, F построены дороги, протяжённость которых (в километрах) приведена в таблице.</w:t>
+      </w:r>
+    </w:p>
+    <w:p>
+      <w:pPr>
+        <w:rPr>
+          <w:lang w:eastAsia="ru-RU"/>
+        </w:rPr>
+      </w:pPr>
+      <w:r>
+        <w:rPr>
+          <w:lang w:eastAsia="ru-RU"/>
+        </w:rPr>
+        <w:t>Определите длину кратчайшего пути между пунктами A и F. Передвигаться можно только по дорогам, указанным в таблице. Каждый пункт можно посетить только один раз.</w:t>
       </w:r>
     </w:p>
     <w:p>
@@ -11480,18 +11483,18 @@
           <w:lang w:eastAsia="ru-RU"/>
         </w:rPr>
         <w:drawing>
-          <wp:anchor distT="0" distB="0" distL="114300" distR="114300" simplePos="0" relativeHeight="251759616" behindDoc="0" locked="0" layoutInCell="1" allowOverlap="1" wp14:anchorId="3F748DC1" wp14:editId="756F0B9D">
+          <wp:anchor distT="0" distB="0" distL="114300" distR="114300" simplePos="0" relativeHeight="252027904" behindDoc="0" locked="0" layoutInCell="1" allowOverlap="1" wp14:anchorId="20CE46FF" wp14:editId="2486672D">
             <wp:simplePos x="0" y="0"/>
             <wp:positionH relativeFrom="margin">
               <wp:align>left</wp:align>
             </wp:positionH>
             <wp:positionV relativeFrom="paragraph">
-              <wp:posOffset>99060</wp:posOffset>
+              <wp:posOffset>94928</wp:posOffset>
             </wp:positionV>
-            <wp:extent cx="2076450" cy="1114425"/>
-            <wp:effectExtent l="0" t="0" r="0" b="9525"/>
+            <wp:extent cx="2360696" cy="1343025"/>
+            <wp:effectExtent l="0" t="0" r="1905" b="0"/>
             <wp:wrapNone/>
-            <wp:docPr id="5" name="Рисунок 4"/>
+            <wp:docPr id="2116" name="Рисунок 2"/>
             <wp:cNvGraphicFramePr>
               <a:graphicFrameLocks xmlns:a="http://schemas.openxmlformats.org/drawingml/2006/main" noChangeAspect="1"/>
             </wp:cNvGraphicFramePr>
@@ -11499,7 +11502,7 @@
               <a:graphicData uri="http://schemas.openxmlformats.org/drawingml/2006/picture">
                 <pic:pic xmlns:pic="http://schemas.openxmlformats.org/drawingml/2006/picture">
                   <pic:nvPicPr>
-                    <pic:cNvPr id="5" name="Рисунок 4"/>
+                    <pic:cNvPr id="3" name="Рисунок 2"/>
                     <pic:cNvPicPr>
                       <a:picLocks noChangeAspect="1" noChangeArrowheads="1"/>
                     </pic:cNvPicPr>
@@ -11520,7 +11523,7 @@
                   <pic:spPr bwMode="auto">
                     <a:xfrm>
                       <a:off x="0" y="0"/>
-                      <a:ext cx="2076450" cy="1114425"/>
+                      <a:ext cx="2360696" cy="1343025"/>
                     </a:xfrm>
                     <a:prstGeom prst="rect">
                       <a:avLst/>
@@ -11534,13 +11537,14 @@
           </wp:anchor>
         </w:drawing>
       </w:r>
+      <w:bookmarkStart w:id="4" w:name="_GoBack"/>
       <w:r>
         <w:rPr>
           <w:noProof/>
           <w:lang w:eastAsia="ru-RU"/>
         </w:rPr>
         <w:drawing>
-          <wp:anchor distT="0" distB="0" distL="114300" distR="114300" simplePos="0" relativeHeight="251758592" behindDoc="0" locked="0" layoutInCell="1" allowOverlap="1" wp14:anchorId="2F609B85" wp14:editId="283B1762">
+          <wp:anchor distT="0" distB="0" distL="114300" distR="114300" simplePos="0" relativeHeight="251758592" behindDoc="0" locked="0" layoutInCell="1" allowOverlap="1" wp14:anchorId="14D6EB0D" wp14:editId="14041B01">
             <wp:simplePos x="0" y="0"/>
             <wp:positionH relativeFrom="page">
               <wp:posOffset>2687320</wp:posOffset>
@@ -11605,13 +11609,7 @@
           </wp:anchor>
         </w:drawing>
       </w:r>
-    </w:p>
-    <w:p>
-      <w:pPr>
-        <w:rPr>
-          <w:lang w:eastAsia="ru-RU"/>
-        </w:rPr>
-      </w:pPr>
+      <w:bookmarkEnd w:id="4"/>
     </w:p>
     <w:p>
       <w:pPr>
@@ -42010,7 +42008,7 @@
 </file>
 
 <file path=customXml/itemProps1.xml><?xml version="1.0" encoding="utf-8"?>
-<ds:datastoreItem xmlns:ds="http://schemas.openxmlformats.org/officeDocument/2006/customXml" ds:itemID="{6A9D56AC-4335-464A-8466-E2504B98E6AE}">
+<ds:datastoreItem xmlns:ds="http://schemas.openxmlformats.org/officeDocument/2006/customXml" ds:itemID="{8A16E899-5B1B-4179-8D71-194A68DA0889}">
   <ds:schemaRefs>
     <ds:schemaRef ds:uri="http://schemas.openxmlformats.org/officeDocument/2006/bibliography"/>
   </ds:schemaRefs>
